--- a/Document/Baocao.docx
+++ b/Document/Baocao.docx
@@ -236,7 +236,7 @@
         <w:rPr>
           <w:color w:val="000000" w:themeColor="text1"/>
         </w:rPr>
-        <w:t>Dương Hoàng Anh</w:t>
+        <w:t>Lưu Mạnh Kiên</w:t>
       </w:r>
     </w:p>
     <w:p>
@@ -251,7 +251,7 @@
         <w:rPr>
           <w:color w:val="000000" w:themeColor="text1"/>
         </w:rPr>
-        <w:t>Lưu Mạnh Kiên</w:t>
+        <w:t>Dương Hoàng Anh</w:t>
       </w:r>
     </w:p>
     <w:p>
@@ -306,7 +306,7 @@
           <w:color w:val="000000" w:themeColor="text1"/>
         </w:rPr>
       </w:pPr>
-      <w:bookmarkStart w:id="0" w:name="_Toc242887663"/>
+      <w:bookmarkStart w:id="0" w:name="_Toc244244099"/>
       <w:r>
         <w:rPr>
           <w:color w:val="000000" w:themeColor="text1"/>
@@ -329,7 +329,43 @@
         <w:rPr>
           <w:color w:val="000000" w:themeColor="text1"/>
         </w:rPr>
-        <w:t>Trước hết, nhóm sinh viên chúng em xin bày tỏ lòng biết ơn sâu sắc và chân thành nhất tới TS. Phạm Thành Nam, người thầy đã luôn tận tình hướng dẫn, định hướng khoa học và động viên chúng em trong suốt quá trình nghiên cứu và hoàn thiện đề tài. Nhóm sinh viên cũng xin gửi lời cảm ơn trân trọng tới toàn thể các thầy cô giáo thuộc Khoa Kỹ thuật và Công nghệ, Trường Đại học Công nghệ Thông tin và Truyền thông – Đại học Thái Nguyên, những người đã truyền thụ cho chúng em nền tảng kiến thức chuyên môn vững chắc và tạo mọi điều kiện thuận lợi nhất về môi trường học tập, thực hành. Mặc dù nhóm sinh viên đã nỗ lực hết mình, song báo cáo khó tránh khỏi những thiếu sót nhất định; chúng em rất mong nhận được những ý kiến đóng góp quý báu từ quý thầy cô để đề tài được hoàn thiện hơn nữa.</w:t>
+        <w:t xml:space="preserve">Trước hết, nhóm sinh viên chúng em xin </w:t>
+      </w:r>
+      <w:r>
+        <w:rPr>
+          <w:color w:val="000000" w:themeColor="text1"/>
+        </w:rPr>
+        <w:t xml:space="preserve">cảm ơn </w:t>
+      </w:r>
+      <w:r>
+        <w:rPr>
+          <w:color w:val="000000" w:themeColor="text1"/>
+        </w:rPr>
+        <w:t>tới TS. Phạm Thành Nam, người thầy đã luôn tận tình hướng dẫn, định hướng khoa học và động viên chúng em trong suốt quá trình nghiên cứu và hoàn thiện đề tài. Nhóm sinh viên cũng xin gửi lời cảm ơn trân trọng tới các thầy cô giáo thuộc Khoa Kỹ thuật và Công nghệ, Trường Đại học Công nghệ Thông tin và Truyền</w:t>
+      </w:r>
+      <w:r>
+        <w:rPr>
+          <w:color w:val="000000" w:themeColor="text1"/>
+        </w:rPr>
+        <w:t xml:space="preserve"> thông đã dành thời gian đọc đề tài của bọn em. </w:t>
+      </w:r>
+      <w:r>
+        <w:rPr>
+          <w:color w:val="000000" w:themeColor="text1"/>
+        </w:rPr>
+        <w:t>Mặc dù nhóm sinh viên đã nỗ lực hết mình, song báo cáo khó tránh khỏi những thiếu sót nhất định</w:t>
+      </w:r>
+      <w:r>
+        <w:rPr>
+          <w:color w:val="000000" w:themeColor="text1"/>
+        </w:rPr>
+        <w:t xml:space="preserve">, </w:t>
+      </w:r>
+      <w:r>
+        <w:rPr>
+          <w:color w:val="000000" w:themeColor="text1"/>
+        </w:rPr>
+        <w:t>chúng em rất mong nhận được những ý kiến đóng góp quý báu từ quý thầy cô để đề tài được hoàn thiện hơn nữa.</w:t>
       </w:r>
     </w:p>
     <w:p>
@@ -354,7 +390,6 @@
           <w:rFonts w:asciiTheme="minorHAnsi" w:eastAsiaTheme="minorEastAsia" w:hAnsiTheme="minorHAnsi" w:cstheme="minorBidi"/>
           <w:b w:val="0"/>
           <w:bCs w:val="0"/>
-          <w:color w:val="000000" w:themeColor="text1"/>
           <w:kern w:val="2"/>
           <w:sz w:val="24"/>
           <w:szCs w:val="24"/>
@@ -379,59 +414,51 @@
         </w:rPr>
         <w:fldChar w:fldCharType="separate"/>
       </w:r>
-      <w:hyperlink w:anchor="_Toc242887663" w:history="1">
+      <w:hyperlink w:anchor="_Toc244244099" w:history="1">
         <w:r>
           <w:rPr>
             <w:rStyle w:val="Hyperlink"/>
-            <w:color w:val="000000" w:themeColor="text1"/>
           </w:rPr>
           <w:t>LỜI CẢM ƠN</w:t>
         </w:r>
         <w:r>
           <w:rPr>
             <w:webHidden/>
-            <w:color w:val="000000" w:themeColor="text1"/>
           </w:rPr>
           <w:tab/>
         </w:r>
         <w:r>
           <w:rPr>
             <w:webHidden/>
-            <w:color w:val="000000" w:themeColor="text1"/>
           </w:rPr>
           <w:fldChar w:fldCharType="begin"/>
         </w:r>
         <w:r>
           <w:rPr>
             <w:webHidden/>
-            <w:color w:val="000000" w:themeColor="text1"/>
-          </w:rPr>
-          <w:instrText xml:space="preserve"> PAGEREF _Toc242887663 \h </w:instrText>
-        </w:r>
-        <w:r>
-          <w:rPr>
-            <w:webHidden/>
-            <w:color w:val="000000" w:themeColor="text1"/>
-          </w:rPr>
-        </w:r>
-        <w:r>
-          <w:rPr>
-            <w:webHidden/>
-            <w:color w:val="000000" w:themeColor="text1"/>
+          </w:rPr>
+          <w:instrText xml:space="preserve"> PAGEREF _Toc244244099 \h </w:instrText>
+        </w:r>
+        <w:r>
+          <w:rPr>
+            <w:webHidden/>
+          </w:rPr>
+        </w:r>
+        <w:r>
+          <w:rPr>
+            <w:webHidden/>
           </w:rPr>
           <w:fldChar w:fldCharType="separate"/>
         </w:r>
         <w:r>
           <w:rPr>
             <w:webHidden/>
-            <w:color w:val="000000" w:themeColor="text1"/>
           </w:rPr>
           <w:t>2</w:t>
         </w:r>
         <w:r>
           <w:rPr>
             <w:webHidden/>
-            <w:color w:val="000000" w:themeColor="text1"/>
           </w:rPr>
           <w:fldChar w:fldCharType="end"/>
         </w:r>
@@ -444,66 +471,57 @@
           <w:rFonts w:asciiTheme="minorHAnsi" w:eastAsiaTheme="minorEastAsia" w:hAnsiTheme="minorHAnsi" w:cstheme="minorBidi"/>
           <w:b w:val="0"/>
           <w:bCs w:val="0"/>
-          <w:color w:val="000000" w:themeColor="text1"/>
           <w:kern w:val="2"/>
           <w:sz w:val="24"/>
           <w:szCs w:val="24"/>
           <w14:ligatures w14:val="standardContextual"/>
         </w:rPr>
       </w:pPr>
-      <w:hyperlink w:anchor="_Toc242887664" w:history="1">
+      <w:hyperlink w:anchor="_Toc244244100" w:history="1">
         <w:r>
           <w:rPr>
             <w:rStyle w:val="Hyperlink"/>
-            <w:color w:val="000000" w:themeColor="text1"/>
           </w:rPr>
           <w:t>DANH MỤC HÌNH ẢNH, BẢNG BIỂU VÀ TỪ VIẾT TẮT</w:t>
         </w:r>
         <w:r>
           <w:rPr>
             <w:webHidden/>
-            <w:color w:val="000000" w:themeColor="text1"/>
           </w:rPr>
           <w:tab/>
         </w:r>
         <w:r>
           <w:rPr>
             <w:webHidden/>
-            <w:color w:val="000000" w:themeColor="text1"/>
           </w:rPr>
           <w:fldChar w:fldCharType="begin"/>
         </w:r>
         <w:r>
           <w:rPr>
             <w:webHidden/>
-            <w:color w:val="000000" w:themeColor="text1"/>
-          </w:rPr>
-          <w:instrText xml:space="preserve"> PAGEREF _Toc242887664 \h </w:instrText>
-        </w:r>
-        <w:r>
-          <w:rPr>
-            <w:webHidden/>
-            <w:color w:val="000000" w:themeColor="text1"/>
-          </w:rPr>
-        </w:r>
-        <w:r>
-          <w:rPr>
-            <w:webHidden/>
-            <w:color w:val="000000" w:themeColor="text1"/>
+          </w:rPr>
+          <w:instrText xml:space="preserve"> PAGEREF _Toc244244100 \h </w:instrText>
+        </w:r>
+        <w:r>
+          <w:rPr>
+            <w:webHidden/>
+          </w:rPr>
+        </w:r>
+        <w:r>
+          <w:rPr>
+            <w:webHidden/>
           </w:rPr>
           <w:fldChar w:fldCharType="separate"/>
         </w:r>
         <w:r>
           <w:rPr>
             <w:webHidden/>
-            <w:color w:val="000000" w:themeColor="text1"/>
           </w:rPr>
           <w:t>6</w:t>
         </w:r>
         <w:r>
           <w:rPr>
             <w:webHidden/>
-            <w:color w:val="000000" w:themeColor="text1"/>
           </w:rPr>
           <w:fldChar w:fldCharType="end"/>
         </w:r>
@@ -518,19 +536,17 @@
         <w:rPr>
           <w:rFonts w:asciiTheme="minorHAnsi" w:eastAsiaTheme="minorEastAsia" w:hAnsiTheme="minorHAnsi" w:cstheme="minorBidi"/>
           <w:noProof/>
-          <w:color w:val="000000" w:themeColor="text1"/>
           <w:kern w:val="2"/>
           <w:sz w:val="24"/>
           <w:szCs w:val="24"/>
           <w14:ligatures w14:val="standardContextual"/>
         </w:rPr>
       </w:pPr>
-      <w:hyperlink w:anchor="_Toc242887665" w:history="1">
+      <w:hyperlink w:anchor="_Toc244244101" w:history="1">
         <w:r>
           <w:rPr>
             <w:rStyle w:val="Hyperlink"/>
             <w:noProof/>
-            <w:color w:val="000000" w:themeColor="text1"/>
           </w:rPr>
           <w:t>Danh mục hình ảnh</w:t>
         </w:r>
@@ -538,7 +554,6 @@
           <w:rPr>
             <w:noProof/>
             <w:webHidden/>
-            <w:color w:val="000000" w:themeColor="text1"/>
           </w:rPr>
           <w:tab/>
         </w:r>
@@ -546,7 +561,6 @@
           <w:rPr>
             <w:noProof/>
             <w:webHidden/>
-            <w:color w:val="000000" w:themeColor="text1"/>
           </w:rPr>
           <w:fldChar w:fldCharType="begin"/>
         </w:r>
@@ -554,22 +568,19 @@
           <w:rPr>
             <w:noProof/>
             <w:webHidden/>
-            <w:color w:val="000000" w:themeColor="text1"/>
-          </w:rPr>
-          <w:instrText xml:space="preserve"> PAGEREF _Toc242887665 \h </w:instrText>
-        </w:r>
-        <w:r>
-          <w:rPr>
-            <w:noProof/>
-            <w:webHidden/>
-            <w:color w:val="000000" w:themeColor="text1"/>
-          </w:rPr>
-        </w:r>
-        <w:r>
-          <w:rPr>
-            <w:noProof/>
-            <w:webHidden/>
-            <w:color w:val="000000" w:themeColor="text1"/>
+          </w:rPr>
+          <w:instrText xml:space="preserve"> PAGEREF _Toc244244101 \h </w:instrText>
+        </w:r>
+        <w:r>
+          <w:rPr>
+            <w:noProof/>
+            <w:webHidden/>
+          </w:rPr>
+        </w:r>
+        <w:r>
+          <w:rPr>
+            <w:noProof/>
+            <w:webHidden/>
           </w:rPr>
           <w:fldChar w:fldCharType="separate"/>
         </w:r>
@@ -577,7 +588,6 @@
           <w:rPr>
             <w:noProof/>
             <w:webHidden/>
-            <w:color w:val="000000" w:themeColor="text1"/>
           </w:rPr>
           <w:t>6</w:t>
         </w:r>
@@ -585,7 +595,6 @@
           <w:rPr>
             <w:noProof/>
             <w:webHidden/>
-            <w:color w:val="000000" w:themeColor="text1"/>
           </w:rPr>
           <w:fldChar w:fldCharType="end"/>
         </w:r>
@@ -600,19 +609,17 @@
         <w:rPr>
           <w:rFonts w:asciiTheme="minorHAnsi" w:eastAsiaTheme="minorEastAsia" w:hAnsiTheme="minorHAnsi" w:cstheme="minorBidi"/>
           <w:noProof/>
-          <w:color w:val="000000" w:themeColor="text1"/>
           <w:kern w:val="2"/>
           <w:sz w:val="24"/>
           <w:szCs w:val="24"/>
           <w14:ligatures w14:val="standardContextual"/>
         </w:rPr>
       </w:pPr>
-      <w:hyperlink w:anchor="_Toc242887666" w:history="1">
+      <w:hyperlink w:anchor="_Toc244244102" w:history="1">
         <w:r>
           <w:rPr>
             <w:rStyle w:val="Hyperlink"/>
             <w:noProof/>
-            <w:color w:val="000000" w:themeColor="text1"/>
           </w:rPr>
           <w:t>Danh mục bảng biểu</w:t>
         </w:r>
@@ -620,7 +627,6 @@
           <w:rPr>
             <w:noProof/>
             <w:webHidden/>
-            <w:color w:val="000000" w:themeColor="text1"/>
           </w:rPr>
           <w:tab/>
         </w:r>
@@ -628,7 +634,6 @@
           <w:rPr>
             <w:noProof/>
             <w:webHidden/>
-            <w:color w:val="000000" w:themeColor="text1"/>
           </w:rPr>
           <w:fldChar w:fldCharType="begin"/>
         </w:r>
@@ -636,22 +641,19 @@
           <w:rPr>
             <w:noProof/>
             <w:webHidden/>
-            <w:color w:val="000000" w:themeColor="text1"/>
-          </w:rPr>
-          <w:instrText xml:space="preserve"> PAGEREF _Toc242887666 \h </w:instrText>
-        </w:r>
-        <w:r>
-          <w:rPr>
-            <w:noProof/>
-            <w:webHidden/>
-            <w:color w:val="000000" w:themeColor="text1"/>
-          </w:rPr>
-        </w:r>
-        <w:r>
-          <w:rPr>
-            <w:noProof/>
-            <w:webHidden/>
-            <w:color w:val="000000" w:themeColor="text1"/>
+          </w:rPr>
+          <w:instrText xml:space="preserve"> PAGEREF _Toc244244102 \h </w:instrText>
+        </w:r>
+        <w:r>
+          <w:rPr>
+            <w:noProof/>
+            <w:webHidden/>
+          </w:rPr>
+        </w:r>
+        <w:r>
+          <w:rPr>
+            <w:noProof/>
+            <w:webHidden/>
           </w:rPr>
           <w:fldChar w:fldCharType="separate"/>
         </w:r>
@@ -659,7 +661,6 @@
           <w:rPr>
             <w:noProof/>
             <w:webHidden/>
-            <w:color w:val="000000" w:themeColor="text1"/>
           </w:rPr>
           <w:t>7</w:t>
         </w:r>
@@ -667,7 +668,6 @@
           <w:rPr>
             <w:noProof/>
             <w:webHidden/>
-            <w:color w:val="000000" w:themeColor="text1"/>
           </w:rPr>
           <w:fldChar w:fldCharType="end"/>
         </w:r>
@@ -682,19 +682,17 @@
         <w:rPr>
           <w:rFonts w:asciiTheme="minorHAnsi" w:eastAsiaTheme="minorEastAsia" w:hAnsiTheme="minorHAnsi" w:cstheme="minorBidi"/>
           <w:noProof/>
-          <w:color w:val="000000" w:themeColor="text1"/>
           <w:kern w:val="2"/>
           <w:sz w:val="24"/>
           <w:szCs w:val="24"/>
           <w14:ligatures w14:val="standardContextual"/>
         </w:rPr>
       </w:pPr>
-      <w:hyperlink w:anchor="_Toc242887667" w:history="1">
+      <w:hyperlink w:anchor="_Toc244244103" w:history="1">
         <w:r>
           <w:rPr>
             <w:rStyle w:val="Hyperlink"/>
             <w:noProof/>
-            <w:color w:val="000000" w:themeColor="text1"/>
           </w:rPr>
           <w:t>Danh mục từ viết tắt</w:t>
         </w:r>
@@ -702,7 +700,6 @@
           <w:rPr>
             <w:noProof/>
             <w:webHidden/>
-            <w:color w:val="000000" w:themeColor="text1"/>
           </w:rPr>
           <w:tab/>
         </w:r>
@@ -710,7 +707,6 @@
           <w:rPr>
             <w:noProof/>
             <w:webHidden/>
-            <w:color w:val="000000" w:themeColor="text1"/>
           </w:rPr>
           <w:fldChar w:fldCharType="begin"/>
         </w:r>
@@ -718,22 +714,19 @@
           <w:rPr>
             <w:noProof/>
             <w:webHidden/>
-            <w:color w:val="000000" w:themeColor="text1"/>
-          </w:rPr>
-          <w:instrText xml:space="preserve"> PAGEREF _Toc242887667 \h </w:instrText>
-        </w:r>
-        <w:r>
-          <w:rPr>
-            <w:noProof/>
-            <w:webHidden/>
-            <w:color w:val="000000" w:themeColor="text1"/>
-          </w:rPr>
-        </w:r>
-        <w:r>
-          <w:rPr>
-            <w:noProof/>
-            <w:webHidden/>
-            <w:color w:val="000000" w:themeColor="text1"/>
+          </w:rPr>
+          <w:instrText xml:space="preserve"> PAGEREF _Toc244244103 \h </w:instrText>
+        </w:r>
+        <w:r>
+          <w:rPr>
+            <w:noProof/>
+            <w:webHidden/>
+          </w:rPr>
+        </w:r>
+        <w:r>
+          <w:rPr>
+            <w:noProof/>
+            <w:webHidden/>
           </w:rPr>
           <w:fldChar w:fldCharType="separate"/>
         </w:r>
@@ -741,15 +734,13 @@
           <w:rPr>
             <w:noProof/>
             <w:webHidden/>
-            <w:color w:val="000000" w:themeColor="text1"/>
-          </w:rPr>
-          <w:t>8</w:t>
-        </w:r>
-        <w:r>
-          <w:rPr>
-            <w:noProof/>
-            <w:webHidden/>
-            <w:color w:val="000000" w:themeColor="text1"/>
+          </w:rPr>
+          <w:t>9</w:t>
+        </w:r>
+        <w:r>
+          <w:rPr>
+            <w:noProof/>
+            <w:webHidden/>
           </w:rPr>
           <w:fldChar w:fldCharType="end"/>
         </w:r>
@@ -762,66 +753,57 @@
           <w:rFonts w:asciiTheme="minorHAnsi" w:eastAsiaTheme="minorEastAsia" w:hAnsiTheme="minorHAnsi" w:cstheme="minorBidi"/>
           <w:b w:val="0"/>
           <w:bCs w:val="0"/>
-          <w:color w:val="000000" w:themeColor="text1"/>
           <w:kern w:val="2"/>
           <w:sz w:val="24"/>
           <w:szCs w:val="24"/>
           <w14:ligatures w14:val="standardContextual"/>
         </w:rPr>
       </w:pPr>
-      <w:hyperlink w:anchor="_Toc242887668" w:history="1">
+      <w:hyperlink w:anchor="_Toc244244104" w:history="1">
         <w:r>
           <w:rPr>
             <w:rStyle w:val="Hyperlink"/>
-            <w:color w:val="000000" w:themeColor="text1"/>
           </w:rPr>
           <w:t>LỜI MỞ ĐẦU</w:t>
         </w:r>
         <w:r>
           <w:rPr>
             <w:webHidden/>
-            <w:color w:val="000000" w:themeColor="text1"/>
           </w:rPr>
           <w:tab/>
         </w:r>
         <w:r>
           <w:rPr>
             <w:webHidden/>
-            <w:color w:val="000000" w:themeColor="text1"/>
           </w:rPr>
           <w:fldChar w:fldCharType="begin"/>
         </w:r>
         <w:r>
           <w:rPr>
             <w:webHidden/>
-            <w:color w:val="000000" w:themeColor="text1"/>
-          </w:rPr>
-          <w:instrText xml:space="preserve"> PAGEREF _Toc242887668 \h </w:instrText>
-        </w:r>
-        <w:r>
-          <w:rPr>
-            <w:webHidden/>
-            <w:color w:val="000000" w:themeColor="text1"/>
-          </w:rPr>
-        </w:r>
-        <w:r>
-          <w:rPr>
-            <w:webHidden/>
-            <w:color w:val="000000" w:themeColor="text1"/>
+          </w:rPr>
+          <w:instrText xml:space="preserve"> PAGEREF _Toc244244104 \h </w:instrText>
+        </w:r>
+        <w:r>
+          <w:rPr>
+            <w:webHidden/>
+          </w:rPr>
+        </w:r>
+        <w:r>
+          <w:rPr>
+            <w:webHidden/>
           </w:rPr>
           <w:fldChar w:fldCharType="separate"/>
         </w:r>
         <w:r>
           <w:rPr>
             <w:webHidden/>
-            <w:color w:val="000000" w:themeColor="text1"/>
           </w:rPr>
           <w:t>11</w:t>
         </w:r>
         <w:r>
           <w:rPr>
             <w:webHidden/>
-            <w:color w:val="000000" w:themeColor="text1"/>
           </w:rPr>
           <w:fldChar w:fldCharType="end"/>
         </w:r>
@@ -834,66 +816,57 @@
           <w:rFonts w:asciiTheme="minorHAnsi" w:eastAsiaTheme="minorEastAsia" w:hAnsiTheme="minorHAnsi" w:cstheme="minorBidi"/>
           <w:b w:val="0"/>
           <w:bCs w:val="0"/>
-          <w:color w:val="000000" w:themeColor="text1"/>
           <w:kern w:val="2"/>
           <w:sz w:val="24"/>
           <w:szCs w:val="24"/>
           <w14:ligatures w14:val="standardContextual"/>
         </w:rPr>
       </w:pPr>
-      <w:hyperlink w:anchor="_Toc242887669" w:history="1">
+      <w:hyperlink w:anchor="_Toc244244105" w:history="1">
         <w:r>
           <w:rPr>
             <w:rStyle w:val="Hyperlink"/>
-            <w:color w:val="000000" w:themeColor="text1"/>
           </w:rPr>
           <w:t>CHƯƠNG 1: TỔNG QUAN VÀ TÍNH CẤP THIẾT CỦA ĐỀ TÀI</w:t>
         </w:r>
         <w:r>
           <w:rPr>
             <w:webHidden/>
-            <w:color w:val="000000" w:themeColor="text1"/>
           </w:rPr>
           <w:tab/>
         </w:r>
         <w:r>
           <w:rPr>
             <w:webHidden/>
-            <w:color w:val="000000" w:themeColor="text1"/>
           </w:rPr>
           <w:fldChar w:fldCharType="begin"/>
         </w:r>
         <w:r>
           <w:rPr>
             <w:webHidden/>
-            <w:color w:val="000000" w:themeColor="text1"/>
-          </w:rPr>
-          <w:instrText xml:space="preserve"> PAGEREF _Toc242887669 \h </w:instrText>
-        </w:r>
-        <w:r>
-          <w:rPr>
-            <w:webHidden/>
-            <w:color w:val="000000" w:themeColor="text1"/>
-          </w:rPr>
-        </w:r>
-        <w:r>
-          <w:rPr>
-            <w:webHidden/>
-            <w:color w:val="000000" w:themeColor="text1"/>
+          </w:rPr>
+          <w:instrText xml:space="preserve"> PAGEREF _Toc244244105 \h </w:instrText>
+        </w:r>
+        <w:r>
+          <w:rPr>
+            <w:webHidden/>
+          </w:rPr>
+        </w:r>
+        <w:r>
+          <w:rPr>
+            <w:webHidden/>
           </w:rPr>
           <w:fldChar w:fldCharType="separate"/>
         </w:r>
         <w:r>
           <w:rPr>
             <w:webHidden/>
-            <w:color w:val="000000" w:themeColor="text1"/>
           </w:rPr>
           <w:t>13</w:t>
         </w:r>
         <w:r>
           <w:rPr>
             <w:webHidden/>
-            <w:color w:val="000000" w:themeColor="text1"/>
           </w:rPr>
           <w:fldChar w:fldCharType="end"/>
         </w:r>
@@ -908,19 +881,17 @@
         <w:rPr>
           <w:rFonts w:asciiTheme="minorHAnsi" w:eastAsiaTheme="minorEastAsia" w:hAnsiTheme="minorHAnsi" w:cstheme="minorBidi"/>
           <w:noProof/>
-          <w:color w:val="000000" w:themeColor="text1"/>
           <w:kern w:val="2"/>
           <w:sz w:val="24"/>
           <w:szCs w:val="24"/>
           <w14:ligatures w14:val="standardContextual"/>
         </w:rPr>
       </w:pPr>
-      <w:hyperlink w:anchor="_Toc242887670" w:history="1">
+      <w:hyperlink w:anchor="_Toc244244106" w:history="1">
         <w:r>
           <w:rPr>
             <w:rStyle w:val="Hyperlink"/>
             <w:noProof/>
-            <w:color w:val="000000" w:themeColor="text1"/>
           </w:rPr>
           <w:t>1.1. Bối cảnh thực tế và tính cấp thiết của đề tài</w:t>
         </w:r>
@@ -928,7 +899,6 @@
           <w:rPr>
             <w:noProof/>
             <w:webHidden/>
-            <w:color w:val="000000" w:themeColor="text1"/>
           </w:rPr>
           <w:tab/>
         </w:r>
@@ -936,7 +906,6 @@
           <w:rPr>
             <w:noProof/>
             <w:webHidden/>
-            <w:color w:val="000000" w:themeColor="text1"/>
           </w:rPr>
           <w:fldChar w:fldCharType="begin"/>
         </w:r>
@@ -944,22 +913,19 @@
           <w:rPr>
             <w:noProof/>
             <w:webHidden/>
-            <w:color w:val="000000" w:themeColor="text1"/>
-          </w:rPr>
-          <w:instrText xml:space="preserve"> PAGEREF _Toc242887670 \h </w:instrText>
-        </w:r>
-        <w:r>
-          <w:rPr>
-            <w:noProof/>
-            <w:webHidden/>
-            <w:color w:val="000000" w:themeColor="text1"/>
-          </w:rPr>
-        </w:r>
-        <w:r>
-          <w:rPr>
-            <w:noProof/>
-            <w:webHidden/>
-            <w:color w:val="000000" w:themeColor="text1"/>
+          </w:rPr>
+          <w:instrText xml:space="preserve"> PAGEREF _Toc244244106 \h </w:instrText>
+        </w:r>
+        <w:r>
+          <w:rPr>
+            <w:noProof/>
+            <w:webHidden/>
+          </w:rPr>
+        </w:r>
+        <w:r>
+          <w:rPr>
+            <w:noProof/>
+            <w:webHidden/>
           </w:rPr>
           <w:fldChar w:fldCharType="separate"/>
         </w:r>
@@ -967,7 +933,6 @@
           <w:rPr>
             <w:noProof/>
             <w:webHidden/>
-            <w:color w:val="000000" w:themeColor="text1"/>
           </w:rPr>
           <w:t>13</w:t>
         </w:r>
@@ -975,7 +940,6 @@
           <w:rPr>
             <w:noProof/>
             <w:webHidden/>
-            <w:color w:val="000000" w:themeColor="text1"/>
           </w:rPr>
           <w:fldChar w:fldCharType="end"/>
         </w:r>
@@ -990,19 +954,17 @@
         <w:rPr>
           <w:rFonts w:asciiTheme="minorHAnsi" w:eastAsiaTheme="minorEastAsia" w:hAnsiTheme="minorHAnsi" w:cstheme="minorBidi"/>
           <w:noProof/>
-          <w:color w:val="000000" w:themeColor="text1"/>
           <w:kern w:val="2"/>
           <w:sz w:val="24"/>
           <w:szCs w:val="24"/>
           <w14:ligatures w14:val="standardContextual"/>
         </w:rPr>
       </w:pPr>
-      <w:hyperlink w:anchor="_Toc242887671" w:history="1">
+      <w:hyperlink w:anchor="_Toc244244107" w:history="1">
         <w:r>
           <w:rPr>
             <w:rStyle w:val="Hyperlink"/>
             <w:noProof/>
-            <w:color w:val="000000" w:themeColor="text1"/>
           </w:rPr>
           <w:t>1.2. Thiệt hại gây ra đối với các phương tiện do ngập úng tầng hầm</w:t>
         </w:r>
@@ -1010,7 +972,6 @@
           <w:rPr>
             <w:noProof/>
             <w:webHidden/>
-            <w:color w:val="000000" w:themeColor="text1"/>
           </w:rPr>
           <w:tab/>
         </w:r>
@@ -1018,7 +979,6 @@
           <w:rPr>
             <w:noProof/>
             <w:webHidden/>
-            <w:color w:val="000000" w:themeColor="text1"/>
           </w:rPr>
           <w:fldChar w:fldCharType="begin"/>
         </w:r>
@@ -1026,22 +986,19 @@
           <w:rPr>
             <w:noProof/>
             <w:webHidden/>
-            <w:color w:val="000000" w:themeColor="text1"/>
-          </w:rPr>
-          <w:instrText xml:space="preserve"> PAGEREF _Toc242887671 \h </w:instrText>
-        </w:r>
-        <w:r>
-          <w:rPr>
-            <w:noProof/>
-            <w:webHidden/>
-            <w:color w:val="000000" w:themeColor="text1"/>
-          </w:rPr>
-        </w:r>
-        <w:r>
-          <w:rPr>
-            <w:noProof/>
-            <w:webHidden/>
-            <w:color w:val="000000" w:themeColor="text1"/>
+          </w:rPr>
+          <w:instrText xml:space="preserve"> PAGEREF _Toc244244107 \h </w:instrText>
+        </w:r>
+        <w:r>
+          <w:rPr>
+            <w:noProof/>
+            <w:webHidden/>
+          </w:rPr>
+        </w:r>
+        <w:r>
+          <w:rPr>
+            <w:noProof/>
+            <w:webHidden/>
           </w:rPr>
           <w:fldChar w:fldCharType="separate"/>
         </w:r>
@@ -1049,7 +1006,6 @@
           <w:rPr>
             <w:noProof/>
             <w:webHidden/>
-            <w:color w:val="000000" w:themeColor="text1"/>
           </w:rPr>
           <w:t>14</w:t>
         </w:r>
@@ -1057,7 +1013,6 @@
           <w:rPr>
             <w:noProof/>
             <w:webHidden/>
-            <w:color w:val="000000" w:themeColor="text1"/>
           </w:rPr>
           <w:fldChar w:fldCharType="end"/>
         </w:r>
@@ -1072,19 +1027,17 @@
         <w:rPr>
           <w:rFonts w:asciiTheme="minorHAnsi" w:eastAsiaTheme="minorEastAsia" w:hAnsiTheme="minorHAnsi" w:cstheme="minorBidi"/>
           <w:noProof/>
-          <w:color w:val="000000" w:themeColor="text1"/>
           <w:kern w:val="2"/>
           <w:sz w:val="24"/>
           <w:szCs w:val="24"/>
           <w14:ligatures w14:val="standardContextual"/>
         </w:rPr>
       </w:pPr>
-      <w:hyperlink w:anchor="_Toc242887672" w:history="1">
+      <w:hyperlink w:anchor="_Toc244244108" w:history="1">
         <w:r>
           <w:rPr>
             <w:rStyle w:val="Hyperlink"/>
             <w:noProof/>
-            <w:color w:val="000000" w:themeColor="text1"/>
           </w:rPr>
           <w:t>1.3. Tê liệt hạ tầng kỹ thuật cơ điện công trình</w:t>
         </w:r>
@@ -1092,7 +1045,6 @@
           <w:rPr>
             <w:noProof/>
             <w:webHidden/>
-            <w:color w:val="000000" w:themeColor="text1"/>
           </w:rPr>
           <w:tab/>
         </w:r>
@@ -1100,7 +1052,6 @@
           <w:rPr>
             <w:noProof/>
             <w:webHidden/>
-            <w:color w:val="000000" w:themeColor="text1"/>
           </w:rPr>
           <w:fldChar w:fldCharType="begin"/>
         </w:r>
@@ -1108,22 +1059,19 @@
           <w:rPr>
             <w:noProof/>
             <w:webHidden/>
-            <w:color w:val="000000" w:themeColor="text1"/>
-          </w:rPr>
-          <w:instrText xml:space="preserve"> PAGEREF _Toc242887672 \h </w:instrText>
-        </w:r>
-        <w:r>
-          <w:rPr>
-            <w:noProof/>
-            <w:webHidden/>
-            <w:color w:val="000000" w:themeColor="text1"/>
-          </w:rPr>
-        </w:r>
-        <w:r>
-          <w:rPr>
-            <w:noProof/>
-            <w:webHidden/>
-            <w:color w:val="000000" w:themeColor="text1"/>
+          </w:rPr>
+          <w:instrText xml:space="preserve"> PAGEREF _Toc244244108 \h </w:instrText>
+        </w:r>
+        <w:r>
+          <w:rPr>
+            <w:noProof/>
+            <w:webHidden/>
+          </w:rPr>
+        </w:r>
+        <w:r>
+          <w:rPr>
+            <w:noProof/>
+            <w:webHidden/>
           </w:rPr>
           <w:fldChar w:fldCharType="separate"/>
         </w:r>
@@ -1131,7 +1079,6 @@
           <w:rPr>
             <w:noProof/>
             <w:webHidden/>
-            <w:color w:val="000000" w:themeColor="text1"/>
           </w:rPr>
           <w:t>15</w:t>
         </w:r>
@@ -1139,7 +1086,6 @@
           <w:rPr>
             <w:noProof/>
             <w:webHidden/>
-            <w:color w:val="000000" w:themeColor="text1"/>
           </w:rPr>
           <w:fldChar w:fldCharType="end"/>
         </w:r>
@@ -1154,19 +1100,17 @@
         <w:rPr>
           <w:rFonts w:asciiTheme="minorHAnsi" w:eastAsiaTheme="minorEastAsia" w:hAnsiTheme="minorHAnsi" w:cstheme="minorBidi"/>
           <w:noProof/>
-          <w:color w:val="000000" w:themeColor="text1"/>
           <w:kern w:val="2"/>
           <w:sz w:val="24"/>
           <w:szCs w:val="24"/>
           <w14:ligatures w14:val="standardContextual"/>
         </w:rPr>
       </w:pPr>
-      <w:hyperlink w:anchor="_Toc242887673" w:history="1">
+      <w:hyperlink w:anchor="_Toc244244109" w:history="1">
         <w:r>
           <w:rPr>
             <w:rStyle w:val="Hyperlink"/>
             <w:noProof/>
-            <w:color w:val="000000" w:themeColor="text1"/>
           </w:rPr>
           <w:t>1.4. Đánh giá các giải pháp giám sát và thoát nước truyền thống hiện nay</w:t>
         </w:r>
@@ -1174,7 +1118,6 @@
           <w:rPr>
             <w:noProof/>
             <w:webHidden/>
-            <w:color w:val="000000" w:themeColor="text1"/>
           </w:rPr>
           <w:tab/>
         </w:r>
@@ -1182,7 +1125,6 @@
           <w:rPr>
             <w:noProof/>
             <w:webHidden/>
-            <w:color w:val="000000" w:themeColor="text1"/>
           </w:rPr>
           <w:fldChar w:fldCharType="begin"/>
         </w:r>
@@ -1190,22 +1132,19 @@
           <w:rPr>
             <w:noProof/>
             <w:webHidden/>
-            <w:color w:val="000000" w:themeColor="text1"/>
-          </w:rPr>
-          <w:instrText xml:space="preserve"> PAGEREF _Toc242887673 \h </w:instrText>
-        </w:r>
-        <w:r>
-          <w:rPr>
-            <w:noProof/>
-            <w:webHidden/>
-            <w:color w:val="000000" w:themeColor="text1"/>
-          </w:rPr>
-        </w:r>
-        <w:r>
-          <w:rPr>
-            <w:noProof/>
-            <w:webHidden/>
-            <w:color w:val="000000" w:themeColor="text1"/>
+          </w:rPr>
+          <w:instrText xml:space="preserve"> PAGEREF _Toc244244109 \h </w:instrText>
+        </w:r>
+        <w:r>
+          <w:rPr>
+            <w:noProof/>
+            <w:webHidden/>
+          </w:rPr>
+        </w:r>
+        <w:r>
+          <w:rPr>
+            <w:noProof/>
+            <w:webHidden/>
           </w:rPr>
           <w:fldChar w:fldCharType="separate"/>
         </w:r>
@@ -1213,7 +1152,6 @@
           <w:rPr>
             <w:noProof/>
             <w:webHidden/>
-            <w:color w:val="000000" w:themeColor="text1"/>
           </w:rPr>
           <w:t>16</w:t>
         </w:r>
@@ -1221,7 +1159,6 @@
           <w:rPr>
             <w:noProof/>
             <w:webHidden/>
-            <w:color w:val="000000" w:themeColor="text1"/>
           </w:rPr>
           <w:fldChar w:fldCharType="end"/>
         </w:r>
@@ -1234,66 +1171,57 @@
           <w:rFonts w:asciiTheme="minorHAnsi" w:eastAsiaTheme="minorEastAsia" w:hAnsiTheme="minorHAnsi" w:cstheme="minorBidi"/>
           <w:b w:val="0"/>
           <w:bCs w:val="0"/>
-          <w:color w:val="000000" w:themeColor="text1"/>
           <w:kern w:val="2"/>
           <w:sz w:val="24"/>
           <w:szCs w:val="24"/>
           <w14:ligatures w14:val="standardContextual"/>
         </w:rPr>
       </w:pPr>
-      <w:hyperlink w:anchor="_Toc242887674" w:history="1">
+      <w:hyperlink w:anchor="_Toc244244110" w:history="1">
         <w:r>
           <w:rPr>
             <w:rStyle w:val="Hyperlink"/>
-            <w:color w:val="000000" w:themeColor="text1"/>
           </w:rPr>
           <w:t>CHƯƠNG 2: CƠ SỞ LÝ THUYẾT VÀ LỰA CHỌN CÔNG NGHỆ</w:t>
         </w:r>
         <w:r>
           <w:rPr>
             <w:webHidden/>
-            <w:color w:val="000000" w:themeColor="text1"/>
           </w:rPr>
           <w:tab/>
         </w:r>
         <w:r>
           <w:rPr>
             <w:webHidden/>
-            <w:color w:val="000000" w:themeColor="text1"/>
           </w:rPr>
           <w:fldChar w:fldCharType="begin"/>
         </w:r>
         <w:r>
           <w:rPr>
             <w:webHidden/>
-            <w:color w:val="000000" w:themeColor="text1"/>
-          </w:rPr>
-          <w:instrText xml:space="preserve"> PAGEREF _Toc242887674 \h </w:instrText>
-        </w:r>
-        <w:r>
-          <w:rPr>
-            <w:webHidden/>
-            <w:color w:val="000000" w:themeColor="text1"/>
-          </w:rPr>
-        </w:r>
-        <w:r>
-          <w:rPr>
-            <w:webHidden/>
-            <w:color w:val="000000" w:themeColor="text1"/>
+          </w:rPr>
+          <w:instrText xml:space="preserve"> PAGEREF _Toc244244110 \h </w:instrText>
+        </w:r>
+        <w:r>
+          <w:rPr>
+            <w:webHidden/>
+          </w:rPr>
+        </w:r>
+        <w:r>
+          <w:rPr>
+            <w:webHidden/>
           </w:rPr>
           <w:fldChar w:fldCharType="separate"/>
         </w:r>
         <w:r>
           <w:rPr>
             <w:webHidden/>
-            <w:color w:val="000000" w:themeColor="text1"/>
           </w:rPr>
           <w:t>18</w:t>
         </w:r>
         <w:r>
           <w:rPr>
             <w:webHidden/>
-            <w:color w:val="000000" w:themeColor="text1"/>
           </w:rPr>
           <w:fldChar w:fldCharType="end"/>
         </w:r>
@@ -1308,19 +1236,17 @@
         <w:rPr>
           <w:rFonts w:asciiTheme="minorHAnsi" w:eastAsiaTheme="minorEastAsia" w:hAnsiTheme="minorHAnsi" w:cstheme="minorBidi"/>
           <w:noProof/>
-          <w:color w:val="000000" w:themeColor="text1"/>
           <w:kern w:val="2"/>
           <w:sz w:val="24"/>
           <w:szCs w:val="24"/>
           <w14:ligatures w14:val="standardContextual"/>
         </w:rPr>
       </w:pPr>
-      <w:hyperlink w:anchor="_Toc242887675" w:history="1">
+      <w:hyperlink w:anchor="_Toc244244111" w:history="1">
         <w:r>
           <w:rPr>
             <w:rStyle w:val="Hyperlink"/>
             <w:noProof/>
-            <w:color w:val="000000" w:themeColor="text1"/>
           </w:rPr>
           <w:t>2.1. Cơ sở lý thuyết về kiến trúc IoT trong giám sát môi trường</w:t>
         </w:r>
@@ -1328,7 +1254,6 @@
           <w:rPr>
             <w:noProof/>
             <w:webHidden/>
-            <w:color w:val="000000" w:themeColor="text1"/>
           </w:rPr>
           <w:tab/>
         </w:r>
@@ -1336,7 +1261,6 @@
           <w:rPr>
             <w:noProof/>
             <w:webHidden/>
-            <w:color w:val="000000" w:themeColor="text1"/>
           </w:rPr>
           <w:fldChar w:fldCharType="begin"/>
         </w:r>
@@ -1344,22 +1268,19 @@
           <w:rPr>
             <w:noProof/>
             <w:webHidden/>
-            <w:color w:val="000000" w:themeColor="text1"/>
-          </w:rPr>
-          <w:instrText xml:space="preserve"> PAGEREF _Toc242887675 \h </w:instrText>
-        </w:r>
-        <w:r>
-          <w:rPr>
-            <w:noProof/>
-            <w:webHidden/>
-            <w:color w:val="000000" w:themeColor="text1"/>
-          </w:rPr>
-        </w:r>
-        <w:r>
-          <w:rPr>
-            <w:noProof/>
-            <w:webHidden/>
-            <w:color w:val="000000" w:themeColor="text1"/>
+          </w:rPr>
+          <w:instrText xml:space="preserve"> PAGEREF _Toc244244111 \h </w:instrText>
+        </w:r>
+        <w:r>
+          <w:rPr>
+            <w:noProof/>
+            <w:webHidden/>
+          </w:rPr>
+        </w:r>
+        <w:r>
+          <w:rPr>
+            <w:noProof/>
+            <w:webHidden/>
           </w:rPr>
           <w:fldChar w:fldCharType="separate"/>
         </w:r>
@@ -1367,7 +1288,6 @@
           <w:rPr>
             <w:noProof/>
             <w:webHidden/>
-            <w:color w:val="000000" w:themeColor="text1"/>
           </w:rPr>
           <w:t>18</w:t>
         </w:r>
@@ -1375,7 +1295,6 @@
           <w:rPr>
             <w:noProof/>
             <w:webHidden/>
-            <w:color w:val="000000" w:themeColor="text1"/>
           </w:rPr>
           <w:fldChar w:fldCharType="end"/>
         </w:r>
@@ -1390,19 +1309,17 @@
         <w:rPr>
           <w:rFonts w:asciiTheme="minorHAnsi" w:eastAsiaTheme="minorEastAsia" w:hAnsiTheme="minorHAnsi" w:cstheme="minorBidi"/>
           <w:noProof/>
-          <w:color w:val="000000" w:themeColor="text1"/>
           <w:kern w:val="2"/>
           <w:sz w:val="24"/>
           <w:szCs w:val="24"/>
           <w14:ligatures w14:val="standardContextual"/>
         </w:rPr>
       </w:pPr>
-      <w:hyperlink w:anchor="_Toc242887676" w:history="1">
+      <w:hyperlink w:anchor="_Toc244244112" w:history="1">
         <w:r>
           <w:rPr>
             <w:rStyle w:val="Hyperlink"/>
             <w:noProof/>
-            <w:color w:val="000000" w:themeColor="text1"/>
           </w:rPr>
           <w:t>2.2. Khảo sát, đánh giá và lựa chọn vi điều khiển trung tâm</w:t>
         </w:r>
@@ -1410,7 +1327,6 @@
           <w:rPr>
             <w:noProof/>
             <w:webHidden/>
-            <w:color w:val="000000" w:themeColor="text1"/>
           </w:rPr>
           <w:tab/>
         </w:r>
@@ -1418,7 +1334,6 @@
           <w:rPr>
             <w:noProof/>
             <w:webHidden/>
-            <w:color w:val="000000" w:themeColor="text1"/>
           </w:rPr>
           <w:fldChar w:fldCharType="begin"/>
         </w:r>
@@ -1426,22 +1341,19 @@
           <w:rPr>
             <w:noProof/>
             <w:webHidden/>
-            <w:color w:val="000000" w:themeColor="text1"/>
-          </w:rPr>
-          <w:instrText xml:space="preserve"> PAGEREF _Toc242887676 \h </w:instrText>
-        </w:r>
-        <w:r>
-          <w:rPr>
-            <w:noProof/>
-            <w:webHidden/>
-            <w:color w:val="000000" w:themeColor="text1"/>
-          </w:rPr>
-        </w:r>
-        <w:r>
-          <w:rPr>
-            <w:noProof/>
-            <w:webHidden/>
-            <w:color w:val="000000" w:themeColor="text1"/>
+          </w:rPr>
+          <w:instrText xml:space="preserve"> PAGEREF _Toc244244112 \h </w:instrText>
+        </w:r>
+        <w:r>
+          <w:rPr>
+            <w:noProof/>
+            <w:webHidden/>
+          </w:rPr>
+        </w:r>
+        <w:r>
+          <w:rPr>
+            <w:noProof/>
+            <w:webHidden/>
           </w:rPr>
           <w:fldChar w:fldCharType="separate"/>
         </w:r>
@@ -1449,7 +1361,6 @@
           <w:rPr>
             <w:noProof/>
             <w:webHidden/>
-            <w:color w:val="000000" w:themeColor="text1"/>
           </w:rPr>
           <w:t>22</w:t>
         </w:r>
@@ -1457,7 +1368,6 @@
           <w:rPr>
             <w:noProof/>
             <w:webHidden/>
-            <w:color w:val="000000" w:themeColor="text1"/>
           </w:rPr>
           <w:fldChar w:fldCharType="end"/>
         </w:r>
@@ -1472,19 +1382,17 @@
         <w:rPr>
           <w:rFonts w:asciiTheme="minorHAnsi" w:eastAsiaTheme="minorEastAsia" w:hAnsiTheme="minorHAnsi" w:cstheme="minorBidi"/>
           <w:noProof/>
-          <w:color w:val="000000" w:themeColor="text1"/>
           <w:kern w:val="2"/>
           <w:sz w:val="24"/>
           <w:szCs w:val="24"/>
           <w14:ligatures w14:val="standardContextual"/>
         </w:rPr>
       </w:pPr>
-      <w:hyperlink w:anchor="_Toc242887677" w:history="1">
+      <w:hyperlink w:anchor="_Toc244244113" w:history="1">
         <w:r>
           <w:rPr>
             <w:rStyle w:val="Hyperlink"/>
             <w:noProof/>
-            <w:color w:val="000000" w:themeColor="text1"/>
           </w:rPr>
           <w:t>2.3. Khảo sát, đánh giá và lựa chọn cảm biến đo mực nước</w:t>
         </w:r>
@@ -1492,7 +1400,6 @@
           <w:rPr>
             <w:noProof/>
             <w:webHidden/>
-            <w:color w:val="000000" w:themeColor="text1"/>
           </w:rPr>
           <w:tab/>
         </w:r>
@@ -1500,7 +1407,6 @@
           <w:rPr>
             <w:noProof/>
             <w:webHidden/>
-            <w:color w:val="000000" w:themeColor="text1"/>
           </w:rPr>
           <w:fldChar w:fldCharType="begin"/>
         </w:r>
@@ -1508,22 +1414,19 @@
           <w:rPr>
             <w:noProof/>
             <w:webHidden/>
-            <w:color w:val="000000" w:themeColor="text1"/>
-          </w:rPr>
-          <w:instrText xml:space="preserve"> PAGEREF _Toc242887677 \h </w:instrText>
-        </w:r>
-        <w:r>
-          <w:rPr>
-            <w:noProof/>
-            <w:webHidden/>
-            <w:color w:val="000000" w:themeColor="text1"/>
-          </w:rPr>
-        </w:r>
-        <w:r>
-          <w:rPr>
-            <w:noProof/>
-            <w:webHidden/>
-            <w:color w:val="000000" w:themeColor="text1"/>
+          </w:rPr>
+          <w:instrText xml:space="preserve"> PAGEREF _Toc244244113 \h </w:instrText>
+        </w:r>
+        <w:r>
+          <w:rPr>
+            <w:noProof/>
+            <w:webHidden/>
+          </w:rPr>
+        </w:r>
+        <w:r>
+          <w:rPr>
+            <w:noProof/>
+            <w:webHidden/>
           </w:rPr>
           <w:fldChar w:fldCharType="separate"/>
         </w:r>
@@ -1531,7 +1434,6 @@
           <w:rPr>
             <w:noProof/>
             <w:webHidden/>
-            <w:color w:val="000000" w:themeColor="text1"/>
           </w:rPr>
           <w:t>24</w:t>
         </w:r>
@@ -1539,7 +1441,6 @@
           <w:rPr>
             <w:noProof/>
             <w:webHidden/>
-            <w:color w:val="000000" w:themeColor="text1"/>
           </w:rPr>
           <w:fldChar w:fldCharType="end"/>
         </w:r>
@@ -1554,19 +1455,17 @@
         <w:rPr>
           <w:rFonts w:asciiTheme="minorHAnsi" w:eastAsiaTheme="minorEastAsia" w:hAnsiTheme="minorHAnsi" w:cstheme="minorBidi"/>
           <w:noProof/>
-          <w:color w:val="000000" w:themeColor="text1"/>
           <w:kern w:val="2"/>
           <w:sz w:val="24"/>
           <w:szCs w:val="24"/>
           <w14:ligatures w14:val="standardContextual"/>
         </w:rPr>
       </w:pPr>
-      <w:hyperlink w:anchor="_Toc242887678" w:history="1">
+      <w:hyperlink w:anchor="_Toc244244114" w:history="1">
         <w:r>
           <w:rPr>
             <w:rStyle w:val="Hyperlink"/>
             <w:noProof/>
-            <w:color w:val="000000" w:themeColor="text1"/>
           </w:rPr>
           <w:t>2.4. Khảo sát, đánh giá và lựa chọn nền tảng đám mây</w:t>
         </w:r>
@@ -1574,7 +1473,6 @@
           <w:rPr>
             <w:noProof/>
             <w:webHidden/>
-            <w:color w:val="000000" w:themeColor="text1"/>
           </w:rPr>
           <w:tab/>
         </w:r>
@@ -1582,7 +1480,6 @@
           <w:rPr>
             <w:noProof/>
             <w:webHidden/>
-            <w:color w:val="000000" w:themeColor="text1"/>
           </w:rPr>
           <w:fldChar w:fldCharType="begin"/>
         </w:r>
@@ -1590,22 +1487,19 @@
           <w:rPr>
             <w:noProof/>
             <w:webHidden/>
-            <w:color w:val="000000" w:themeColor="text1"/>
-          </w:rPr>
-          <w:instrText xml:space="preserve"> PAGEREF _Toc242887678 \h </w:instrText>
-        </w:r>
-        <w:r>
-          <w:rPr>
-            <w:noProof/>
-            <w:webHidden/>
-            <w:color w:val="000000" w:themeColor="text1"/>
-          </w:rPr>
-        </w:r>
-        <w:r>
-          <w:rPr>
-            <w:noProof/>
-            <w:webHidden/>
-            <w:color w:val="000000" w:themeColor="text1"/>
+          </w:rPr>
+          <w:instrText xml:space="preserve"> PAGEREF _Toc244244114 \h </w:instrText>
+        </w:r>
+        <w:r>
+          <w:rPr>
+            <w:noProof/>
+            <w:webHidden/>
+          </w:rPr>
+        </w:r>
+        <w:r>
+          <w:rPr>
+            <w:noProof/>
+            <w:webHidden/>
           </w:rPr>
           <w:fldChar w:fldCharType="separate"/>
         </w:r>
@@ -1613,7 +1507,6 @@
           <w:rPr>
             <w:noProof/>
             <w:webHidden/>
-            <w:color w:val="000000" w:themeColor="text1"/>
           </w:rPr>
           <w:t>27</w:t>
         </w:r>
@@ -1621,7 +1514,6 @@
           <w:rPr>
             <w:noProof/>
             <w:webHidden/>
-            <w:color w:val="000000" w:themeColor="text1"/>
           </w:rPr>
           <w:fldChar w:fldCharType="end"/>
         </w:r>
@@ -1636,19 +1528,17 @@
         <w:rPr>
           <w:rFonts w:asciiTheme="minorHAnsi" w:eastAsiaTheme="minorEastAsia" w:hAnsiTheme="minorHAnsi" w:cstheme="minorBidi"/>
           <w:noProof/>
-          <w:color w:val="000000" w:themeColor="text1"/>
           <w:kern w:val="2"/>
           <w:sz w:val="24"/>
           <w:szCs w:val="24"/>
           <w14:ligatures w14:val="standardContextual"/>
         </w:rPr>
       </w:pPr>
-      <w:hyperlink w:anchor="_Toc242887679" w:history="1">
+      <w:hyperlink w:anchor="_Toc244244115" w:history="1">
         <w:r>
           <w:rPr>
             <w:rStyle w:val="Hyperlink"/>
             <w:noProof/>
-            <w:color w:val="000000" w:themeColor="text1"/>
           </w:rPr>
           <w:t>2.4.1. Cloudflare</w:t>
         </w:r>
@@ -1656,7 +1546,6 @@
           <w:rPr>
             <w:noProof/>
             <w:webHidden/>
-            <w:color w:val="000000" w:themeColor="text1"/>
           </w:rPr>
           <w:tab/>
         </w:r>
@@ -1664,7 +1553,6 @@
           <w:rPr>
             <w:noProof/>
             <w:webHidden/>
-            <w:color w:val="000000" w:themeColor="text1"/>
           </w:rPr>
           <w:fldChar w:fldCharType="begin"/>
         </w:r>
@@ -1672,22 +1560,19 @@
           <w:rPr>
             <w:noProof/>
             <w:webHidden/>
-            <w:color w:val="000000" w:themeColor="text1"/>
-          </w:rPr>
-          <w:instrText xml:space="preserve"> PAGEREF _Toc242887679 \h </w:instrText>
-        </w:r>
-        <w:r>
-          <w:rPr>
-            <w:noProof/>
-            <w:webHidden/>
-            <w:color w:val="000000" w:themeColor="text1"/>
-          </w:rPr>
-        </w:r>
-        <w:r>
-          <w:rPr>
-            <w:noProof/>
-            <w:webHidden/>
-            <w:color w:val="000000" w:themeColor="text1"/>
+          </w:rPr>
+          <w:instrText xml:space="preserve"> PAGEREF _Toc244244115 \h </w:instrText>
+        </w:r>
+        <w:r>
+          <w:rPr>
+            <w:noProof/>
+            <w:webHidden/>
+          </w:rPr>
+        </w:r>
+        <w:r>
+          <w:rPr>
+            <w:noProof/>
+            <w:webHidden/>
           </w:rPr>
           <w:fldChar w:fldCharType="separate"/>
         </w:r>
@@ -1695,7 +1580,6 @@
           <w:rPr>
             <w:noProof/>
             <w:webHidden/>
-            <w:color w:val="000000" w:themeColor="text1"/>
           </w:rPr>
           <w:t>27</w:t>
         </w:r>
@@ -1703,7 +1587,6 @@
           <w:rPr>
             <w:noProof/>
             <w:webHidden/>
-            <w:color w:val="000000" w:themeColor="text1"/>
           </w:rPr>
           <w:fldChar w:fldCharType="end"/>
         </w:r>
@@ -1718,19 +1601,17 @@
         <w:rPr>
           <w:rFonts w:asciiTheme="minorHAnsi" w:eastAsiaTheme="minorEastAsia" w:hAnsiTheme="minorHAnsi" w:cstheme="minorBidi"/>
           <w:noProof/>
-          <w:color w:val="000000" w:themeColor="text1"/>
           <w:kern w:val="2"/>
           <w:sz w:val="24"/>
           <w:szCs w:val="24"/>
           <w14:ligatures w14:val="standardContextual"/>
         </w:rPr>
       </w:pPr>
-      <w:hyperlink w:anchor="_Toc242887680" w:history="1">
+      <w:hyperlink w:anchor="_Toc244244116" w:history="1">
         <w:r>
           <w:rPr>
             <w:rStyle w:val="Hyperlink"/>
             <w:noProof/>
-            <w:color w:val="000000" w:themeColor="text1"/>
           </w:rPr>
           <w:t>2.4.2. MQTT và HiveMQ Cloud</w:t>
         </w:r>
@@ -1738,7 +1619,6 @@
           <w:rPr>
             <w:noProof/>
             <w:webHidden/>
-            <w:color w:val="000000" w:themeColor="text1"/>
           </w:rPr>
           <w:tab/>
         </w:r>
@@ -1746,7 +1626,6 @@
           <w:rPr>
             <w:noProof/>
             <w:webHidden/>
-            <w:color w:val="000000" w:themeColor="text1"/>
           </w:rPr>
           <w:fldChar w:fldCharType="begin"/>
         </w:r>
@@ -1754,22 +1633,19 @@
           <w:rPr>
             <w:noProof/>
             <w:webHidden/>
-            <w:color w:val="000000" w:themeColor="text1"/>
-          </w:rPr>
-          <w:instrText xml:space="preserve"> PAGEREF _Toc242887680 \h </w:instrText>
-        </w:r>
-        <w:r>
-          <w:rPr>
-            <w:noProof/>
-            <w:webHidden/>
-            <w:color w:val="000000" w:themeColor="text1"/>
-          </w:rPr>
-        </w:r>
-        <w:r>
-          <w:rPr>
-            <w:noProof/>
-            <w:webHidden/>
-            <w:color w:val="000000" w:themeColor="text1"/>
+          </w:rPr>
+          <w:instrText xml:space="preserve"> PAGEREF _Toc244244116 \h </w:instrText>
+        </w:r>
+        <w:r>
+          <w:rPr>
+            <w:noProof/>
+            <w:webHidden/>
+          </w:rPr>
+        </w:r>
+        <w:r>
+          <w:rPr>
+            <w:noProof/>
+            <w:webHidden/>
           </w:rPr>
           <w:fldChar w:fldCharType="separate"/>
         </w:r>
@@ -1777,7 +1653,6 @@
           <w:rPr>
             <w:noProof/>
             <w:webHidden/>
-            <w:color w:val="000000" w:themeColor="text1"/>
           </w:rPr>
           <w:t>29</w:t>
         </w:r>
@@ -1785,7 +1660,6 @@
           <w:rPr>
             <w:noProof/>
             <w:webHidden/>
-            <w:color w:val="000000" w:themeColor="text1"/>
           </w:rPr>
           <w:fldChar w:fldCharType="end"/>
         </w:r>
@@ -1798,66 +1672,57 @@
           <w:rFonts w:asciiTheme="minorHAnsi" w:eastAsiaTheme="minorEastAsia" w:hAnsiTheme="minorHAnsi" w:cstheme="minorBidi"/>
           <w:b w:val="0"/>
           <w:bCs w:val="0"/>
-          <w:color w:val="000000" w:themeColor="text1"/>
           <w:kern w:val="2"/>
           <w:sz w:val="24"/>
           <w:szCs w:val="24"/>
           <w14:ligatures w14:val="standardContextual"/>
         </w:rPr>
       </w:pPr>
-      <w:hyperlink w:anchor="_Toc242887681" w:history="1">
+      <w:hyperlink w:anchor="_Toc244244117" w:history="1">
         <w:r>
           <w:rPr>
             <w:rStyle w:val="Hyperlink"/>
-            <w:color w:val="000000" w:themeColor="text1"/>
           </w:rPr>
           <w:t>CHƯƠNG 3: PHÂN TÍCH VÀ THIẾT KẾ HỆ THỐNG</w:t>
         </w:r>
         <w:r>
           <w:rPr>
             <w:webHidden/>
-            <w:color w:val="000000" w:themeColor="text1"/>
           </w:rPr>
           <w:tab/>
         </w:r>
         <w:r>
           <w:rPr>
             <w:webHidden/>
-            <w:color w:val="000000" w:themeColor="text1"/>
           </w:rPr>
           <w:fldChar w:fldCharType="begin"/>
         </w:r>
         <w:r>
           <w:rPr>
             <w:webHidden/>
-            <w:color w:val="000000" w:themeColor="text1"/>
-          </w:rPr>
-          <w:instrText xml:space="preserve"> PAGEREF _Toc242887681 \h </w:instrText>
-        </w:r>
-        <w:r>
-          <w:rPr>
-            <w:webHidden/>
-            <w:color w:val="000000" w:themeColor="text1"/>
-          </w:rPr>
-        </w:r>
-        <w:r>
-          <w:rPr>
-            <w:webHidden/>
-            <w:color w:val="000000" w:themeColor="text1"/>
+          </w:rPr>
+          <w:instrText xml:space="preserve"> PAGEREF _Toc244244117 \h </w:instrText>
+        </w:r>
+        <w:r>
+          <w:rPr>
+            <w:webHidden/>
+          </w:rPr>
+        </w:r>
+        <w:r>
+          <w:rPr>
+            <w:webHidden/>
           </w:rPr>
           <w:fldChar w:fldCharType="separate"/>
         </w:r>
         <w:r>
           <w:rPr>
             <w:webHidden/>
-            <w:color w:val="000000" w:themeColor="text1"/>
           </w:rPr>
           <w:t>32</w:t>
         </w:r>
         <w:r>
           <w:rPr>
             <w:webHidden/>
-            <w:color w:val="000000" w:themeColor="text1"/>
           </w:rPr>
           <w:fldChar w:fldCharType="end"/>
         </w:r>
@@ -1872,19 +1737,17 @@
         <w:rPr>
           <w:rFonts w:asciiTheme="minorHAnsi" w:eastAsiaTheme="minorEastAsia" w:hAnsiTheme="minorHAnsi" w:cstheme="minorBidi"/>
           <w:noProof/>
-          <w:color w:val="000000" w:themeColor="text1"/>
           <w:kern w:val="2"/>
           <w:sz w:val="24"/>
           <w:szCs w:val="24"/>
           <w14:ligatures w14:val="standardContextual"/>
         </w:rPr>
       </w:pPr>
-      <w:hyperlink w:anchor="_Toc242887682" w:history="1">
+      <w:hyperlink w:anchor="_Toc244244118" w:history="1">
         <w:r>
           <w:rPr>
             <w:rStyle w:val="Hyperlink"/>
             <w:noProof/>
-            <w:color w:val="000000" w:themeColor="text1"/>
           </w:rPr>
           <w:t>3.1. Phân tích yêu cầu hệ thống</w:t>
         </w:r>
@@ -1892,7 +1755,6 @@
           <w:rPr>
             <w:noProof/>
             <w:webHidden/>
-            <w:color w:val="000000" w:themeColor="text1"/>
           </w:rPr>
           <w:tab/>
         </w:r>
@@ -1900,7 +1762,6 @@
           <w:rPr>
             <w:noProof/>
             <w:webHidden/>
-            <w:color w:val="000000" w:themeColor="text1"/>
           </w:rPr>
           <w:fldChar w:fldCharType="begin"/>
         </w:r>
@@ -1908,22 +1769,19 @@
           <w:rPr>
             <w:noProof/>
             <w:webHidden/>
-            <w:color w:val="000000" w:themeColor="text1"/>
-          </w:rPr>
-          <w:instrText xml:space="preserve"> PAGEREF _Toc242887682 \h </w:instrText>
-        </w:r>
-        <w:r>
-          <w:rPr>
-            <w:noProof/>
-            <w:webHidden/>
-            <w:color w:val="000000" w:themeColor="text1"/>
-          </w:rPr>
-        </w:r>
-        <w:r>
-          <w:rPr>
-            <w:noProof/>
-            <w:webHidden/>
-            <w:color w:val="000000" w:themeColor="text1"/>
+          </w:rPr>
+          <w:instrText xml:space="preserve"> PAGEREF _Toc244244118 \h </w:instrText>
+        </w:r>
+        <w:r>
+          <w:rPr>
+            <w:noProof/>
+            <w:webHidden/>
+          </w:rPr>
+        </w:r>
+        <w:r>
+          <w:rPr>
+            <w:noProof/>
+            <w:webHidden/>
           </w:rPr>
           <w:fldChar w:fldCharType="separate"/>
         </w:r>
@@ -1931,7 +1789,6 @@
           <w:rPr>
             <w:noProof/>
             <w:webHidden/>
-            <w:color w:val="000000" w:themeColor="text1"/>
           </w:rPr>
           <w:t>32</w:t>
         </w:r>
@@ -1939,7 +1796,6 @@
           <w:rPr>
             <w:noProof/>
             <w:webHidden/>
-            <w:color w:val="000000" w:themeColor="text1"/>
           </w:rPr>
           <w:fldChar w:fldCharType="end"/>
         </w:r>
@@ -1954,19 +1810,17 @@
         <w:rPr>
           <w:rFonts w:asciiTheme="minorHAnsi" w:eastAsiaTheme="minorEastAsia" w:hAnsiTheme="minorHAnsi" w:cstheme="minorBidi"/>
           <w:noProof/>
-          <w:color w:val="000000" w:themeColor="text1"/>
           <w:kern w:val="2"/>
           <w:sz w:val="24"/>
           <w:szCs w:val="24"/>
           <w14:ligatures w14:val="standardContextual"/>
         </w:rPr>
       </w:pPr>
-      <w:hyperlink w:anchor="_Toc242887683" w:history="1">
+      <w:hyperlink w:anchor="_Toc244244119" w:history="1">
         <w:r>
           <w:rPr>
             <w:rStyle w:val="Hyperlink"/>
             <w:noProof/>
-            <w:color w:val="000000" w:themeColor="text1"/>
           </w:rPr>
           <w:t>3.1.1. Yêu cầu chức năng</w:t>
         </w:r>
@@ -1974,7 +1828,6 @@
           <w:rPr>
             <w:noProof/>
             <w:webHidden/>
-            <w:color w:val="000000" w:themeColor="text1"/>
           </w:rPr>
           <w:tab/>
         </w:r>
@@ -1982,7 +1835,6 @@
           <w:rPr>
             <w:noProof/>
             <w:webHidden/>
-            <w:color w:val="000000" w:themeColor="text1"/>
           </w:rPr>
           <w:fldChar w:fldCharType="begin"/>
         </w:r>
@@ -1990,22 +1842,19 @@
           <w:rPr>
             <w:noProof/>
             <w:webHidden/>
-            <w:color w:val="000000" w:themeColor="text1"/>
-          </w:rPr>
-          <w:instrText xml:space="preserve"> PAGEREF _Toc242887683 \h </w:instrText>
-        </w:r>
-        <w:r>
-          <w:rPr>
-            <w:noProof/>
-            <w:webHidden/>
-            <w:color w:val="000000" w:themeColor="text1"/>
-          </w:rPr>
-        </w:r>
-        <w:r>
-          <w:rPr>
-            <w:noProof/>
-            <w:webHidden/>
-            <w:color w:val="000000" w:themeColor="text1"/>
+          </w:rPr>
+          <w:instrText xml:space="preserve"> PAGEREF _Toc244244119 \h </w:instrText>
+        </w:r>
+        <w:r>
+          <w:rPr>
+            <w:noProof/>
+            <w:webHidden/>
+          </w:rPr>
+        </w:r>
+        <w:r>
+          <w:rPr>
+            <w:noProof/>
+            <w:webHidden/>
           </w:rPr>
           <w:fldChar w:fldCharType="separate"/>
         </w:r>
@@ -2013,7 +1862,6 @@
           <w:rPr>
             <w:noProof/>
             <w:webHidden/>
-            <w:color w:val="000000" w:themeColor="text1"/>
           </w:rPr>
           <w:t>32</w:t>
         </w:r>
@@ -2021,7 +1869,6 @@
           <w:rPr>
             <w:noProof/>
             <w:webHidden/>
-            <w:color w:val="000000" w:themeColor="text1"/>
           </w:rPr>
           <w:fldChar w:fldCharType="end"/>
         </w:r>
@@ -2036,19 +1883,17 @@
         <w:rPr>
           <w:rFonts w:asciiTheme="minorHAnsi" w:eastAsiaTheme="minorEastAsia" w:hAnsiTheme="minorHAnsi" w:cstheme="minorBidi"/>
           <w:noProof/>
-          <w:color w:val="000000" w:themeColor="text1"/>
           <w:kern w:val="2"/>
           <w:sz w:val="24"/>
           <w:szCs w:val="24"/>
           <w14:ligatures w14:val="standardContextual"/>
         </w:rPr>
       </w:pPr>
-      <w:hyperlink w:anchor="_Toc242887684" w:history="1">
+      <w:hyperlink w:anchor="_Toc244244120" w:history="1">
         <w:r>
           <w:rPr>
             <w:rStyle w:val="Hyperlink"/>
             <w:noProof/>
-            <w:color w:val="000000" w:themeColor="text1"/>
           </w:rPr>
           <w:t>3.1.2. Yêu cầu phi chức năng</w:t>
         </w:r>
@@ -2056,7 +1901,6 @@
           <w:rPr>
             <w:noProof/>
             <w:webHidden/>
-            <w:color w:val="000000" w:themeColor="text1"/>
           </w:rPr>
           <w:tab/>
         </w:r>
@@ -2064,7 +1908,6 @@
           <w:rPr>
             <w:noProof/>
             <w:webHidden/>
-            <w:color w:val="000000" w:themeColor="text1"/>
           </w:rPr>
           <w:fldChar w:fldCharType="begin"/>
         </w:r>
@@ -2072,22 +1915,19 @@
           <w:rPr>
             <w:noProof/>
             <w:webHidden/>
-            <w:color w:val="000000" w:themeColor="text1"/>
-          </w:rPr>
-          <w:instrText xml:space="preserve"> PAGEREF _Toc242887684 \h </w:instrText>
-        </w:r>
-        <w:r>
-          <w:rPr>
-            <w:noProof/>
-            <w:webHidden/>
-            <w:color w:val="000000" w:themeColor="text1"/>
-          </w:rPr>
-        </w:r>
-        <w:r>
-          <w:rPr>
-            <w:noProof/>
-            <w:webHidden/>
-            <w:color w:val="000000" w:themeColor="text1"/>
+          </w:rPr>
+          <w:instrText xml:space="preserve"> PAGEREF _Toc244244120 \h </w:instrText>
+        </w:r>
+        <w:r>
+          <w:rPr>
+            <w:noProof/>
+            <w:webHidden/>
+          </w:rPr>
+        </w:r>
+        <w:r>
+          <w:rPr>
+            <w:noProof/>
+            <w:webHidden/>
           </w:rPr>
           <w:fldChar w:fldCharType="separate"/>
         </w:r>
@@ -2095,7 +1935,6 @@
           <w:rPr>
             <w:noProof/>
             <w:webHidden/>
-            <w:color w:val="000000" w:themeColor="text1"/>
           </w:rPr>
           <w:t>34</w:t>
         </w:r>
@@ -2103,7 +1942,6 @@
           <w:rPr>
             <w:noProof/>
             <w:webHidden/>
-            <w:color w:val="000000" w:themeColor="text1"/>
           </w:rPr>
           <w:fldChar w:fldCharType="end"/>
         </w:r>
@@ -2118,19 +1956,17 @@
         <w:rPr>
           <w:rFonts w:asciiTheme="minorHAnsi" w:eastAsiaTheme="minorEastAsia" w:hAnsiTheme="minorHAnsi" w:cstheme="minorBidi"/>
           <w:noProof/>
-          <w:color w:val="000000" w:themeColor="text1"/>
           <w:kern w:val="2"/>
           <w:sz w:val="24"/>
           <w:szCs w:val="24"/>
           <w14:ligatures w14:val="standardContextual"/>
         </w:rPr>
       </w:pPr>
-      <w:hyperlink w:anchor="_Toc242887685" w:history="1">
+      <w:hyperlink w:anchor="_Toc244244121" w:history="1">
         <w:r>
           <w:rPr>
             <w:rStyle w:val="Hyperlink"/>
             <w:noProof/>
-            <w:color w:val="000000" w:themeColor="text1"/>
           </w:rPr>
           <w:t>3.2. Thiết kế kiến trúc tổng thể</w:t>
         </w:r>
@@ -2138,7 +1974,6 @@
           <w:rPr>
             <w:noProof/>
             <w:webHidden/>
-            <w:color w:val="000000" w:themeColor="text1"/>
           </w:rPr>
           <w:tab/>
         </w:r>
@@ -2146,7 +1981,6 @@
           <w:rPr>
             <w:noProof/>
             <w:webHidden/>
-            <w:color w:val="000000" w:themeColor="text1"/>
           </w:rPr>
           <w:fldChar w:fldCharType="begin"/>
         </w:r>
@@ -2154,22 +1988,19 @@
           <w:rPr>
             <w:noProof/>
             <w:webHidden/>
-            <w:color w:val="000000" w:themeColor="text1"/>
-          </w:rPr>
-          <w:instrText xml:space="preserve"> PAGEREF _Toc242887685 \h </w:instrText>
-        </w:r>
-        <w:r>
-          <w:rPr>
-            <w:noProof/>
-            <w:webHidden/>
-            <w:color w:val="000000" w:themeColor="text1"/>
-          </w:rPr>
-        </w:r>
-        <w:r>
-          <w:rPr>
-            <w:noProof/>
-            <w:webHidden/>
-            <w:color w:val="000000" w:themeColor="text1"/>
+          </w:rPr>
+          <w:instrText xml:space="preserve"> PAGEREF _Toc244244121 \h </w:instrText>
+        </w:r>
+        <w:r>
+          <w:rPr>
+            <w:noProof/>
+            <w:webHidden/>
+          </w:rPr>
+        </w:r>
+        <w:r>
+          <w:rPr>
+            <w:noProof/>
+            <w:webHidden/>
           </w:rPr>
           <w:fldChar w:fldCharType="separate"/>
         </w:r>
@@ -2177,7 +2008,6 @@
           <w:rPr>
             <w:noProof/>
             <w:webHidden/>
-            <w:color w:val="000000" w:themeColor="text1"/>
           </w:rPr>
           <w:t>36</w:t>
         </w:r>
@@ -2185,7 +2015,6 @@
           <w:rPr>
             <w:noProof/>
             <w:webHidden/>
-            <w:color w:val="000000" w:themeColor="text1"/>
           </w:rPr>
           <w:fldChar w:fldCharType="end"/>
         </w:r>
@@ -2200,19 +2029,17 @@
         <w:rPr>
           <w:rFonts w:asciiTheme="minorHAnsi" w:eastAsiaTheme="minorEastAsia" w:hAnsiTheme="minorHAnsi" w:cstheme="minorBidi"/>
           <w:noProof/>
-          <w:color w:val="000000" w:themeColor="text1"/>
           <w:kern w:val="2"/>
           <w:sz w:val="24"/>
           <w:szCs w:val="24"/>
           <w14:ligatures w14:val="standardContextual"/>
         </w:rPr>
       </w:pPr>
-      <w:hyperlink w:anchor="_Toc242887686" w:history="1">
+      <w:hyperlink w:anchor="_Toc244244122" w:history="1">
         <w:r>
           <w:rPr>
             <w:rStyle w:val="Hyperlink"/>
             <w:noProof/>
-            <w:color w:val="000000" w:themeColor="text1"/>
           </w:rPr>
           <w:t>3.2.1. Danh sách linh kiện phần cứng</w:t>
         </w:r>
@@ -2220,7 +2047,6 @@
           <w:rPr>
             <w:noProof/>
             <w:webHidden/>
-            <w:color w:val="000000" w:themeColor="text1"/>
           </w:rPr>
           <w:tab/>
         </w:r>
@@ -2228,7 +2054,6 @@
           <w:rPr>
             <w:noProof/>
             <w:webHidden/>
-            <w:color w:val="000000" w:themeColor="text1"/>
           </w:rPr>
           <w:fldChar w:fldCharType="begin"/>
         </w:r>
@@ -2236,22 +2061,19 @@
           <w:rPr>
             <w:noProof/>
             <w:webHidden/>
-            <w:color w:val="000000" w:themeColor="text1"/>
-          </w:rPr>
-          <w:instrText xml:space="preserve"> PAGEREF _Toc242887686 \h </w:instrText>
-        </w:r>
-        <w:r>
-          <w:rPr>
-            <w:noProof/>
-            <w:webHidden/>
-            <w:color w:val="000000" w:themeColor="text1"/>
-          </w:rPr>
-        </w:r>
-        <w:r>
-          <w:rPr>
-            <w:noProof/>
-            <w:webHidden/>
-            <w:color w:val="000000" w:themeColor="text1"/>
+          </w:rPr>
+          <w:instrText xml:space="preserve"> PAGEREF _Toc244244122 \h </w:instrText>
+        </w:r>
+        <w:r>
+          <w:rPr>
+            <w:noProof/>
+            <w:webHidden/>
+          </w:rPr>
+        </w:r>
+        <w:r>
+          <w:rPr>
+            <w:noProof/>
+            <w:webHidden/>
           </w:rPr>
           <w:fldChar w:fldCharType="separate"/>
         </w:r>
@@ -2259,7 +2081,6 @@
           <w:rPr>
             <w:noProof/>
             <w:webHidden/>
-            <w:color w:val="000000" w:themeColor="text1"/>
           </w:rPr>
           <w:t>36</w:t>
         </w:r>
@@ -2267,7 +2088,6 @@
           <w:rPr>
             <w:noProof/>
             <w:webHidden/>
-            <w:color w:val="000000" w:themeColor="text1"/>
           </w:rPr>
           <w:fldChar w:fldCharType="end"/>
         </w:r>
@@ -2282,19 +2102,17 @@
         <w:rPr>
           <w:rFonts w:asciiTheme="minorHAnsi" w:eastAsiaTheme="minorEastAsia" w:hAnsiTheme="minorHAnsi" w:cstheme="minorBidi"/>
           <w:noProof/>
-          <w:color w:val="000000" w:themeColor="text1"/>
           <w:kern w:val="2"/>
           <w:sz w:val="24"/>
           <w:szCs w:val="24"/>
           <w14:ligatures w14:val="standardContextual"/>
         </w:rPr>
       </w:pPr>
-      <w:hyperlink w:anchor="_Toc242887687" w:history="1">
+      <w:hyperlink w:anchor="_Toc244244123" w:history="1">
         <w:r>
           <w:rPr>
             <w:rStyle w:val="Hyperlink"/>
             <w:noProof/>
-            <w:color w:val="000000" w:themeColor="text1"/>
           </w:rPr>
           <w:t>3.2.2. Sơ đồ khối chức năng phần cứng</w:t>
         </w:r>
@@ -2302,7 +2120,6 @@
           <w:rPr>
             <w:noProof/>
             <w:webHidden/>
-            <w:color w:val="000000" w:themeColor="text1"/>
           </w:rPr>
           <w:tab/>
         </w:r>
@@ -2310,7 +2127,6 @@
           <w:rPr>
             <w:noProof/>
             <w:webHidden/>
-            <w:color w:val="000000" w:themeColor="text1"/>
           </w:rPr>
           <w:fldChar w:fldCharType="begin"/>
         </w:r>
@@ -2318,22 +2134,19 @@
           <w:rPr>
             <w:noProof/>
             <w:webHidden/>
-            <w:color w:val="000000" w:themeColor="text1"/>
-          </w:rPr>
-          <w:instrText xml:space="preserve"> PAGEREF _Toc242887687 \h </w:instrText>
-        </w:r>
-        <w:r>
-          <w:rPr>
-            <w:noProof/>
-            <w:webHidden/>
-            <w:color w:val="000000" w:themeColor="text1"/>
-          </w:rPr>
-        </w:r>
-        <w:r>
-          <w:rPr>
-            <w:noProof/>
-            <w:webHidden/>
-            <w:color w:val="000000" w:themeColor="text1"/>
+          </w:rPr>
+          <w:instrText xml:space="preserve"> PAGEREF _Toc244244123 \h </w:instrText>
+        </w:r>
+        <w:r>
+          <w:rPr>
+            <w:noProof/>
+            <w:webHidden/>
+          </w:rPr>
+        </w:r>
+        <w:r>
+          <w:rPr>
+            <w:noProof/>
+            <w:webHidden/>
           </w:rPr>
           <w:fldChar w:fldCharType="separate"/>
         </w:r>
@@ -2341,15 +2154,13 @@
           <w:rPr>
             <w:noProof/>
             <w:webHidden/>
-            <w:color w:val="000000" w:themeColor="text1"/>
-          </w:rPr>
-          <w:t>38</w:t>
-        </w:r>
-        <w:r>
-          <w:rPr>
-            <w:noProof/>
-            <w:webHidden/>
-            <w:color w:val="000000" w:themeColor="text1"/>
+          </w:rPr>
+          <w:t>39</w:t>
+        </w:r>
+        <w:r>
+          <w:rPr>
+            <w:noProof/>
+            <w:webHidden/>
           </w:rPr>
           <w:fldChar w:fldCharType="end"/>
         </w:r>
@@ -2364,19 +2175,17 @@
         <w:rPr>
           <w:rFonts w:asciiTheme="minorHAnsi" w:eastAsiaTheme="minorEastAsia" w:hAnsiTheme="minorHAnsi" w:cstheme="minorBidi"/>
           <w:noProof/>
-          <w:color w:val="000000" w:themeColor="text1"/>
           <w:kern w:val="2"/>
           <w:sz w:val="24"/>
           <w:szCs w:val="24"/>
           <w14:ligatures w14:val="standardContextual"/>
         </w:rPr>
       </w:pPr>
-      <w:hyperlink w:anchor="_Toc242887688" w:history="1">
+      <w:hyperlink w:anchor="_Toc244244124" w:history="1">
         <w:r>
           <w:rPr>
             <w:rStyle w:val="Hyperlink"/>
             <w:noProof/>
-            <w:color w:val="000000" w:themeColor="text1"/>
           </w:rPr>
           <w:t>3.2.3. Kiến trúc xử lý song song hai luồng</w:t>
         </w:r>
@@ -2384,7 +2193,6 @@
           <w:rPr>
             <w:noProof/>
             <w:webHidden/>
-            <w:color w:val="000000" w:themeColor="text1"/>
           </w:rPr>
           <w:tab/>
         </w:r>
@@ -2392,7 +2200,6 @@
           <w:rPr>
             <w:noProof/>
             <w:webHidden/>
-            <w:color w:val="000000" w:themeColor="text1"/>
           </w:rPr>
           <w:fldChar w:fldCharType="begin"/>
         </w:r>
@@ -2400,22 +2207,19 @@
           <w:rPr>
             <w:noProof/>
             <w:webHidden/>
-            <w:color w:val="000000" w:themeColor="text1"/>
-          </w:rPr>
-          <w:instrText xml:space="preserve"> PAGEREF _Toc242887688 \h </w:instrText>
-        </w:r>
-        <w:r>
-          <w:rPr>
-            <w:noProof/>
-            <w:webHidden/>
-            <w:color w:val="000000" w:themeColor="text1"/>
-          </w:rPr>
-        </w:r>
-        <w:r>
-          <w:rPr>
-            <w:noProof/>
-            <w:webHidden/>
-            <w:color w:val="000000" w:themeColor="text1"/>
+          </w:rPr>
+          <w:instrText xml:space="preserve"> PAGEREF _Toc244244124 \h </w:instrText>
+        </w:r>
+        <w:r>
+          <w:rPr>
+            <w:noProof/>
+            <w:webHidden/>
+          </w:rPr>
+        </w:r>
+        <w:r>
+          <w:rPr>
+            <w:noProof/>
+            <w:webHidden/>
           </w:rPr>
           <w:fldChar w:fldCharType="separate"/>
         </w:r>
@@ -2423,7 +2227,6 @@
           <w:rPr>
             <w:noProof/>
             <w:webHidden/>
-            <w:color w:val="000000" w:themeColor="text1"/>
           </w:rPr>
           <w:t>39</w:t>
         </w:r>
@@ -2431,7 +2234,6 @@
           <w:rPr>
             <w:noProof/>
             <w:webHidden/>
-            <w:color w:val="000000" w:themeColor="text1"/>
           </w:rPr>
           <w:fldChar w:fldCharType="end"/>
         </w:r>
@@ -2446,19 +2248,17 @@
         <w:rPr>
           <w:rFonts w:asciiTheme="minorHAnsi" w:eastAsiaTheme="minorEastAsia" w:hAnsiTheme="minorHAnsi" w:cstheme="minorBidi"/>
           <w:noProof/>
-          <w:color w:val="000000" w:themeColor="text1"/>
           <w:kern w:val="2"/>
           <w:sz w:val="24"/>
           <w:szCs w:val="24"/>
           <w14:ligatures w14:val="standardContextual"/>
         </w:rPr>
       </w:pPr>
-      <w:hyperlink w:anchor="_Toc242887689" w:history="1">
+      <w:hyperlink w:anchor="_Toc244244125" w:history="1">
         <w:r>
           <w:rPr>
             <w:rStyle w:val="Hyperlink"/>
             <w:noProof/>
-            <w:color w:val="000000" w:themeColor="text1"/>
           </w:rPr>
           <w:t>3.3. Thiết kế lớp cảm biến và xử lý tại chỗ</w:t>
         </w:r>
@@ -2466,7 +2266,6 @@
           <w:rPr>
             <w:noProof/>
             <w:webHidden/>
-            <w:color w:val="000000" w:themeColor="text1"/>
           </w:rPr>
           <w:tab/>
         </w:r>
@@ -2474,7 +2273,6 @@
           <w:rPr>
             <w:noProof/>
             <w:webHidden/>
-            <w:color w:val="000000" w:themeColor="text1"/>
           </w:rPr>
           <w:fldChar w:fldCharType="begin"/>
         </w:r>
@@ -2482,22 +2280,19 @@
           <w:rPr>
             <w:noProof/>
             <w:webHidden/>
-            <w:color w:val="000000" w:themeColor="text1"/>
-          </w:rPr>
-          <w:instrText xml:space="preserve"> PAGEREF _Toc242887689 \h </w:instrText>
-        </w:r>
-        <w:r>
-          <w:rPr>
-            <w:noProof/>
-            <w:webHidden/>
-            <w:color w:val="000000" w:themeColor="text1"/>
-          </w:rPr>
-        </w:r>
-        <w:r>
-          <w:rPr>
-            <w:noProof/>
-            <w:webHidden/>
-            <w:color w:val="000000" w:themeColor="text1"/>
+          </w:rPr>
+          <w:instrText xml:space="preserve"> PAGEREF _Toc244244125 \h </w:instrText>
+        </w:r>
+        <w:r>
+          <w:rPr>
+            <w:noProof/>
+            <w:webHidden/>
+          </w:rPr>
+        </w:r>
+        <w:r>
+          <w:rPr>
+            <w:noProof/>
+            <w:webHidden/>
           </w:rPr>
           <w:fldChar w:fldCharType="separate"/>
         </w:r>
@@ -2505,7 +2300,6 @@
           <w:rPr>
             <w:noProof/>
             <w:webHidden/>
-            <w:color w:val="000000" w:themeColor="text1"/>
           </w:rPr>
           <w:t>40</w:t>
         </w:r>
@@ -2513,7 +2307,6 @@
           <w:rPr>
             <w:noProof/>
             <w:webHidden/>
-            <w:color w:val="000000" w:themeColor="text1"/>
           </w:rPr>
           <w:fldChar w:fldCharType="end"/>
         </w:r>
@@ -2528,19 +2321,17 @@
         <w:rPr>
           <w:rFonts w:asciiTheme="minorHAnsi" w:eastAsiaTheme="minorEastAsia" w:hAnsiTheme="minorHAnsi" w:cstheme="minorBidi"/>
           <w:noProof/>
-          <w:color w:val="000000" w:themeColor="text1"/>
           <w:kern w:val="2"/>
           <w:sz w:val="24"/>
           <w:szCs w:val="24"/>
           <w14:ligatures w14:val="standardContextual"/>
         </w:rPr>
       </w:pPr>
-      <w:hyperlink w:anchor="_Toc242887690" w:history="1">
+      <w:hyperlink w:anchor="_Toc244244126" w:history="1">
         <w:r>
           <w:rPr>
             <w:rStyle w:val="Hyperlink"/>
             <w:noProof/>
-            <w:color w:val="000000" w:themeColor="text1"/>
           </w:rPr>
           <w:t>3.3.1. Đo khoảng cách bằng cảm biến siêu âm</w:t>
         </w:r>
@@ -2548,7 +2339,6 @@
           <w:rPr>
             <w:noProof/>
             <w:webHidden/>
-            <w:color w:val="000000" w:themeColor="text1"/>
           </w:rPr>
           <w:tab/>
         </w:r>
@@ -2556,7 +2346,6 @@
           <w:rPr>
             <w:noProof/>
             <w:webHidden/>
-            <w:color w:val="000000" w:themeColor="text1"/>
           </w:rPr>
           <w:fldChar w:fldCharType="begin"/>
         </w:r>
@@ -2564,22 +2353,19 @@
           <w:rPr>
             <w:noProof/>
             <w:webHidden/>
-            <w:color w:val="000000" w:themeColor="text1"/>
-          </w:rPr>
-          <w:instrText xml:space="preserve"> PAGEREF _Toc242887690 \h </w:instrText>
-        </w:r>
-        <w:r>
-          <w:rPr>
-            <w:noProof/>
-            <w:webHidden/>
-            <w:color w:val="000000" w:themeColor="text1"/>
-          </w:rPr>
-        </w:r>
-        <w:r>
-          <w:rPr>
-            <w:noProof/>
-            <w:webHidden/>
-            <w:color w:val="000000" w:themeColor="text1"/>
+          </w:rPr>
+          <w:instrText xml:space="preserve"> PAGEREF _Toc244244126 \h </w:instrText>
+        </w:r>
+        <w:r>
+          <w:rPr>
+            <w:noProof/>
+            <w:webHidden/>
+          </w:rPr>
+        </w:r>
+        <w:r>
+          <w:rPr>
+            <w:noProof/>
+            <w:webHidden/>
           </w:rPr>
           <w:fldChar w:fldCharType="separate"/>
         </w:r>
@@ -2587,7 +2373,6 @@
           <w:rPr>
             <w:noProof/>
             <w:webHidden/>
-            <w:color w:val="000000" w:themeColor="text1"/>
           </w:rPr>
           <w:t>41</w:t>
         </w:r>
@@ -2595,7 +2380,6 @@
           <w:rPr>
             <w:noProof/>
             <w:webHidden/>
-            <w:color w:val="000000" w:themeColor="text1"/>
           </w:rPr>
           <w:fldChar w:fldCharType="end"/>
         </w:r>
@@ -2610,19 +2394,17 @@
         <w:rPr>
           <w:rFonts w:asciiTheme="minorHAnsi" w:eastAsiaTheme="minorEastAsia" w:hAnsiTheme="minorHAnsi" w:cstheme="minorBidi"/>
           <w:noProof/>
-          <w:color w:val="000000" w:themeColor="text1"/>
           <w:kern w:val="2"/>
           <w:sz w:val="24"/>
           <w:szCs w:val="24"/>
           <w14:ligatures w14:val="standardContextual"/>
         </w:rPr>
       </w:pPr>
-      <w:hyperlink w:anchor="_Toc242887691" w:history="1">
+      <w:hyperlink w:anchor="_Toc244244127" w:history="1">
         <w:r>
           <w:rPr>
             <w:rStyle w:val="Hyperlink"/>
             <w:noProof/>
-            <w:color w:val="000000" w:themeColor="text1"/>
           </w:rPr>
           <w:t>3.3.2. Lọc nhiễu giá trị đo bằng bộ đệm trung bình trượt</w:t>
         </w:r>
@@ -2630,7 +2412,6 @@
           <w:rPr>
             <w:noProof/>
             <w:webHidden/>
-            <w:color w:val="000000" w:themeColor="text1"/>
           </w:rPr>
           <w:tab/>
         </w:r>
@@ -2638,7 +2419,6 @@
           <w:rPr>
             <w:noProof/>
             <w:webHidden/>
-            <w:color w:val="000000" w:themeColor="text1"/>
           </w:rPr>
           <w:fldChar w:fldCharType="begin"/>
         </w:r>
@@ -2646,22 +2426,19 @@
           <w:rPr>
             <w:noProof/>
             <w:webHidden/>
-            <w:color w:val="000000" w:themeColor="text1"/>
-          </w:rPr>
-          <w:instrText xml:space="preserve"> PAGEREF _Toc242887691 \h </w:instrText>
-        </w:r>
-        <w:r>
-          <w:rPr>
-            <w:noProof/>
-            <w:webHidden/>
-            <w:color w:val="000000" w:themeColor="text1"/>
-          </w:rPr>
-        </w:r>
-        <w:r>
-          <w:rPr>
-            <w:noProof/>
-            <w:webHidden/>
-            <w:color w:val="000000" w:themeColor="text1"/>
+          </w:rPr>
+          <w:instrText xml:space="preserve"> PAGEREF _Toc244244127 \h </w:instrText>
+        </w:r>
+        <w:r>
+          <w:rPr>
+            <w:noProof/>
+            <w:webHidden/>
+          </w:rPr>
+        </w:r>
+        <w:r>
+          <w:rPr>
+            <w:noProof/>
+            <w:webHidden/>
           </w:rPr>
           <w:fldChar w:fldCharType="separate"/>
         </w:r>
@@ -2669,15 +2446,13 @@
           <w:rPr>
             <w:noProof/>
             <w:webHidden/>
-            <w:color w:val="000000" w:themeColor="text1"/>
-          </w:rPr>
-          <w:t>42</w:t>
-        </w:r>
-        <w:r>
-          <w:rPr>
-            <w:noProof/>
-            <w:webHidden/>
-            <w:color w:val="000000" w:themeColor="text1"/>
+          </w:rPr>
+          <w:t>43</w:t>
+        </w:r>
+        <w:r>
+          <w:rPr>
+            <w:noProof/>
+            <w:webHidden/>
           </w:rPr>
           <w:fldChar w:fldCharType="end"/>
         </w:r>
@@ -2692,19 +2467,17 @@
         <w:rPr>
           <w:rFonts w:asciiTheme="minorHAnsi" w:eastAsiaTheme="minorEastAsia" w:hAnsiTheme="minorHAnsi" w:cstheme="minorBidi"/>
           <w:noProof/>
-          <w:color w:val="000000" w:themeColor="text1"/>
           <w:kern w:val="2"/>
           <w:sz w:val="24"/>
           <w:szCs w:val="24"/>
           <w14:ligatures w14:val="standardContextual"/>
         </w:rPr>
       </w:pPr>
-      <w:hyperlink w:anchor="_Toc242887692" w:history="1">
+      <w:hyperlink w:anchor="_Toc244244128" w:history="1">
         <w:r>
           <w:rPr>
             <w:rStyle w:val="Hyperlink"/>
             <w:noProof/>
-            <w:color w:val="000000" w:themeColor="text1"/>
           </w:rPr>
           <w:t>3.3.3. Tính tốc độ biến thiên mực nước và ước lượng thời gian còn lại</w:t>
         </w:r>
@@ -2712,7 +2485,6 @@
           <w:rPr>
             <w:noProof/>
             <w:webHidden/>
-            <w:color w:val="000000" w:themeColor="text1"/>
           </w:rPr>
           <w:tab/>
         </w:r>
@@ -2720,7 +2492,6 @@
           <w:rPr>
             <w:noProof/>
             <w:webHidden/>
-            <w:color w:val="000000" w:themeColor="text1"/>
           </w:rPr>
           <w:fldChar w:fldCharType="begin"/>
         </w:r>
@@ -2728,22 +2499,19 @@
           <w:rPr>
             <w:noProof/>
             <w:webHidden/>
-            <w:color w:val="000000" w:themeColor="text1"/>
-          </w:rPr>
-          <w:instrText xml:space="preserve"> PAGEREF _Toc242887692 \h </w:instrText>
-        </w:r>
-        <w:r>
-          <w:rPr>
-            <w:noProof/>
-            <w:webHidden/>
-            <w:color w:val="000000" w:themeColor="text1"/>
-          </w:rPr>
-        </w:r>
-        <w:r>
-          <w:rPr>
-            <w:noProof/>
-            <w:webHidden/>
-            <w:color w:val="000000" w:themeColor="text1"/>
+          </w:rPr>
+          <w:instrText xml:space="preserve"> PAGEREF _Toc244244128 \h </w:instrText>
+        </w:r>
+        <w:r>
+          <w:rPr>
+            <w:noProof/>
+            <w:webHidden/>
+          </w:rPr>
+        </w:r>
+        <w:r>
+          <w:rPr>
+            <w:noProof/>
+            <w:webHidden/>
           </w:rPr>
           <w:fldChar w:fldCharType="separate"/>
         </w:r>
@@ -2751,7 +2519,6 @@
           <w:rPr>
             <w:noProof/>
             <w:webHidden/>
-            <w:color w:val="000000" w:themeColor="text1"/>
           </w:rPr>
           <w:t>44</w:t>
         </w:r>
@@ -2759,7 +2526,6 @@
           <w:rPr>
             <w:noProof/>
             <w:webHidden/>
-            <w:color w:val="000000" w:themeColor="text1"/>
           </w:rPr>
           <w:fldChar w:fldCharType="end"/>
         </w:r>
@@ -2774,19 +2540,17 @@
         <w:rPr>
           <w:rFonts w:asciiTheme="minorHAnsi" w:eastAsiaTheme="minorEastAsia" w:hAnsiTheme="minorHAnsi" w:cstheme="minorBidi"/>
           <w:noProof/>
-          <w:color w:val="000000" w:themeColor="text1"/>
           <w:kern w:val="2"/>
           <w:sz w:val="24"/>
           <w:szCs w:val="24"/>
           <w14:ligatures w14:val="standardContextual"/>
         </w:rPr>
       </w:pPr>
-      <w:hyperlink w:anchor="_Toc242887693" w:history="1">
+      <w:hyperlink w:anchor="_Toc244244129" w:history="1">
         <w:r>
           <w:rPr>
             <w:rStyle w:val="Hyperlink"/>
             <w:noProof/>
-            <w:color w:val="000000" w:themeColor="text1"/>
           </w:rPr>
           <w:t>3.3.4. Phân loại mức cảnh báo và điều khiển đầu ra</w:t>
         </w:r>
@@ -2794,7 +2558,6 @@
           <w:rPr>
             <w:noProof/>
             <w:webHidden/>
-            <w:color w:val="000000" w:themeColor="text1"/>
           </w:rPr>
           <w:tab/>
         </w:r>
@@ -2802,7 +2565,6 @@
           <w:rPr>
             <w:noProof/>
             <w:webHidden/>
-            <w:color w:val="000000" w:themeColor="text1"/>
           </w:rPr>
           <w:fldChar w:fldCharType="begin"/>
         </w:r>
@@ -2810,22 +2572,19 @@
           <w:rPr>
             <w:noProof/>
             <w:webHidden/>
-            <w:color w:val="000000" w:themeColor="text1"/>
-          </w:rPr>
-          <w:instrText xml:space="preserve"> PAGEREF _Toc242887693 \h </w:instrText>
-        </w:r>
-        <w:r>
-          <w:rPr>
-            <w:noProof/>
-            <w:webHidden/>
-            <w:color w:val="000000" w:themeColor="text1"/>
-          </w:rPr>
-        </w:r>
-        <w:r>
-          <w:rPr>
-            <w:noProof/>
-            <w:webHidden/>
-            <w:color w:val="000000" w:themeColor="text1"/>
+          </w:rPr>
+          <w:instrText xml:space="preserve"> PAGEREF _Toc244244129 \h </w:instrText>
+        </w:r>
+        <w:r>
+          <w:rPr>
+            <w:noProof/>
+            <w:webHidden/>
+          </w:rPr>
+        </w:r>
+        <w:r>
+          <w:rPr>
+            <w:noProof/>
+            <w:webHidden/>
           </w:rPr>
           <w:fldChar w:fldCharType="separate"/>
         </w:r>
@@ -2833,7 +2592,6 @@
           <w:rPr>
             <w:noProof/>
             <w:webHidden/>
-            <w:color w:val="000000" w:themeColor="text1"/>
           </w:rPr>
           <w:t>45</w:t>
         </w:r>
@@ -2841,7 +2599,6 @@
           <w:rPr>
             <w:noProof/>
             <w:webHidden/>
-            <w:color w:val="000000" w:themeColor="text1"/>
           </w:rPr>
           <w:fldChar w:fldCharType="end"/>
         </w:r>
@@ -2856,19 +2613,17 @@
         <w:rPr>
           <w:rFonts w:asciiTheme="minorHAnsi" w:eastAsiaTheme="minorEastAsia" w:hAnsiTheme="minorHAnsi" w:cstheme="minorBidi"/>
           <w:noProof/>
-          <w:color w:val="000000" w:themeColor="text1"/>
           <w:kern w:val="2"/>
           <w:sz w:val="24"/>
           <w:szCs w:val="24"/>
           <w14:ligatures w14:val="standardContextual"/>
         </w:rPr>
       </w:pPr>
-      <w:hyperlink w:anchor="_Toc242887694" w:history="1">
+      <w:hyperlink w:anchor="_Toc244244130" w:history="1">
         <w:r>
           <w:rPr>
             <w:rStyle w:val="Hyperlink"/>
             <w:noProof/>
-            <w:color w:val="000000" w:themeColor="text1"/>
           </w:rPr>
           <w:t>3.4. Thiết kế lớp mạng và giao diện giám sát</w:t>
         </w:r>
@@ -2876,7 +2631,6 @@
           <w:rPr>
             <w:noProof/>
             <w:webHidden/>
-            <w:color w:val="000000" w:themeColor="text1"/>
           </w:rPr>
           <w:tab/>
         </w:r>
@@ -2884,7 +2638,6 @@
           <w:rPr>
             <w:noProof/>
             <w:webHidden/>
-            <w:color w:val="000000" w:themeColor="text1"/>
           </w:rPr>
           <w:fldChar w:fldCharType="begin"/>
         </w:r>
@@ -2892,22 +2645,19 @@
           <w:rPr>
             <w:noProof/>
             <w:webHidden/>
-            <w:color w:val="000000" w:themeColor="text1"/>
-          </w:rPr>
-          <w:instrText xml:space="preserve"> PAGEREF _Toc242887694 \h </w:instrText>
-        </w:r>
-        <w:r>
-          <w:rPr>
-            <w:noProof/>
-            <w:webHidden/>
-            <w:color w:val="000000" w:themeColor="text1"/>
-          </w:rPr>
-        </w:r>
-        <w:r>
-          <w:rPr>
-            <w:noProof/>
-            <w:webHidden/>
-            <w:color w:val="000000" w:themeColor="text1"/>
+          </w:rPr>
+          <w:instrText xml:space="preserve"> PAGEREF _Toc244244130 \h </w:instrText>
+        </w:r>
+        <w:r>
+          <w:rPr>
+            <w:noProof/>
+            <w:webHidden/>
+          </w:rPr>
+        </w:r>
+        <w:r>
+          <w:rPr>
+            <w:noProof/>
+            <w:webHidden/>
           </w:rPr>
           <w:fldChar w:fldCharType="separate"/>
         </w:r>
@@ -2915,7 +2665,6 @@
           <w:rPr>
             <w:noProof/>
             <w:webHidden/>
-            <w:color w:val="000000" w:themeColor="text1"/>
           </w:rPr>
           <w:t>47</w:t>
         </w:r>
@@ -2923,7 +2672,6 @@
           <w:rPr>
             <w:noProof/>
             <w:webHidden/>
-            <w:color w:val="000000" w:themeColor="text1"/>
           </w:rPr>
           <w:fldChar w:fldCharType="end"/>
         </w:r>
@@ -2938,19 +2686,17 @@
         <w:rPr>
           <w:rFonts w:asciiTheme="minorHAnsi" w:eastAsiaTheme="minorEastAsia" w:hAnsiTheme="minorHAnsi" w:cstheme="minorBidi"/>
           <w:noProof/>
-          <w:color w:val="000000" w:themeColor="text1"/>
           <w:kern w:val="2"/>
           <w:sz w:val="24"/>
           <w:szCs w:val="24"/>
           <w14:ligatures w14:val="standardContextual"/>
         </w:rPr>
       </w:pPr>
-      <w:hyperlink w:anchor="_Toc242887695" w:history="1">
+      <w:hyperlink w:anchor="_Toc244244131" w:history="1">
         <w:r>
           <w:rPr>
             <w:rStyle w:val="Hyperlink"/>
             <w:noProof/>
-            <w:color w:val="000000" w:themeColor="text1"/>
           </w:rPr>
           <w:t>3.4.1. Kết nối Wi-Fi và truyền dữ liệu lên đám mây</w:t>
         </w:r>
@@ -2958,7 +2704,6 @@
           <w:rPr>
             <w:noProof/>
             <w:webHidden/>
-            <w:color w:val="000000" w:themeColor="text1"/>
           </w:rPr>
           <w:tab/>
         </w:r>
@@ -2966,7 +2711,6 @@
           <w:rPr>
             <w:noProof/>
             <w:webHidden/>
-            <w:color w:val="000000" w:themeColor="text1"/>
           </w:rPr>
           <w:fldChar w:fldCharType="begin"/>
         </w:r>
@@ -2974,22 +2718,19 @@
           <w:rPr>
             <w:noProof/>
             <w:webHidden/>
-            <w:color w:val="000000" w:themeColor="text1"/>
-          </w:rPr>
-          <w:instrText xml:space="preserve"> PAGEREF _Toc242887695 \h </w:instrText>
-        </w:r>
-        <w:r>
-          <w:rPr>
-            <w:noProof/>
-            <w:webHidden/>
-            <w:color w:val="000000" w:themeColor="text1"/>
-          </w:rPr>
-        </w:r>
-        <w:r>
-          <w:rPr>
-            <w:noProof/>
-            <w:webHidden/>
-            <w:color w:val="000000" w:themeColor="text1"/>
+          </w:rPr>
+          <w:instrText xml:space="preserve"> PAGEREF _Toc244244131 \h </w:instrText>
+        </w:r>
+        <w:r>
+          <w:rPr>
+            <w:noProof/>
+            <w:webHidden/>
+          </w:rPr>
+        </w:r>
+        <w:r>
+          <w:rPr>
+            <w:noProof/>
+            <w:webHidden/>
           </w:rPr>
           <w:fldChar w:fldCharType="separate"/>
         </w:r>
@@ -2997,7 +2738,6 @@
           <w:rPr>
             <w:noProof/>
             <w:webHidden/>
-            <w:color w:val="000000" w:themeColor="text1"/>
           </w:rPr>
           <w:t>47</w:t>
         </w:r>
@@ -3005,7 +2745,6 @@
           <w:rPr>
             <w:noProof/>
             <w:webHidden/>
-            <w:color w:val="000000" w:themeColor="text1"/>
           </w:rPr>
           <w:fldChar w:fldCharType="end"/>
         </w:r>
@@ -3020,19 +2759,17 @@
         <w:rPr>
           <w:rFonts w:asciiTheme="minorHAnsi" w:eastAsiaTheme="minorEastAsia" w:hAnsiTheme="minorHAnsi" w:cstheme="minorBidi"/>
           <w:noProof/>
-          <w:color w:val="000000" w:themeColor="text1"/>
           <w:kern w:val="2"/>
           <w:sz w:val="24"/>
           <w:szCs w:val="24"/>
           <w14:ligatures w14:val="standardContextual"/>
         </w:rPr>
       </w:pPr>
-      <w:hyperlink w:anchor="_Toc242887696" w:history="1">
+      <w:hyperlink w:anchor="_Toc244244132" w:history="1">
         <w:r>
           <w:rPr>
             <w:rStyle w:val="Hyperlink"/>
             <w:noProof/>
-            <w:color w:val="000000" w:themeColor="text1"/>
           </w:rPr>
           <w:t>3.4.2. Thiết kế giao diện Web giám sát thời gian thực</w:t>
         </w:r>
@@ -3040,7 +2777,6 @@
           <w:rPr>
             <w:noProof/>
             <w:webHidden/>
-            <w:color w:val="000000" w:themeColor="text1"/>
           </w:rPr>
           <w:tab/>
         </w:r>
@@ -3048,7 +2784,6 @@
           <w:rPr>
             <w:noProof/>
             <w:webHidden/>
-            <w:color w:val="000000" w:themeColor="text1"/>
           </w:rPr>
           <w:fldChar w:fldCharType="begin"/>
         </w:r>
@@ -3056,22 +2791,19 @@
           <w:rPr>
             <w:noProof/>
             <w:webHidden/>
-            <w:color w:val="000000" w:themeColor="text1"/>
-          </w:rPr>
-          <w:instrText xml:space="preserve"> PAGEREF _Toc242887696 \h </w:instrText>
-        </w:r>
-        <w:r>
-          <w:rPr>
-            <w:noProof/>
-            <w:webHidden/>
-            <w:color w:val="000000" w:themeColor="text1"/>
-          </w:rPr>
-        </w:r>
-        <w:r>
-          <w:rPr>
-            <w:noProof/>
-            <w:webHidden/>
-            <w:color w:val="000000" w:themeColor="text1"/>
+          </w:rPr>
+          <w:instrText xml:space="preserve"> PAGEREF _Toc244244132 \h </w:instrText>
+        </w:r>
+        <w:r>
+          <w:rPr>
+            <w:noProof/>
+            <w:webHidden/>
+          </w:rPr>
+        </w:r>
+        <w:r>
+          <w:rPr>
+            <w:noProof/>
+            <w:webHidden/>
           </w:rPr>
           <w:fldChar w:fldCharType="separate"/>
         </w:r>
@@ -3079,7 +2811,6 @@
           <w:rPr>
             <w:noProof/>
             <w:webHidden/>
-            <w:color w:val="000000" w:themeColor="text1"/>
           </w:rPr>
           <w:t>48</w:t>
         </w:r>
@@ -3087,7 +2818,6 @@
           <w:rPr>
             <w:noProof/>
             <w:webHidden/>
-            <w:color w:val="000000" w:themeColor="text1"/>
           </w:rPr>
           <w:fldChar w:fldCharType="end"/>
         </w:r>
@@ -3102,19 +2832,17 @@
         <w:rPr>
           <w:rFonts w:asciiTheme="minorHAnsi" w:eastAsiaTheme="minorEastAsia" w:hAnsiTheme="minorHAnsi" w:cstheme="minorBidi"/>
           <w:noProof/>
-          <w:color w:val="000000" w:themeColor="text1"/>
           <w:kern w:val="2"/>
           <w:sz w:val="24"/>
           <w:szCs w:val="24"/>
           <w14:ligatures w14:val="standardContextual"/>
         </w:rPr>
       </w:pPr>
-      <w:hyperlink w:anchor="_Toc242887697" w:history="1">
+      <w:hyperlink w:anchor="_Toc244244133" w:history="1">
         <w:r>
           <w:rPr>
             <w:rStyle w:val="Hyperlink"/>
             <w:noProof/>
-            <w:color w:val="000000" w:themeColor="text1"/>
           </w:rPr>
           <w:t>3.5. Thiết kế lớp nền tảng đám mây và các luồng dữ liệu</w:t>
         </w:r>
@@ -3122,7 +2850,6 @@
           <w:rPr>
             <w:noProof/>
             <w:webHidden/>
-            <w:color w:val="000000" w:themeColor="text1"/>
           </w:rPr>
           <w:tab/>
         </w:r>
@@ -3130,7 +2857,6 @@
           <w:rPr>
             <w:noProof/>
             <w:webHidden/>
-            <w:color w:val="000000" w:themeColor="text1"/>
           </w:rPr>
           <w:fldChar w:fldCharType="begin"/>
         </w:r>
@@ -3138,22 +2864,19 @@
           <w:rPr>
             <w:noProof/>
             <w:webHidden/>
-            <w:color w:val="000000" w:themeColor="text1"/>
-          </w:rPr>
-          <w:instrText xml:space="preserve"> PAGEREF _Toc242887697 \h </w:instrText>
-        </w:r>
-        <w:r>
-          <w:rPr>
-            <w:noProof/>
-            <w:webHidden/>
-            <w:color w:val="000000" w:themeColor="text1"/>
-          </w:rPr>
-        </w:r>
-        <w:r>
-          <w:rPr>
-            <w:noProof/>
-            <w:webHidden/>
-            <w:color w:val="000000" w:themeColor="text1"/>
+          </w:rPr>
+          <w:instrText xml:space="preserve"> PAGEREF _Toc244244133 \h </w:instrText>
+        </w:r>
+        <w:r>
+          <w:rPr>
+            <w:noProof/>
+            <w:webHidden/>
+          </w:rPr>
+        </w:r>
+        <w:r>
+          <w:rPr>
+            <w:noProof/>
+            <w:webHidden/>
           </w:rPr>
           <w:fldChar w:fldCharType="separate"/>
         </w:r>
@@ -3161,7 +2884,6 @@
           <w:rPr>
             <w:noProof/>
             <w:webHidden/>
-            <w:color w:val="000000" w:themeColor="text1"/>
           </w:rPr>
           <w:t>50</w:t>
         </w:r>
@@ -3169,7 +2891,6 @@
           <w:rPr>
             <w:noProof/>
             <w:webHidden/>
-            <w:color w:val="000000" w:themeColor="text1"/>
           </w:rPr>
           <w:fldChar w:fldCharType="end"/>
         </w:r>
@@ -3184,19 +2905,17 @@
         <w:rPr>
           <w:rFonts w:asciiTheme="minorHAnsi" w:eastAsiaTheme="minorEastAsia" w:hAnsiTheme="minorHAnsi" w:cstheme="minorBidi"/>
           <w:noProof/>
-          <w:color w:val="000000" w:themeColor="text1"/>
           <w:kern w:val="2"/>
           <w:sz w:val="24"/>
           <w:szCs w:val="24"/>
           <w14:ligatures w14:val="standardContextual"/>
         </w:rPr>
       </w:pPr>
-      <w:hyperlink w:anchor="_Toc242887698" w:history="1">
+      <w:hyperlink w:anchor="_Toc244244134" w:history="1">
         <w:r>
           <w:rPr>
             <w:rStyle w:val="Hyperlink"/>
             <w:noProof/>
-            <w:color w:val="000000" w:themeColor="text1"/>
           </w:rPr>
           <w:t>3.5.1. Khảo sát và lựa chọn kênh gửi thông báo</w:t>
         </w:r>
@@ -3204,7 +2923,6 @@
           <w:rPr>
             <w:noProof/>
             <w:webHidden/>
-            <w:color w:val="000000" w:themeColor="text1"/>
           </w:rPr>
           <w:tab/>
         </w:r>
@@ -3212,7 +2930,6 @@
           <w:rPr>
             <w:noProof/>
             <w:webHidden/>
-            <w:color w:val="000000" w:themeColor="text1"/>
           </w:rPr>
           <w:fldChar w:fldCharType="begin"/>
         </w:r>
@@ -3220,22 +2937,19 @@
           <w:rPr>
             <w:noProof/>
             <w:webHidden/>
-            <w:color w:val="000000" w:themeColor="text1"/>
-          </w:rPr>
-          <w:instrText xml:space="preserve"> PAGEREF _Toc242887698 \h </w:instrText>
-        </w:r>
-        <w:r>
-          <w:rPr>
-            <w:noProof/>
-            <w:webHidden/>
-            <w:color w:val="000000" w:themeColor="text1"/>
-          </w:rPr>
-        </w:r>
-        <w:r>
-          <w:rPr>
-            <w:noProof/>
-            <w:webHidden/>
-            <w:color w:val="000000" w:themeColor="text1"/>
+          </w:rPr>
+          <w:instrText xml:space="preserve"> PAGEREF _Toc244244134 \h </w:instrText>
+        </w:r>
+        <w:r>
+          <w:rPr>
+            <w:noProof/>
+            <w:webHidden/>
+          </w:rPr>
+        </w:r>
+        <w:r>
+          <w:rPr>
+            <w:noProof/>
+            <w:webHidden/>
           </w:rPr>
           <w:fldChar w:fldCharType="separate"/>
         </w:r>
@@ -3243,7 +2957,6 @@
           <w:rPr>
             <w:noProof/>
             <w:webHidden/>
-            <w:color w:val="000000" w:themeColor="text1"/>
           </w:rPr>
           <w:t>50</w:t>
         </w:r>
@@ -3251,7 +2964,6 @@
           <w:rPr>
             <w:noProof/>
             <w:webHidden/>
-            <w:color w:val="000000" w:themeColor="text1"/>
           </w:rPr>
           <w:fldChar w:fldCharType="end"/>
         </w:r>
@@ -3266,19 +2978,17 @@
         <w:rPr>
           <w:rFonts w:asciiTheme="minorHAnsi" w:eastAsiaTheme="minorEastAsia" w:hAnsiTheme="minorHAnsi" w:cstheme="minorBidi"/>
           <w:noProof/>
-          <w:color w:val="000000" w:themeColor="text1"/>
           <w:kern w:val="2"/>
           <w:sz w:val="24"/>
           <w:szCs w:val="24"/>
           <w14:ligatures w14:val="standardContextual"/>
         </w:rPr>
       </w:pPr>
-      <w:hyperlink w:anchor="_Toc242887699" w:history="1">
+      <w:hyperlink w:anchor="_Toc244244135" w:history="1">
         <w:r>
           <w:rPr>
             <w:rStyle w:val="Hyperlink"/>
             <w:noProof/>
-            <w:color w:val="000000" w:themeColor="text1"/>
           </w:rPr>
           <w:t>3.5.2. Luồng gửi cảnh báo khẩn cấp</w:t>
         </w:r>
@@ -3286,7 +2996,6 @@
           <w:rPr>
             <w:noProof/>
             <w:webHidden/>
-            <w:color w:val="000000" w:themeColor="text1"/>
           </w:rPr>
           <w:tab/>
         </w:r>
@@ -3294,7 +3003,6 @@
           <w:rPr>
             <w:noProof/>
             <w:webHidden/>
-            <w:color w:val="000000" w:themeColor="text1"/>
           </w:rPr>
           <w:fldChar w:fldCharType="begin"/>
         </w:r>
@@ -3302,22 +3010,19 @@
           <w:rPr>
             <w:noProof/>
             <w:webHidden/>
-            <w:color w:val="000000" w:themeColor="text1"/>
-          </w:rPr>
-          <w:instrText xml:space="preserve"> PAGEREF _Toc242887699 \h </w:instrText>
-        </w:r>
-        <w:r>
-          <w:rPr>
-            <w:noProof/>
-            <w:webHidden/>
-            <w:color w:val="000000" w:themeColor="text1"/>
-          </w:rPr>
-        </w:r>
-        <w:r>
-          <w:rPr>
-            <w:noProof/>
-            <w:webHidden/>
-            <w:color w:val="000000" w:themeColor="text1"/>
+          </w:rPr>
+          <w:instrText xml:space="preserve"> PAGEREF _Toc244244135 \h </w:instrText>
+        </w:r>
+        <w:r>
+          <w:rPr>
+            <w:noProof/>
+            <w:webHidden/>
+          </w:rPr>
+        </w:r>
+        <w:r>
+          <w:rPr>
+            <w:noProof/>
+            <w:webHidden/>
           </w:rPr>
           <w:fldChar w:fldCharType="separate"/>
         </w:r>
@@ -3325,7 +3030,6 @@
           <w:rPr>
             <w:noProof/>
             <w:webHidden/>
-            <w:color w:val="000000" w:themeColor="text1"/>
           </w:rPr>
           <w:t>53</w:t>
         </w:r>
@@ -3333,7 +3037,6 @@
           <w:rPr>
             <w:noProof/>
             <w:webHidden/>
-            <w:color w:val="000000" w:themeColor="text1"/>
           </w:rPr>
           <w:fldChar w:fldCharType="end"/>
         </w:r>
@@ -3348,19 +3051,17 @@
         <w:rPr>
           <w:rFonts w:asciiTheme="minorHAnsi" w:eastAsiaTheme="minorEastAsia" w:hAnsiTheme="minorHAnsi" w:cstheme="minorBidi"/>
           <w:noProof/>
-          <w:color w:val="000000" w:themeColor="text1"/>
           <w:kern w:val="2"/>
           <w:sz w:val="24"/>
           <w:szCs w:val="24"/>
           <w14:ligatures w14:val="standardContextual"/>
         </w:rPr>
       </w:pPr>
-      <w:hyperlink w:anchor="_Toc242887700" w:history="1">
+      <w:hyperlink w:anchor="_Toc244244136" w:history="1">
         <w:r>
           <w:rPr>
             <w:rStyle w:val="Hyperlink"/>
             <w:noProof/>
-            <w:color w:val="000000" w:themeColor="text1"/>
           </w:rPr>
           <w:t>3.5.3. Luồng ghi log dữ liệu có điều kiện</w:t>
         </w:r>
@@ -3368,7 +3069,6 @@
           <w:rPr>
             <w:noProof/>
             <w:webHidden/>
-            <w:color w:val="000000" w:themeColor="text1"/>
           </w:rPr>
           <w:tab/>
         </w:r>
@@ -3376,7 +3076,6 @@
           <w:rPr>
             <w:noProof/>
             <w:webHidden/>
-            <w:color w:val="000000" w:themeColor="text1"/>
           </w:rPr>
           <w:fldChar w:fldCharType="begin"/>
         </w:r>
@@ -3384,22 +3083,19 @@
           <w:rPr>
             <w:noProof/>
             <w:webHidden/>
-            <w:color w:val="000000" w:themeColor="text1"/>
-          </w:rPr>
-          <w:instrText xml:space="preserve"> PAGEREF _Toc242887700 \h </w:instrText>
-        </w:r>
-        <w:r>
-          <w:rPr>
-            <w:noProof/>
-            <w:webHidden/>
-            <w:color w:val="000000" w:themeColor="text1"/>
-          </w:rPr>
-        </w:r>
-        <w:r>
-          <w:rPr>
-            <w:noProof/>
-            <w:webHidden/>
-            <w:color w:val="000000" w:themeColor="text1"/>
+          </w:rPr>
+          <w:instrText xml:space="preserve"> PAGEREF _Toc244244136 \h </w:instrText>
+        </w:r>
+        <w:r>
+          <w:rPr>
+            <w:noProof/>
+            <w:webHidden/>
+          </w:rPr>
+        </w:r>
+        <w:r>
+          <w:rPr>
+            <w:noProof/>
+            <w:webHidden/>
           </w:rPr>
           <w:fldChar w:fldCharType="separate"/>
         </w:r>
@@ -3407,7 +3103,6 @@
           <w:rPr>
             <w:noProof/>
             <w:webHidden/>
-            <w:color w:val="000000" w:themeColor="text1"/>
           </w:rPr>
           <w:t>55</w:t>
         </w:r>
@@ -3415,7 +3110,6 @@
           <w:rPr>
             <w:noProof/>
             <w:webHidden/>
-            <w:color w:val="000000" w:themeColor="text1"/>
           </w:rPr>
           <w:fldChar w:fldCharType="end"/>
         </w:r>
@@ -3430,19 +3124,17 @@
         <w:rPr>
           <w:rFonts w:asciiTheme="minorHAnsi" w:eastAsiaTheme="minorEastAsia" w:hAnsiTheme="minorHAnsi" w:cstheme="minorBidi"/>
           <w:noProof/>
-          <w:color w:val="000000" w:themeColor="text1"/>
           <w:kern w:val="2"/>
           <w:sz w:val="24"/>
           <w:szCs w:val="24"/>
           <w14:ligatures w14:val="standardContextual"/>
         </w:rPr>
       </w:pPr>
-      <w:hyperlink w:anchor="_Toc242887701" w:history="1">
+      <w:hyperlink w:anchor="_Toc244244137" w:history="1">
         <w:r>
           <w:rPr>
             <w:rStyle w:val="Hyperlink"/>
             <w:noProof/>
-            <w:color w:val="000000" w:themeColor="text1"/>
           </w:rPr>
           <w:t>3.5.4. Luồng lấy cấu hình ngưỡng động</w:t>
         </w:r>
@@ -3450,7 +3142,6 @@
           <w:rPr>
             <w:noProof/>
             <w:webHidden/>
-            <w:color w:val="000000" w:themeColor="text1"/>
           </w:rPr>
           <w:tab/>
         </w:r>
@@ -3458,7 +3149,6 @@
           <w:rPr>
             <w:noProof/>
             <w:webHidden/>
-            <w:color w:val="000000" w:themeColor="text1"/>
           </w:rPr>
           <w:fldChar w:fldCharType="begin"/>
         </w:r>
@@ -3466,22 +3156,19 @@
           <w:rPr>
             <w:noProof/>
             <w:webHidden/>
-            <w:color w:val="000000" w:themeColor="text1"/>
-          </w:rPr>
-          <w:instrText xml:space="preserve"> PAGEREF _Toc242887701 \h </w:instrText>
-        </w:r>
-        <w:r>
-          <w:rPr>
-            <w:noProof/>
-            <w:webHidden/>
-            <w:color w:val="000000" w:themeColor="text1"/>
-          </w:rPr>
-        </w:r>
-        <w:r>
-          <w:rPr>
-            <w:noProof/>
-            <w:webHidden/>
-            <w:color w:val="000000" w:themeColor="text1"/>
+          </w:rPr>
+          <w:instrText xml:space="preserve"> PAGEREF _Toc244244137 \h </w:instrText>
+        </w:r>
+        <w:r>
+          <w:rPr>
+            <w:noProof/>
+            <w:webHidden/>
+          </w:rPr>
+        </w:r>
+        <w:r>
+          <w:rPr>
+            <w:noProof/>
+            <w:webHidden/>
           </w:rPr>
           <w:fldChar w:fldCharType="separate"/>
         </w:r>
@@ -3489,7 +3176,6 @@
           <w:rPr>
             <w:noProof/>
             <w:webHidden/>
-            <w:color w:val="000000" w:themeColor="text1"/>
           </w:rPr>
           <w:t>57</w:t>
         </w:r>
@@ -3497,7 +3183,6 @@
           <w:rPr>
             <w:noProof/>
             <w:webHidden/>
-            <w:color w:val="000000" w:themeColor="text1"/>
           </w:rPr>
           <w:fldChar w:fldCharType="end"/>
         </w:r>
@@ -3512,19 +3197,17 @@
         <w:rPr>
           <w:rFonts w:asciiTheme="minorHAnsi" w:eastAsiaTheme="minorEastAsia" w:hAnsiTheme="minorHAnsi" w:cstheme="minorBidi"/>
           <w:noProof/>
-          <w:color w:val="000000" w:themeColor="text1"/>
           <w:kern w:val="2"/>
           <w:sz w:val="24"/>
           <w:szCs w:val="24"/>
           <w14:ligatures w14:val="standardContextual"/>
         </w:rPr>
       </w:pPr>
-      <w:hyperlink w:anchor="_Toc242887702" w:history="1">
+      <w:hyperlink w:anchor="_Toc244244138" w:history="1">
         <w:r>
           <w:rPr>
             <w:rStyle w:val="Hyperlink"/>
             <w:noProof/>
-            <w:color w:val="000000" w:themeColor="text1"/>
           </w:rPr>
           <w:t>3.5.5. Luồng kiểm tra và cập nhật firmware từ xa</w:t>
         </w:r>
@@ -3532,7 +3215,6 @@
           <w:rPr>
             <w:noProof/>
             <w:webHidden/>
-            <w:color w:val="000000" w:themeColor="text1"/>
           </w:rPr>
           <w:tab/>
         </w:r>
@@ -3540,7 +3222,6 @@
           <w:rPr>
             <w:noProof/>
             <w:webHidden/>
-            <w:color w:val="000000" w:themeColor="text1"/>
           </w:rPr>
           <w:fldChar w:fldCharType="begin"/>
         </w:r>
@@ -3548,22 +3229,19 @@
           <w:rPr>
             <w:noProof/>
             <w:webHidden/>
-            <w:color w:val="000000" w:themeColor="text1"/>
-          </w:rPr>
-          <w:instrText xml:space="preserve"> PAGEREF _Toc242887702 \h </w:instrText>
-        </w:r>
-        <w:r>
-          <w:rPr>
-            <w:noProof/>
-            <w:webHidden/>
-            <w:color w:val="000000" w:themeColor="text1"/>
-          </w:rPr>
-        </w:r>
-        <w:r>
-          <w:rPr>
-            <w:noProof/>
-            <w:webHidden/>
-            <w:color w:val="000000" w:themeColor="text1"/>
+          </w:rPr>
+          <w:instrText xml:space="preserve"> PAGEREF _Toc244244138 \h </w:instrText>
+        </w:r>
+        <w:r>
+          <w:rPr>
+            <w:noProof/>
+            <w:webHidden/>
+          </w:rPr>
+        </w:r>
+        <w:r>
+          <w:rPr>
+            <w:noProof/>
+            <w:webHidden/>
           </w:rPr>
           <w:fldChar w:fldCharType="separate"/>
         </w:r>
@@ -3571,7 +3249,6 @@
           <w:rPr>
             <w:noProof/>
             <w:webHidden/>
-            <w:color w:val="000000" w:themeColor="text1"/>
           </w:rPr>
           <w:t>58</w:t>
         </w:r>
@@ -3579,7 +3256,6 @@
           <w:rPr>
             <w:noProof/>
             <w:webHidden/>
-            <w:color w:val="000000" w:themeColor="text1"/>
           </w:rPr>
           <w:fldChar w:fldCharType="end"/>
         </w:r>
@@ -3594,19 +3270,17 @@
         <w:rPr>
           <w:rFonts w:asciiTheme="minorHAnsi" w:eastAsiaTheme="minorEastAsia" w:hAnsiTheme="minorHAnsi" w:cstheme="minorBidi"/>
           <w:noProof/>
-          <w:color w:val="000000" w:themeColor="text1"/>
           <w:kern w:val="2"/>
           <w:sz w:val="24"/>
           <w:szCs w:val="24"/>
           <w14:ligatures w14:val="standardContextual"/>
         </w:rPr>
       </w:pPr>
-      <w:hyperlink w:anchor="_Toc242887703" w:history="1">
+      <w:hyperlink w:anchor="_Toc244244139" w:history="1">
         <w:r>
           <w:rPr>
             <w:rStyle w:val="Hyperlink"/>
             <w:noProof/>
-            <w:color w:val="000000" w:themeColor="text1"/>
           </w:rPr>
           <w:t>3.5.6. Luồng truyền dữ liệu realtime qua MQTT</w:t>
         </w:r>
@@ -3614,7 +3288,6 @@
           <w:rPr>
             <w:noProof/>
             <w:webHidden/>
-            <w:color w:val="000000" w:themeColor="text1"/>
           </w:rPr>
           <w:tab/>
         </w:r>
@@ -3622,7 +3295,6 @@
           <w:rPr>
             <w:noProof/>
             <w:webHidden/>
-            <w:color w:val="000000" w:themeColor="text1"/>
           </w:rPr>
           <w:fldChar w:fldCharType="begin"/>
         </w:r>
@@ -3630,22 +3302,19 @@
           <w:rPr>
             <w:noProof/>
             <w:webHidden/>
-            <w:color w:val="000000" w:themeColor="text1"/>
-          </w:rPr>
-          <w:instrText xml:space="preserve"> PAGEREF _Toc242887703 \h </w:instrText>
-        </w:r>
-        <w:r>
-          <w:rPr>
-            <w:noProof/>
-            <w:webHidden/>
-            <w:color w:val="000000" w:themeColor="text1"/>
-          </w:rPr>
-        </w:r>
-        <w:r>
-          <w:rPr>
-            <w:noProof/>
-            <w:webHidden/>
-            <w:color w:val="000000" w:themeColor="text1"/>
+          </w:rPr>
+          <w:instrText xml:space="preserve"> PAGEREF _Toc244244139 \h </w:instrText>
+        </w:r>
+        <w:r>
+          <w:rPr>
+            <w:noProof/>
+            <w:webHidden/>
+          </w:rPr>
+        </w:r>
+        <w:r>
+          <w:rPr>
+            <w:noProof/>
+            <w:webHidden/>
           </w:rPr>
           <w:fldChar w:fldCharType="separate"/>
         </w:r>
@@ -3653,7 +3322,6 @@
           <w:rPr>
             <w:noProof/>
             <w:webHidden/>
-            <w:color w:val="000000" w:themeColor="text1"/>
           </w:rPr>
           <w:t>61</w:t>
         </w:r>
@@ -3661,7 +3329,6 @@
           <w:rPr>
             <w:noProof/>
             <w:webHidden/>
-            <w:color w:val="000000" w:themeColor="text1"/>
           </w:rPr>
           <w:fldChar w:fldCharType="end"/>
         </w:r>
@@ -3676,19 +3343,17 @@
         <w:rPr>
           <w:rFonts w:asciiTheme="minorHAnsi" w:eastAsiaTheme="minorEastAsia" w:hAnsiTheme="minorHAnsi" w:cstheme="minorBidi"/>
           <w:noProof/>
-          <w:color w:val="000000" w:themeColor="text1"/>
           <w:kern w:val="2"/>
           <w:sz w:val="24"/>
           <w:szCs w:val="24"/>
           <w14:ligatures w14:val="standardContextual"/>
         </w:rPr>
       </w:pPr>
-      <w:hyperlink w:anchor="_Toc242887704" w:history="1">
+      <w:hyperlink w:anchor="_Toc244244140" w:history="1">
         <w:r>
           <w:rPr>
             <w:rStyle w:val="Hyperlink"/>
             <w:noProof/>
-            <w:color w:val="000000" w:themeColor="text1"/>
           </w:rPr>
           <w:t>3.6. Đánh giá độ tin cậy tổng thể của lớp mạng và nền tảng đám mây</w:t>
         </w:r>
@@ -3696,7 +3361,6 @@
           <w:rPr>
             <w:noProof/>
             <w:webHidden/>
-            <w:color w:val="000000" w:themeColor="text1"/>
           </w:rPr>
           <w:tab/>
         </w:r>
@@ -3704,7 +3368,6 @@
           <w:rPr>
             <w:noProof/>
             <w:webHidden/>
-            <w:color w:val="000000" w:themeColor="text1"/>
           </w:rPr>
           <w:fldChar w:fldCharType="begin"/>
         </w:r>
@@ -3712,22 +3375,19 @@
           <w:rPr>
             <w:noProof/>
             <w:webHidden/>
-            <w:color w:val="000000" w:themeColor="text1"/>
-          </w:rPr>
-          <w:instrText xml:space="preserve"> PAGEREF _Toc242887704 \h </w:instrText>
-        </w:r>
-        <w:r>
-          <w:rPr>
-            <w:noProof/>
-            <w:webHidden/>
-            <w:color w:val="000000" w:themeColor="text1"/>
-          </w:rPr>
-        </w:r>
-        <w:r>
-          <w:rPr>
-            <w:noProof/>
-            <w:webHidden/>
-            <w:color w:val="000000" w:themeColor="text1"/>
+          </w:rPr>
+          <w:instrText xml:space="preserve"> PAGEREF _Toc244244140 \h </w:instrText>
+        </w:r>
+        <w:r>
+          <w:rPr>
+            <w:noProof/>
+            <w:webHidden/>
+          </w:rPr>
+        </w:r>
+        <w:r>
+          <w:rPr>
+            <w:noProof/>
+            <w:webHidden/>
           </w:rPr>
           <w:fldChar w:fldCharType="separate"/>
         </w:r>
@@ -3735,15 +3395,13 @@
           <w:rPr>
             <w:noProof/>
             <w:webHidden/>
-            <w:color w:val="000000" w:themeColor="text1"/>
-          </w:rPr>
-          <w:t>62</w:t>
-        </w:r>
-        <w:r>
-          <w:rPr>
-            <w:noProof/>
-            <w:webHidden/>
-            <w:color w:val="000000" w:themeColor="text1"/>
+          </w:rPr>
+          <w:t>61</w:t>
+        </w:r>
+        <w:r>
+          <w:rPr>
+            <w:noProof/>
+            <w:webHidden/>
           </w:rPr>
           <w:fldChar w:fldCharType="end"/>
         </w:r>
@@ -3758,20 +3416,18 @@
         <w:rPr>
           <w:rFonts w:asciiTheme="minorHAnsi" w:eastAsiaTheme="minorEastAsia" w:hAnsiTheme="minorHAnsi" w:cstheme="minorBidi"/>
           <w:noProof/>
-          <w:color w:val="000000" w:themeColor="text1"/>
           <w:kern w:val="2"/>
           <w:sz w:val="24"/>
           <w:szCs w:val="24"/>
           <w14:ligatures w14:val="standardContextual"/>
         </w:rPr>
       </w:pPr>
-      <w:hyperlink w:anchor="_Toc242887705" w:history="1">
+      <w:hyperlink w:anchor="_Toc244244141" w:history="1">
         <w:r>
           <w:rPr>
             <w:rStyle w:val="Hyperlink"/>
             <w:bCs/>
             <w:noProof/>
-            <w:color w:val="000000" w:themeColor="text1"/>
           </w:rPr>
           <w:t>3.6.1. Khả năng tự bảo vệ của từng luồng trước sự cố</w:t>
         </w:r>
@@ -3779,7 +3435,6 @@
           <w:rPr>
             <w:noProof/>
             <w:webHidden/>
-            <w:color w:val="000000" w:themeColor="text1"/>
           </w:rPr>
           <w:tab/>
         </w:r>
@@ -3787,7 +3442,6 @@
           <w:rPr>
             <w:noProof/>
             <w:webHidden/>
-            <w:color w:val="000000" w:themeColor="text1"/>
           </w:rPr>
           <w:fldChar w:fldCharType="begin"/>
         </w:r>
@@ -3795,22 +3449,19 @@
           <w:rPr>
             <w:noProof/>
             <w:webHidden/>
-            <w:color w:val="000000" w:themeColor="text1"/>
-          </w:rPr>
-          <w:instrText xml:space="preserve"> PAGEREF _Toc242887705 \h </w:instrText>
-        </w:r>
-        <w:r>
-          <w:rPr>
-            <w:noProof/>
-            <w:webHidden/>
-            <w:color w:val="000000" w:themeColor="text1"/>
-          </w:rPr>
-        </w:r>
-        <w:r>
-          <w:rPr>
-            <w:noProof/>
-            <w:webHidden/>
-            <w:color w:val="000000" w:themeColor="text1"/>
+          </w:rPr>
+          <w:instrText xml:space="preserve"> PAGEREF _Toc244244141 \h </w:instrText>
+        </w:r>
+        <w:r>
+          <w:rPr>
+            <w:noProof/>
+            <w:webHidden/>
+          </w:rPr>
+        </w:r>
+        <w:r>
+          <w:rPr>
+            <w:noProof/>
+            <w:webHidden/>
           </w:rPr>
           <w:fldChar w:fldCharType="separate"/>
         </w:r>
@@ -3818,15 +3469,13 @@
           <w:rPr>
             <w:noProof/>
             <w:webHidden/>
-            <w:color w:val="000000" w:themeColor="text1"/>
-          </w:rPr>
-          <w:t>62</w:t>
-        </w:r>
-        <w:r>
-          <w:rPr>
-            <w:noProof/>
-            <w:webHidden/>
-            <w:color w:val="000000" w:themeColor="text1"/>
+          </w:rPr>
+          <w:t>61</w:t>
+        </w:r>
+        <w:r>
+          <w:rPr>
+            <w:noProof/>
+            <w:webHidden/>
           </w:rPr>
           <w:fldChar w:fldCharType="end"/>
         </w:r>
@@ -3841,20 +3490,18 @@
         <w:rPr>
           <w:rFonts w:asciiTheme="minorHAnsi" w:eastAsiaTheme="minorEastAsia" w:hAnsiTheme="minorHAnsi" w:cstheme="minorBidi"/>
           <w:noProof/>
-          <w:color w:val="000000" w:themeColor="text1"/>
           <w:kern w:val="2"/>
           <w:sz w:val="24"/>
           <w:szCs w:val="24"/>
           <w14:ligatures w14:val="standardContextual"/>
         </w:rPr>
       </w:pPr>
-      <w:hyperlink w:anchor="_Toc242887706" w:history="1">
+      <w:hyperlink w:anchor="_Toc244244142" w:history="1">
         <w:r>
           <w:rPr>
             <w:rStyle w:val="Hyperlink"/>
             <w:bCs/>
             <w:noProof/>
-            <w:color w:val="000000" w:themeColor="text1"/>
           </w:rPr>
           <w:t>3.6.2. Khả năng duy trì cảnh báo khi mất điện diện rộng</w:t>
         </w:r>
@@ -3862,7 +3509,6 @@
           <w:rPr>
             <w:noProof/>
             <w:webHidden/>
-            <w:color w:val="000000" w:themeColor="text1"/>
           </w:rPr>
           <w:tab/>
         </w:r>
@@ -3870,7 +3516,6 @@
           <w:rPr>
             <w:noProof/>
             <w:webHidden/>
-            <w:color w:val="000000" w:themeColor="text1"/>
           </w:rPr>
           <w:fldChar w:fldCharType="begin"/>
         </w:r>
@@ -3878,22 +3523,19 @@
           <w:rPr>
             <w:noProof/>
             <w:webHidden/>
-            <w:color w:val="000000" w:themeColor="text1"/>
-          </w:rPr>
-          <w:instrText xml:space="preserve"> PAGEREF _Toc242887706 \h </w:instrText>
-        </w:r>
-        <w:r>
-          <w:rPr>
-            <w:noProof/>
-            <w:webHidden/>
-            <w:color w:val="000000" w:themeColor="text1"/>
-          </w:rPr>
-        </w:r>
-        <w:r>
-          <w:rPr>
-            <w:noProof/>
-            <w:webHidden/>
-            <w:color w:val="000000" w:themeColor="text1"/>
+          </w:rPr>
+          <w:instrText xml:space="preserve"> PAGEREF _Toc244244142 \h </w:instrText>
+        </w:r>
+        <w:r>
+          <w:rPr>
+            <w:noProof/>
+            <w:webHidden/>
+          </w:rPr>
+        </w:r>
+        <w:r>
+          <w:rPr>
+            <w:noProof/>
+            <w:webHidden/>
           </w:rPr>
           <w:fldChar w:fldCharType="separate"/>
         </w:r>
@@ -3901,15 +3543,13 @@
           <w:rPr>
             <w:noProof/>
             <w:webHidden/>
-            <w:color w:val="000000" w:themeColor="text1"/>
-          </w:rPr>
-          <w:t>63</w:t>
-        </w:r>
-        <w:r>
-          <w:rPr>
-            <w:noProof/>
-            <w:webHidden/>
-            <w:color w:val="000000" w:themeColor="text1"/>
+          </w:rPr>
+          <w:t>62</w:t>
+        </w:r>
+        <w:r>
+          <w:rPr>
+            <w:noProof/>
+            <w:webHidden/>
           </w:rPr>
           <w:fldChar w:fldCharType="end"/>
         </w:r>
@@ -3924,19 +3564,17 @@
         <w:rPr>
           <w:rFonts w:asciiTheme="minorHAnsi" w:eastAsiaTheme="minorEastAsia" w:hAnsiTheme="minorHAnsi" w:cstheme="minorBidi"/>
           <w:noProof/>
-          <w:color w:val="000000" w:themeColor="text1"/>
           <w:kern w:val="2"/>
           <w:sz w:val="24"/>
           <w:szCs w:val="24"/>
           <w14:ligatures w14:val="standardContextual"/>
         </w:rPr>
       </w:pPr>
-      <w:hyperlink w:anchor="_Toc242887707" w:history="1">
+      <w:hyperlink w:anchor="_Toc244244143" w:history="1">
         <w:r>
           <w:rPr>
             <w:rStyle w:val="Hyperlink"/>
             <w:noProof/>
-            <w:color w:val="000000" w:themeColor="text1"/>
           </w:rPr>
           <w:t>3.7. Quản lý dữ liệu và cấu hình hệ thống</w:t>
         </w:r>
@@ -3944,7 +3582,6 @@
           <w:rPr>
             <w:noProof/>
             <w:webHidden/>
-            <w:color w:val="000000" w:themeColor="text1"/>
           </w:rPr>
           <w:tab/>
         </w:r>
@@ -3952,7 +3589,6 @@
           <w:rPr>
             <w:noProof/>
             <w:webHidden/>
-            <w:color w:val="000000" w:themeColor="text1"/>
           </w:rPr>
           <w:fldChar w:fldCharType="begin"/>
         </w:r>
@@ -3960,22 +3596,19 @@
           <w:rPr>
             <w:noProof/>
             <w:webHidden/>
-            <w:color w:val="000000" w:themeColor="text1"/>
-          </w:rPr>
-          <w:instrText xml:space="preserve"> PAGEREF _Toc242887707 \h </w:instrText>
-        </w:r>
-        <w:r>
-          <w:rPr>
-            <w:noProof/>
-            <w:webHidden/>
-            <w:color w:val="000000" w:themeColor="text1"/>
-          </w:rPr>
-        </w:r>
-        <w:r>
-          <w:rPr>
-            <w:noProof/>
-            <w:webHidden/>
-            <w:color w:val="000000" w:themeColor="text1"/>
+          </w:rPr>
+          <w:instrText xml:space="preserve"> PAGEREF _Toc244244143 \h </w:instrText>
+        </w:r>
+        <w:r>
+          <w:rPr>
+            <w:noProof/>
+            <w:webHidden/>
+          </w:rPr>
+        </w:r>
+        <w:r>
+          <w:rPr>
+            <w:noProof/>
+            <w:webHidden/>
           </w:rPr>
           <w:fldChar w:fldCharType="separate"/>
         </w:r>
@@ -3983,15 +3616,13 @@
           <w:rPr>
             <w:noProof/>
             <w:webHidden/>
-            <w:color w:val="000000" w:themeColor="text1"/>
-          </w:rPr>
-          <w:t>64</w:t>
-        </w:r>
-        <w:r>
-          <w:rPr>
-            <w:noProof/>
-            <w:webHidden/>
-            <w:color w:val="000000" w:themeColor="text1"/>
+          </w:rPr>
+          <w:t>63</w:t>
+        </w:r>
+        <w:r>
+          <w:rPr>
+            <w:noProof/>
+            <w:webHidden/>
           </w:rPr>
           <w:fldChar w:fldCharType="end"/>
         </w:r>
@@ -4004,66 +3635,57 @@
           <w:rFonts w:asciiTheme="minorHAnsi" w:eastAsiaTheme="minorEastAsia" w:hAnsiTheme="minorHAnsi" w:cstheme="minorBidi"/>
           <w:b w:val="0"/>
           <w:bCs w:val="0"/>
-          <w:color w:val="000000" w:themeColor="text1"/>
           <w:kern w:val="2"/>
           <w:sz w:val="24"/>
           <w:szCs w:val="24"/>
           <w14:ligatures w14:val="standardContextual"/>
         </w:rPr>
       </w:pPr>
-      <w:hyperlink w:anchor="_Toc242887708" w:history="1">
+      <w:hyperlink w:anchor="_Toc244244144" w:history="1">
         <w:r>
           <w:rPr>
             <w:rStyle w:val="Hyperlink"/>
-            <w:color w:val="000000" w:themeColor="text1"/>
           </w:rPr>
           <w:t>CHƯƠNG 4: HIỆN THỰC HÓA VÀ THỬ NGHIỆM MÔ HÌNH</w:t>
         </w:r>
         <w:r>
           <w:rPr>
             <w:webHidden/>
-            <w:color w:val="000000" w:themeColor="text1"/>
           </w:rPr>
           <w:tab/>
         </w:r>
         <w:r>
           <w:rPr>
             <w:webHidden/>
-            <w:color w:val="000000" w:themeColor="text1"/>
           </w:rPr>
           <w:fldChar w:fldCharType="begin"/>
         </w:r>
         <w:r>
           <w:rPr>
             <w:webHidden/>
-            <w:color w:val="000000" w:themeColor="text1"/>
-          </w:rPr>
-          <w:instrText xml:space="preserve"> PAGEREF _Toc242887708 \h </w:instrText>
-        </w:r>
-        <w:r>
-          <w:rPr>
-            <w:webHidden/>
-            <w:color w:val="000000" w:themeColor="text1"/>
-          </w:rPr>
-        </w:r>
-        <w:r>
-          <w:rPr>
-            <w:webHidden/>
-            <w:color w:val="000000" w:themeColor="text1"/>
+          </w:rPr>
+          <w:instrText xml:space="preserve"> PAGEREF _Toc244244144 \h </w:instrText>
+        </w:r>
+        <w:r>
+          <w:rPr>
+            <w:webHidden/>
+          </w:rPr>
+        </w:r>
+        <w:r>
+          <w:rPr>
+            <w:webHidden/>
           </w:rPr>
           <w:fldChar w:fldCharType="separate"/>
         </w:r>
         <w:r>
           <w:rPr>
             <w:webHidden/>
-            <w:color w:val="000000" w:themeColor="text1"/>
-          </w:rPr>
-          <w:t>67</w:t>
-        </w:r>
-        <w:r>
-          <w:rPr>
-            <w:webHidden/>
-            <w:color w:val="000000" w:themeColor="text1"/>
+          </w:rPr>
+          <w:t>66</w:t>
+        </w:r>
+        <w:r>
+          <w:rPr>
+            <w:webHidden/>
           </w:rPr>
           <w:fldChar w:fldCharType="end"/>
         </w:r>
@@ -4078,19 +3700,17 @@
         <w:rPr>
           <w:rFonts w:asciiTheme="minorHAnsi" w:eastAsiaTheme="minorEastAsia" w:hAnsiTheme="minorHAnsi" w:cstheme="minorBidi"/>
           <w:noProof/>
-          <w:color w:val="000000" w:themeColor="text1"/>
           <w:kern w:val="2"/>
           <w:sz w:val="24"/>
           <w:szCs w:val="24"/>
           <w14:ligatures w14:val="standardContextual"/>
         </w:rPr>
       </w:pPr>
-      <w:hyperlink w:anchor="_Toc242887709" w:history="1">
+      <w:hyperlink w:anchor="_Toc244244145" w:history="1">
         <w:r>
           <w:rPr>
             <w:rStyle w:val="Hyperlink"/>
             <w:noProof/>
-            <w:color w:val="000000" w:themeColor="text1"/>
           </w:rPr>
           <w:t>4.1. Thi công mô hình phần cứng thực nghiệm</w:t>
         </w:r>
@@ -4098,7 +3718,6 @@
           <w:rPr>
             <w:noProof/>
             <w:webHidden/>
-            <w:color w:val="000000" w:themeColor="text1"/>
           </w:rPr>
           <w:tab/>
         </w:r>
@@ -4106,7 +3725,6 @@
           <w:rPr>
             <w:noProof/>
             <w:webHidden/>
-            <w:color w:val="000000" w:themeColor="text1"/>
           </w:rPr>
           <w:fldChar w:fldCharType="begin"/>
         </w:r>
@@ -4114,22 +3732,19 @@
           <w:rPr>
             <w:noProof/>
             <w:webHidden/>
-            <w:color w:val="000000" w:themeColor="text1"/>
-          </w:rPr>
-          <w:instrText xml:space="preserve"> PAGEREF _Toc242887709 \h </w:instrText>
-        </w:r>
-        <w:r>
-          <w:rPr>
-            <w:noProof/>
-            <w:webHidden/>
-            <w:color w:val="000000" w:themeColor="text1"/>
-          </w:rPr>
-        </w:r>
-        <w:r>
-          <w:rPr>
-            <w:noProof/>
-            <w:webHidden/>
-            <w:color w:val="000000" w:themeColor="text1"/>
+          </w:rPr>
+          <w:instrText xml:space="preserve"> PAGEREF _Toc244244145 \h </w:instrText>
+        </w:r>
+        <w:r>
+          <w:rPr>
+            <w:noProof/>
+            <w:webHidden/>
+          </w:rPr>
+        </w:r>
+        <w:r>
+          <w:rPr>
+            <w:noProof/>
+            <w:webHidden/>
           </w:rPr>
           <w:fldChar w:fldCharType="separate"/>
         </w:r>
@@ -4137,15 +3752,13 @@
           <w:rPr>
             <w:noProof/>
             <w:webHidden/>
-            <w:color w:val="000000" w:themeColor="text1"/>
-          </w:rPr>
-          <w:t>67</w:t>
-        </w:r>
-        <w:r>
-          <w:rPr>
-            <w:noProof/>
-            <w:webHidden/>
-            <w:color w:val="000000" w:themeColor="text1"/>
+          </w:rPr>
+          <w:t>66</w:t>
+        </w:r>
+        <w:r>
+          <w:rPr>
+            <w:noProof/>
+            <w:webHidden/>
           </w:rPr>
           <w:fldChar w:fldCharType="end"/>
         </w:r>
@@ -4160,19 +3773,17 @@
         <w:rPr>
           <w:rFonts w:asciiTheme="minorHAnsi" w:eastAsiaTheme="minorEastAsia" w:hAnsiTheme="minorHAnsi" w:cstheme="minorBidi"/>
           <w:noProof/>
-          <w:color w:val="000000" w:themeColor="text1"/>
           <w:kern w:val="2"/>
           <w:sz w:val="24"/>
           <w:szCs w:val="24"/>
           <w14:ligatures w14:val="standardContextual"/>
         </w:rPr>
       </w:pPr>
-      <w:hyperlink w:anchor="_Toc242887710" w:history="1">
+      <w:hyperlink w:anchor="_Toc244244146" w:history="1">
         <w:r>
           <w:rPr>
             <w:rStyle w:val="Hyperlink"/>
             <w:noProof/>
-            <w:color w:val="000000" w:themeColor="text1"/>
           </w:rPr>
           <w:t>4.1.1. Chuẩn bị linh kiện</w:t>
         </w:r>
@@ -4180,7 +3791,6 @@
           <w:rPr>
             <w:noProof/>
             <w:webHidden/>
-            <w:color w:val="000000" w:themeColor="text1"/>
           </w:rPr>
           <w:tab/>
         </w:r>
@@ -4188,7 +3798,6 @@
           <w:rPr>
             <w:noProof/>
             <w:webHidden/>
-            <w:color w:val="000000" w:themeColor="text1"/>
           </w:rPr>
           <w:fldChar w:fldCharType="begin"/>
         </w:r>
@@ -4196,22 +3805,19 @@
           <w:rPr>
             <w:noProof/>
             <w:webHidden/>
-            <w:color w:val="000000" w:themeColor="text1"/>
-          </w:rPr>
-          <w:instrText xml:space="preserve"> PAGEREF _Toc242887710 \h </w:instrText>
-        </w:r>
-        <w:r>
-          <w:rPr>
-            <w:noProof/>
-            <w:webHidden/>
-            <w:color w:val="000000" w:themeColor="text1"/>
-          </w:rPr>
-        </w:r>
-        <w:r>
-          <w:rPr>
-            <w:noProof/>
-            <w:webHidden/>
-            <w:color w:val="000000" w:themeColor="text1"/>
+          </w:rPr>
+          <w:instrText xml:space="preserve"> PAGEREF _Toc244244146 \h </w:instrText>
+        </w:r>
+        <w:r>
+          <w:rPr>
+            <w:noProof/>
+            <w:webHidden/>
+          </w:rPr>
+        </w:r>
+        <w:r>
+          <w:rPr>
+            <w:noProof/>
+            <w:webHidden/>
           </w:rPr>
           <w:fldChar w:fldCharType="separate"/>
         </w:r>
@@ -4219,15 +3825,13 @@
           <w:rPr>
             <w:noProof/>
             <w:webHidden/>
-            <w:color w:val="000000" w:themeColor="text1"/>
-          </w:rPr>
-          <w:t>68</w:t>
-        </w:r>
-        <w:r>
-          <w:rPr>
-            <w:noProof/>
-            <w:webHidden/>
-            <w:color w:val="000000" w:themeColor="text1"/>
+          </w:rPr>
+          <w:t>67</w:t>
+        </w:r>
+        <w:r>
+          <w:rPr>
+            <w:noProof/>
+            <w:webHidden/>
           </w:rPr>
           <w:fldChar w:fldCharType="end"/>
         </w:r>
@@ -4242,19 +3846,17 @@
         <w:rPr>
           <w:rFonts w:asciiTheme="minorHAnsi" w:eastAsiaTheme="minorEastAsia" w:hAnsiTheme="minorHAnsi" w:cstheme="minorBidi"/>
           <w:noProof/>
-          <w:color w:val="000000" w:themeColor="text1"/>
           <w:kern w:val="2"/>
           <w:sz w:val="24"/>
           <w:szCs w:val="24"/>
           <w14:ligatures w14:val="standardContextual"/>
         </w:rPr>
       </w:pPr>
-      <w:hyperlink w:anchor="_Toc242887711" w:history="1">
+      <w:hyperlink w:anchor="_Toc244244147" w:history="1">
         <w:r>
           <w:rPr>
             <w:rStyle w:val="Hyperlink"/>
             <w:noProof/>
-            <w:color w:val="000000" w:themeColor="text1"/>
           </w:rPr>
           <w:t>4.1.2. Thử nghiệm mô phỏng mạch trên Wokwi</w:t>
         </w:r>
@@ -4262,7 +3864,6 @@
           <w:rPr>
             <w:noProof/>
             <w:webHidden/>
-            <w:color w:val="000000" w:themeColor="text1"/>
           </w:rPr>
           <w:tab/>
         </w:r>
@@ -4270,7 +3871,6 @@
           <w:rPr>
             <w:noProof/>
             <w:webHidden/>
-            <w:color w:val="000000" w:themeColor="text1"/>
           </w:rPr>
           <w:fldChar w:fldCharType="begin"/>
         </w:r>
@@ -4278,22 +3878,19 @@
           <w:rPr>
             <w:noProof/>
             <w:webHidden/>
-            <w:color w:val="000000" w:themeColor="text1"/>
-          </w:rPr>
-          <w:instrText xml:space="preserve"> PAGEREF _Toc242887711 \h </w:instrText>
-        </w:r>
-        <w:r>
-          <w:rPr>
-            <w:noProof/>
-            <w:webHidden/>
-            <w:color w:val="000000" w:themeColor="text1"/>
-          </w:rPr>
-        </w:r>
-        <w:r>
-          <w:rPr>
-            <w:noProof/>
-            <w:webHidden/>
-            <w:color w:val="000000" w:themeColor="text1"/>
+          </w:rPr>
+          <w:instrText xml:space="preserve"> PAGEREF _Toc244244147 \h </w:instrText>
+        </w:r>
+        <w:r>
+          <w:rPr>
+            <w:noProof/>
+            <w:webHidden/>
+          </w:rPr>
+        </w:r>
+        <w:r>
+          <w:rPr>
+            <w:noProof/>
+            <w:webHidden/>
           </w:rPr>
           <w:fldChar w:fldCharType="separate"/>
         </w:r>
@@ -4301,15 +3898,13 @@
           <w:rPr>
             <w:noProof/>
             <w:webHidden/>
-            <w:color w:val="000000" w:themeColor="text1"/>
-          </w:rPr>
-          <w:t>70</w:t>
-        </w:r>
-        <w:r>
-          <w:rPr>
-            <w:noProof/>
-            <w:webHidden/>
-            <w:color w:val="000000" w:themeColor="text1"/>
+          </w:rPr>
+          <w:t>69</w:t>
+        </w:r>
+        <w:r>
+          <w:rPr>
+            <w:noProof/>
+            <w:webHidden/>
           </w:rPr>
           <w:fldChar w:fldCharType="end"/>
         </w:r>
@@ -4324,19 +3919,17 @@
         <w:rPr>
           <w:rFonts w:asciiTheme="minorHAnsi" w:eastAsiaTheme="minorEastAsia" w:hAnsiTheme="minorHAnsi" w:cstheme="minorBidi"/>
           <w:noProof/>
-          <w:color w:val="000000" w:themeColor="text1"/>
           <w:kern w:val="2"/>
           <w:sz w:val="24"/>
           <w:szCs w:val="24"/>
           <w14:ligatures w14:val="standardContextual"/>
         </w:rPr>
       </w:pPr>
-      <w:hyperlink w:anchor="_Toc242887712" w:history="1">
+      <w:hyperlink w:anchor="_Toc244244148" w:history="1">
         <w:r>
           <w:rPr>
             <w:rStyle w:val="Hyperlink"/>
             <w:noProof/>
-            <w:color w:val="000000" w:themeColor="text1"/>
           </w:rPr>
           <w:t>4.1.3. Môi trường phát triển và nạp firmware</w:t>
         </w:r>
@@ -4344,7 +3937,6 @@
           <w:rPr>
             <w:noProof/>
             <w:webHidden/>
-            <w:color w:val="000000" w:themeColor="text1"/>
           </w:rPr>
           <w:tab/>
         </w:r>
@@ -4352,7 +3944,6 @@
           <w:rPr>
             <w:noProof/>
             <w:webHidden/>
-            <w:color w:val="000000" w:themeColor="text1"/>
           </w:rPr>
           <w:fldChar w:fldCharType="begin"/>
         </w:r>
@@ -4360,22 +3951,19 @@
           <w:rPr>
             <w:noProof/>
             <w:webHidden/>
-            <w:color w:val="000000" w:themeColor="text1"/>
-          </w:rPr>
-          <w:instrText xml:space="preserve"> PAGEREF _Toc242887712 \h </w:instrText>
-        </w:r>
-        <w:r>
-          <w:rPr>
-            <w:noProof/>
-            <w:webHidden/>
-            <w:color w:val="000000" w:themeColor="text1"/>
-          </w:rPr>
-        </w:r>
-        <w:r>
-          <w:rPr>
-            <w:noProof/>
-            <w:webHidden/>
-            <w:color w:val="000000" w:themeColor="text1"/>
+          </w:rPr>
+          <w:instrText xml:space="preserve"> PAGEREF _Toc244244148 \h </w:instrText>
+        </w:r>
+        <w:r>
+          <w:rPr>
+            <w:noProof/>
+            <w:webHidden/>
+          </w:rPr>
+        </w:r>
+        <w:r>
+          <w:rPr>
+            <w:noProof/>
+            <w:webHidden/>
           </w:rPr>
           <w:fldChar w:fldCharType="separate"/>
         </w:r>
@@ -4383,15 +3971,13 @@
           <w:rPr>
             <w:noProof/>
             <w:webHidden/>
-            <w:color w:val="000000" w:themeColor="text1"/>
-          </w:rPr>
-          <w:t>72</w:t>
-        </w:r>
-        <w:r>
-          <w:rPr>
-            <w:noProof/>
-            <w:webHidden/>
-            <w:color w:val="000000" w:themeColor="text1"/>
+          </w:rPr>
+          <w:t>71</w:t>
+        </w:r>
+        <w:r>
+          <w:rPr>
+            <w:noProof/>
+            <w:webHidden/>
           </w:rPr>
           <w:fldChar w:fldCharType="end"/>
         </w:r>
@@ -4406,19 +3992,17 @@
         <w:rPr>
           <w:rFonts w:asciiTheme="minorHAnsi" w:eastAsiaTheme="minorEastAsia" w:hAnsiTheme="minorHAnsi" w:cstheme="minorBidi"/>
           <w:noProof/>
-          <w:color w:val="000000" w:themeColor="text1"/>
           <w:kern w:val="2"/>
           <w:sz w:val="24"/>
           <w:szCs w:val="24"/>
           <w14:ligatures w14:val="standardContextual"/>
         </w:rPr>
       </w:pPr>
-      <w:hyperlink w:anchor="_Toc242887713" w:history="1">
+      <w:hyperlink w:anchor="_Toc244244149" w:history="1">
         <w:r>
           <w:rPr>
             <w:rStyle w:val="Hyperlink"/>
             <w:noProof/>
-            <w:color w:val="000000" w:themeColor="text1"/>
           </w:rPr>
           <w:t>4.2. Mô hình và điều kiện thử nghiệm</w:t>
         </w:r>
@@ -4426,7 +4010,6 @@
           <w:rPr>
             <w:noProof/>
             <w:webHidden/>
-            <w:color w:val="000000" w:themeColor="text1"/>
           </w:rPr>
           <w:tab/>
         </w:r>
@@ -4434,7 +4017,6 @@
           <w:rPr>
             <w:noProof/>
             <w:webHidden/>
-            <w:color w:val="000000" w:themeColor="text1"/>
           </w:rPr>
           <w:fldChar w:fldCharType="begin"/>
         </w:r>
@@ -4442,22 +4024,19 @@
           <w:rPr>
             <w:noProof/>
             <w:webHidden/>
-            <w:color w:val="000000" w:themeColor="text1"/>
-          </w:rPr>
-          <w:instrText xml:space="preserve"> PAGEREF _Toc242887713 \h </w:instrText>
-        </w:r>
-        <w:r>
-          <w:rPr>
-            <w:noProof/>
-            <w:webHidden/>
-            <w:color w:val="000000" w:themeColor="text1"/>
-          </w:rPr>
-        </w:r>
-        <w:r>
-          <w:rPr>
-            <w:noProof/>
-            <w:webHidden/>
-            <w:color w:val="000000" w:themeColor="text1"/>
+          </w:rPr>
+          <w:instrText xml:space="preserve"> PAGEREF _Toc244244149 \h </w:instrText>
+        </w:r>
+        <w:r>
+          <w:rPr>
+            <w:noProof/>
+            <w:webHidden/>
+          </w:rPr>
+        </w:r>
+        <w:r>
+          <w:rPr>
+            <w:noProof/>
+            <w:webHidden/>
           </w:rPr>
           <w:fldChar w:fldCharType="separate"/>
         </w:r>
@@ -4465,15 +4044,13 @@
           <w:rPr>
             <w:noProof/>
             <w:webHidden/>
-            <w:color w:val="000000" w:themeColor="text1"/>
-          </w:rPr>
-          <w:t>73</w:t>
-        </w:r>
-        <w:r>
-          <w:rPr>
-            <w:noProof/>
-            <w:webHidden/>
-            <w:color w:val="000000" w:themeColor="text1"/>
+          </w:rPr>
+          <w:t>72</w:t>
+        </w:r>
+        <w:r>
+          <w:rPr>
+            <w:noProof/>
+            <w:webHidden/>
           </w:rPr>
           <w:fldChar w:fldCharType="end"/>
         </w:r>
@@ -4488,19 +4065,17 @@
         <w:rPr>
           <w:rFonts w:asciiTheme="minorHAnsi" w:eastAsiaTheme="minorEastAsia" w:hAnsiTheme="minorHAnsi" w:cstheme="minorBidi"/>
           <w:noProof/>
-          <w:color w:val="000000" w:themeColor="text1"/>
           <w:kern w:val="2"/>
           <w:sz w:val="24"/>
           <w:szCs w:val="24"/>
           <w14:ligatures w14:val="standardContextual"/>
         </w:rPr>
       </w:pPr>
-      <w:hyperlink w:anchor="_Toc242887714" w:history="1">
+      <w:hyperlink w:anchor="_Toc244244150" w:history="1">
         <w:r>
           <w:rPr>
             <w:rStyle w:val="Hyperlink"/>
             <w:noProof/>
-            <w:color w:val="000000" w:themeColor="text1"/>
           </w:rPr>
           <w:t>4.3. Kết quả thử nghiệm</w:t>
         </w:r>
@@ -4508,7 +4083,6 @@
           <w:rPr>
             <w:noProof/>
             <w:webHidden/>
-            <w:color w:val="000000" w:themeColor="text1"/>
           </w:rPr>
           <w:tab/>
         </w:r>
@@ -4516,7 +4090,6 @@
           <w:rPr>
             <w:noProof/>
             <w:webHidden/>
-            <w:color w:val="000000" w:themeColor="text1"/>
           </w:rPr>
           <w:fldChar w:fldCharType="begin"/>
         </w:r>
@@ -4524,22 +4097,19 @@
           <w:rPr>
             <w:noProof/>
             <w:webHidden/>
-            <w:color w:val="000000" w:themeColor="text1"/>
-          </w:rPr>
-          <w:instrText xml:space="preserve"> PAGEREF _Toc242887714 \h </w:instrText>
-        </w:r>
-        <w:r>
-          <w:rPr>
-            <w:noProof/>
-            <w:webHidden/>
-            <w:color w:val="000000" w:themeColor="text1"/>
-          </w:rPr>
-        </w:r>
-        <w:r>
-          <w:rPr>
-            <w:noProof/>
-            <w:webHidden/>
-            <w:color w:val="000000" w:themeColor="text1"/>
+          </w:rPr>
+          <w:instrText xml:space="preserve"> PAGEREF _Toc244244150 \h </w:instrText>
+        </w:r>
+        <w:r>
+          <w:rPr>
+            <w:noProof/>
+            <w:webHidden/>
+          </w:rPr>
+        </w:r>
+        <w:r>
+          <w:rPr>
+            <w:noProof/>
+            <w:webHidden/>
           </w:rPr>
           <w:fldChar w:fldCharType="separate"/>
         </w:r>
@@ -4547,15 +4117,13 @@
           <w:rPr>
             <w:noProof/>
             <w:webHidden/>
-            <w:color w:val="000000" w:themeColor="text1"/>
-          </w:rPr>
-          <w:t>75</w:t>
-        </w:r>
-        <w:r>
-          <w:rPr>
-            <w:noProof/>
-            <w:webHidden/>
-            <w:color w:val="000000" w:themeColor="text1"/>
+          </w:rPr>
+          <w:t>74</w:t>
+        </w:r>
+        <w:r>
+          <w:rPr>
+            <w:noProof/>
+            <w:webHidden/>
           </w:rPr>
           <w:fldChar w:fldCharType="end"/>
         </w:r>
@@ -4570,20 +4138,18 @@
         <w:rPr>
           <w:rFonts w:asciiTheme="minorHAnsi" w:eastAsiaTheme="minorEastAsia" w:hAnsiTheme="minorHAnsi" w:cstheme="minorBidi"/>
           <w:noProof/>
-          <w:color w:val="000000" w:themeColor="text1"/>
           <w:kern w:val="2"/>
           <w:sz w:val="24"/>
           <w:szCs w:val="24"/>
           <w14:ligatures w14:val="standardContextual"/>
         </w:rPr>
       </w:pPr>
-      <w:hyperlink w:anchor="_Toc242887715" w:history="1">
+      <w:hyperlink w:anchor="_Toc244244151" w:history="1">
         <w:r>
           <w:rPr>
             <w:rStyle w:val="Hyperlink"/>
             <w:bCs/>
             <w:noProof/>
-            <w:color w:val="000000" w:themeColor="text1"/>
           </w:rPr>
           <w:t>4.3.1. Kết quả đo và lọc nhiễu</w:t>
         </w:r>
@@ -4591,7 +4157,6 @@
           <w:rPr>
             <w:noProof/>
             <w:webHidden/>
-            <w:color w:val="000000" w:themeColor="text1"/>
           </w:rPr>
           <w:tab/>
         </w:r>
@@ -4599,7 +4164,6 @@
           <w:rPr>
             <w:noProof/>
             <w:webHidden/>
-            <w:color w:val="000000" w:themeColor="text1"/>
           </w:rPr>
           <w:fldChar w:fldCharType="begin"/>
         </w:r>
@@ -4607,22 +4171,19 @@
           <w:rPr>
             <w:noProof/>
             <w:webHidden/>
-            <w:color w:val="000000" w:themeColor="text1"/>
-          </w:rPr>
-          <w:instrText xml:space="preserve"> PAGEREF _Toc242887715 \h </w:instrText>
-        </w:r>
-        <w:r>
-          <w:rPr>
-            <w:noProof/>
-            <w:webHidden/>
-            <w:color w:val="000000" w:themeColor="text1"/>
-          </w:rPr>
-        </w:r>
-        <w:r>
-          <w:rPr>
-            <w:noProof/>
-            <w:webHidden/>
-            <w:color w:val="000000" w:themeColor="text1"/>
+          </w:rPr>
+          <w:instrText xml:space="preserve"> PAGEREF _Toc244244151 \h </w:instrText>
+        </w:r>
+        <w:r>
+          <w:rPr>
+            <w:noProof/>
+            <w:webHidden/>
+          </w:rPr>
+        </w:r>
+        <w:r>
+          <w:rPr>
+            <w:noProof/>
+            <w:webHidden/>
           </w:rPr>
           <w:fldChar w:fldCharType="separate"/>
         </w:r>
@@ -4630,15 +4191,13 @@
           <w:rPr>
             <w:noProof/>
             <w:webHidden/>
-            <w:color w:val="000000" w:themeColor="text1"/>
-          </w:rPr>
-          <w:t>75</w:t>
-        </w:r>
-        <w:r>
-          <w:rPr>
-            <w:noProof/>
-            <w:webHidden/>
-            <w:color w:val="000000" w:themeColor="text1"/>
+          </w:rPr>
+          <w:t>74</w:t>
+        </w:r>
+        <w:r>
+          <w:rPr>
+            <w:noProof/>
+            <w:webHidden/>
           </w:rPr>
           <w:fldChar w:fldCharType="end"/>
         </w:r>
@@ -4653,20 +4212,18 @@
         <w:rPr>
           <w:rFonts w:asciiTheme="minorHAnsi" w:eastAsiaTheme="minorEastAsia" w:hAnsiTheme="minorHAnsi" w:cstheme="minorBidi"/>
           <w:noProof/>
-          <w:color w:val="000000" w:themeColor="text1"/>
           <w:kern w:val="2"/>
           <w:sz w:val="24"/>
           <w:szCs w:val="24"/>
           <w14:ligatures w14:val="standardContextual"/>
         </w:rPr>
       </w:pPr>
-      <w:hyperlink w:anchor="_Toc242887716" w:history="1">
+      <w:hyperlink w:anchor="_Toc244244152" w:history="1">
         <w:r>
           <w:rPr>
             <w:rStyle w:val="Hyperlink"/>
             <w:bCs/>
             <w:noProof/>
-            <w:color w:val="000000" w:themeColor="text1"/>
           </w:rPr>
           <w:t>4.3.2. Kết quả phân loại mức cảnh báo và điều khiển ngoại vi</w:t>
         </w:r>
@@ -4674,7 +4231,6 @@
           <w:rPr>
             <w:noProof/>
             <w:webHidden/>
-            <w:color w:val="000000" w:themeColor="text1"/>
           </w:rPr>
           <w:tab/>
         </w:r>
@@ -4682,7 +4238,6 @@
           <w:rPr>
             <w:noProof/>
             <w:webHidden/>
-            <w:color w:val="000000" w:themeColor="text1"/>
           </w:rPr>
           <w:fldChar w:fldCharType="begin"/>
         </w:r>
@@ -4690,22 +4245,19 @@
           <w:rPr>
             <w:noProof/>
             <w:webHidden/>
-            <w:color w:val="000000" w:themeColor="text1"/>
-          </w:rPr>
-          <w:instrText xml:space="preserve"> PAGEREF _Toc242887716 \h </w:instrText>
-        </w:r>
-        <w:r>
-          <w:rPr>
-            <w:noProof/>
-            <w:webHidden/>
-            <w:color w:val="000000" w:themeColor="text1"/>
-          </w:rPr>
-        </w:r>
-        <w:r>
-          <w:rPr>
-            <w:noProof/>
-            <w:webHidden/>
-            <w:color w:val="000000" w:themeColor="text1"/>
+          </w:rPr>
+          <w:instrText xml:space="preserve"> PAGEREF _Toc244244152 \h </w:instrText>
+        </w:r>
+        <w:r>
+          <w:rPr>
+            <w:noProof/>
+            <w:webHidden/>
+          </w:rPr>
+        </w:r>
+        <w:r>
+          <w:rPr>
+            <w:noProof/>
+            <w:webHidden/>
           </w:rPr>
           <w:fldChar w:fldCharType="separate"/>
         </w:r>
@@ -4713,15 +4265,13 @@
           <w:rPr>
             <w:noProof/>
             <w:webHidden/>
-            <w:color w:val="000000" w:themeColor="text1"/>
-          </w:rPr>
-          <w:t>77</w:t>
-        </w:r>
-        <w:r>
-          <w:rPr>
-            <w:noProof/>
-            <w:webHidden/>
-            <w:color w:val="000000" w:themeColor="text1"/>
+          </w:rPr>
+          <w:t>76</w:t>
+        </w:r>
+        <w:r>
+          <w:rPr>
+            <w:noProof/>
+            <w:webHidden/>
           </w:rPr>
           <w:fldChar w:fldCharType="end"/>
         </w:r>
@@ -4736,20 +4286,18 @@
         <w:rPr>
           <w:rFonts w:asciiTheme="minorHAnsi" w:eastAsiaTheme="minorEastAsia" w:hAnsiTheme="minorHAnsi" w:cstheme="minorBidi"/>
           <w:noProof/>
-          <w:color w:val="000000" w:themeColor="text1"/>
           <w:kern w:val="2"/>
           <w:sz w:val="24"/>
           <w:szCs w:val="24"/>
           <w14:ligatures w14:val="standardContextual"/>
         </w:rPr>
       </w:pPr>
-      <w:hyperlink w:anchor="_Toc242887717" w:history="1">
+      <w:hyperlink w:anchor="_Toc244244153" w:history="1">
         <w:r>
           <w:rPr>
             <w:rStyle w:val="Hyperlink"/>
             <w:bCs/>
             <w:noProof/>
-            <w:color w:val="000000" w:themeColor="text1"/>
           </w:rPr>
           <w:t>4.3.3. Luồng gửi cảnh báo khẩn cấp qua Telegram</w:t>
         </w:r>
@@ -4757,7 +4305,6 @@
           <w:rPr>
             <w:noProof/>
             <w:webHidden/>
-            <w:color w:val="000000" w:themeColor="text1"/>
           </w:rPr>
           <w:tab/>
         </w:r>
@@ -4765,7 +4312,6 @@
           <w:rPr>
             <w:noProof/>
             <w:webHidden/>
-            <w:color w:val="000000" w:themeColor="text1"/>
           </w:rPr>
           <w:fldChar w:fldCharType="begin"/>
         </w:r>
@@ -4773,22 +4319,19 @@
           <w:rPr>
             <w:noProof/>
             <w:webHidden/>
-            <w:color w:val="000000" w:themeColor="text1"/>
-          </w:rPr>
-          <w:instrText xml:space="preserve"> PAGEREF _Toc242887717 \h </w:instrText>
-        </w:r>
-        <w:r>
-          <w:rPr>
-            <w:noProof/>
-            <w:webHidden/>
-            <w:color w:val="000000" w:themeColor="text1"/>
-          </w:rPr>
-        </w:r>
-        <w:r>
-          <w:rPr>
-            <w:noProof/>
-            <w:webHidden/>
-            <w:color w:val="000000" w:themeColor="text1"/>
+          </w:rPr>
+          <w:instrText xml:space="preserve"> PAGEREF _Toc244244153 \h </w:instrText>
+        </w:r>
+        <w:r>
+          <w:rPr>
+            <w:noProof/>
+            <w:webHidden/>
+          </w:rPr>
+        </w:r>
+        <w:r>
+          <w:rPr>
+            <w:noProof/>
+            <w:webHidden/>
           </w:rPr>
           <w:fldChar w:fldCharType="separate"/>
         </w:r>
@@ -4796,15 +4339,13 @@
           <w:rPr>
             <w:noProof/>
             <w:webHidden/>
-            <w:color w:val="000000" w:themeColor="text1"/>
-          </w:rPr>
-          <w:t>78</w:t>
-        </w:r>
-        <w:r>
-          <w:rPr>
-            <w:noProof/>
-            <w:webHidden/>
-            <w:color w:val="000000" w:themeColor="text1"/>
+          </w:rPr>
+          <w:t>77</w:t>
+        </w:r>
+        <w:r>
+          <w:rPr>
+            <w:noProof/>
+            <w:webHidden/>
           </w:rPr>
           <w:fldChar w:fldCharType="end"/>
         </w:r>
@@ -4819,20 +4360,18 @@
         <w:rPr>
           <w:rFonts w:asciiTheme="minorHAnsi" w:eastAsiaTheme="minorEastAsia" w:hAnsiTheme="minorHAnsi" w:cstheme="minorBidi"/>
           <w:noProof/>
-          <w:color w:val="000000" w:themeColor="text1"/>
           <w:kern w:val="2"/>
           <w:sz w:val="24"/>
           <w:szCs w:val="24"/>
           <w14:ligatures w14:val="standardContextual"/>
         </w:rPr>
       </w:pPr>
-      <w:hyperlink w:anchor="_Toc242887718" w:history="1">
+      <w:hyperlink w:anchor="_Toc244244154" w:history="1">
         <w:r>
           <w:rPr>
             <w:rStyle w:val="Hyperlink"/>
             <w:bCs/>
             <w:noProof/>
-            <w:color w:val="000000" w:themeColor="text1"/>
           </w:rPr>
           <w:t>4.3.4. Luồng ghi log dữ liệu</w:t>
         </w:r>
@@ -4840,7 +4379,6 @@
           <w:rPr>
             <w:noProof/>
             <w:webHidden/>
-            <w:color w:val="000000" w:themeColor="text1"/>
           </w:rPr>
           <w:tab/>
         </w:r>
@@ -4848,7 +4386,6 @@
           <w:rPr>
             <w:noProof/>
             <w:webHidden/>
-            <w:color w:val="000000" w:themeColor="text1"/>
           </w:rPr>
           <w:fldChar w:fldCharType="begin"/>
         </w:r>
@@ -4856,22 +4393,19 @@
           <w:rPr>
             <w:noProof/>
             <w:webHidden/>
-            <w:color w:val="000000" w:themeColor="text1"/>
-          </w:rPr>
-          <w:instrText xml:space="preserve"> PAGEREF _Toc242887718 \h </w:instrText>
-        </w:r>
-        <w:r>
-          <w:rPr>
-            <w:noProof/>
-            <w:webHidden/>
-            <w:color w:val="000000" w:themeColor="text1"/>
-          </w:rPr>
-        </w:r>
-        <w:r>
-          <w:rPr>
-            <w:noProof/>
-            <w:webHidden/>
-            <w:color w:val="000000" w:themeColor="text1"/>
+          </w:rPr>
+          <w:instrText xml:space="preserve"> PAGEREF _Toc244244154 \h </w:instrText>
+        </w:r>
+        <w:r>
+          <w:rPr>
+            <w:noProof/>
+            <w:webHidden/>
+          </w:rPr>
+        </w:r>
+        <w:r>
+          <w:rPr>
+            <w:noProof/>
+            <w:webHidden/>
           </w:rPr>
           <w:fldChar w:fldCharType="separate"/>
         </w:r>
@@ -4879,15 +4413,13 @@
           <w:rPr>
             <w:noProof/>
             <w:webHidden/>
-            <w:color w:val="000000" w:themeColor="text1"/>
-          </w:rPr>
-          <w:t>79</w:t>
-        </w:r>
-        <w:r>
-          <w:rPr>
-            <w:noProof/>
-            <w:webHidden/>
-            <w:color w:val="000000" w:themeColor="text1"/>
+          </w:rPr>
+          <w:t>78</w:t>
+        </w:r>
+        <w:r>
+          <w:rPr>
+            <w:noProof/>
+            <w:webHidden/>
           </w:rPr>
           <w:fldChar w:fldCharType="end"/>
         </w:r>
@@ -4902,20 +4434,18 @@
         <w:rPr>
           <w:rFonts w:asciiTheme="minorHAnsi" w:eastAsiaTheme="minorEastAsia" w:hAnsiTheme="minorHAnsi" w:cstheme="minorBidi"/>
           <w:noProof/>
-          <w:color w:val="000000" w:themeColor="text1"/>
           <w:kern w:val="2"/>
           <w:sz w:val="24"/>
           <w:szCs w:val="24"/>
           <w14:ligatures w14:val="standardContextual"/>
         </w:rPr>
       </w:pPr>
-      <w:hyperlink w:anchor="_Toc242887719" w:history="1">
+      <w:hyperlink w:anchor="_Toc244244155" w:history="1">
         <w:r>
           <w:rPr>
             <w:rStyle w:val="Hyperlink"/>
             <w:bCs/>
             <w:noProof/>
-            <w:color w:val="000000" w:themeColor="text1"/>
           </w:rPr>
           <w:t>4.3.5. Luồng lấy cấu hình ngưỡng động</w:t>
         </w:r>
@@ -4923,7 +4453,6 @@
           <w:rPr>
             <w:noProof/>
             <w:webHidden/>
-            <w:color w:val="000000" w:themeColor="text1"/>
           </w:rPr>
           <w:tab/>
         </w:r>
@@ -4931,7 +4460,6 @@
           <w:rPr>
             <w:noProof/>
             <w:webHidden/>
-            <w:color w:val="000000" w:themeColor="text1"/>
           </w:rPr>
           <w:fldChar w:fldCharType="begin"/>
         </w:r>
@@ -4939,22 +4467,19 @@
           <w:rPr>
             <w:noProof/>
             <w:webHidden/>
-            <w:color w:val="000000" w:themeColor="text1"/>
-          </w:rPr>
-          <w:instrText xml:space="preserve"> PAGEREF _Toc242887719 \h </w:instrText>
-        </w:r>
-        <w:r>
-          <w:rPr>
-            <w:noProof/>
-            <w:webHidden/>
-            <w:color w:val="000000" w:themeColor="text1"/>
-          </w:rPr>
-        </w:r>
-        <w:r>
-          <w:rPr>
-            <w:noProof/>
-            <w:webHidden/>
-            <w:color w:val="000000" w:themeColor="text1"/>
+          </w:rPr>
+          <w:instrText xml:space="preserve"> PAGEREF _Toc244244155 \h </w:instrText>
+        </w:r>
+        <w:r>
+          <w:rPr>
+            <w:noProof/>
+            <w:webHidden/>
+          </w:rPr>
+        </w:r>
+        <w:r>
+          <w:rPr>
+            <w:noProof/>
+            <w:webHidden/>
           </w:rPr>
           <w:fldChar w:fldCharType="separate"/>
         </w:r>
@@ -4962,15 +4487,13 @@
           <w:rPr>
             <w:noProof/>
             <w:webHidden/>
-            <w:color w:val="000000" w:themeColor="text1"/>
-          </w:rPr>
-          <w:t>79</w:t>
-        </w:r>
-        <w:r>
-          <w:rPr>
-            <w:noProof/>
-            <w:webHidden/>
-            <w:color w:val="000000" w:themeColor="text1"/>
+          </w:rPr>
+          <w:t>78</w:t>
+        </w:r>
+        <w:r>
+          <w:rPr>
+            <w:noProof/>
+            <w:webHidden/>
           </w:rPr>
           <w:fldChar w:fldCharType="end"/>
         </w:r>
@@ -4985,19 +4508,17 @@
         <w:rPr>
           <w:rFonts w:asciiTheme="minorHAnsi" w:eastAsiaTheme="minorEastAsia" w:hAnsiTheme="minorHAnsi" w:cstheme="minorBidi"/>
           <w:noProof/>
-          <w:color w:val="000000" w:themeColor="text1"/>
           <w:kern w:val="2"/>
           <w:sz w:val="24"/>
           <w:szCs w:val="24"/>
           <w14:ligatures w14:val="standardContextual"/>
         </w:rPr>
       </w:pPr>
-      <w:hyperlink w:anchor="_Toc242887720" w:history="1">
+      <w:hyperlink w:anchor="_Toc244244156" w:history="1">
         <w:r>
           <w:rPr>
             <w:rStyle w:val="Hyperlink"/>
             <w:noProof/>
-            <w:color w:val="000000" w:themeColor="text1"/>
           </w:rPr>
           <w:t>4.3.6. Luồng kiểm tra và cập nhật firmware từ xa OTA</w:t>
         </w:r>
@@ -5005,7 +4526,6 @@
           <w:rPr>
             <w:noProof/>
             <w:webHidden/>
-            <w:color w:val="000000" w:themeColor="text1"/>
           </w:rPr>
           <w:tab/>
         </w:r>
@@ -5013,7 +4533,6 @@
           <w:rPr>
             <w:noProof/>
             <w:webHidden/>
-            <w:color w:val="000000" w:themeColor="text1"/>
           </w:rPr>
           <w:fldChar w:fldCharType="begin"/>
         </w:r>
@@ -5021,22 +4540,19 @@
           <w:rPr>
             <w:noProof/>
             <w:webHidden/>
-            <w:color w:val="000000" w:themeColor="text1"/>
-          </w:rPr>
-          <w:instrText xml:space="preserve"> PAGEREF _Toc242887720 \h </w:instrText>
-        </w:r>
-        <w:r>
-          <w:rPr>
-            <w:noProof/>
-            <w:webHidden/>
-            <w:color w:val="000000" w:themeColor="text1"/>
-          </w:rPr>
-        </w:r>
-        <w:r>
-          <w:rPr>
-            <w:noProof/>
-            <w:webHidden/>
-            <w:color w:val="000000" w:themeColor="text1"/>
+          </w:rPr>
+          <w:instrText xml:space="preserve"> PAGEREF _Toc244244156 \h </w:instrText>
+        </w:r>
+        <w:r>
+          <w:rPr>
+            <w:noProof/>
+            <w:webHidden/>
+          </w:rPr>
+        </w:r>
+        <w:r>
+          <w:rPr>
+            <w:noProof/>
+            <w:webHidden/>
           </w:rPr>
           <w:fldChar w:fldCharType="separate"/>
         </w:r>
@@ -5044,15 +4560,13 @@
           <w:rPr>
             <w:noProof/>
             <w:webHidden/>
-            <w:color w:val="000000" w:themeColor="text1"/>
-          </w:rPr>
-          <w:t>80</w:t>
-        </w:r>
-        <w:r>
-          <w:rPr>
-            <w:noProof/>
-            <w:webHidden/>
-            <w:color w:val="000000" w:themeColor="text1"/>
+          </w:rPr>
+          <w:t>79</w:t>
+        </w:r>
+        <w:r>
+          <w:rPr>
+            <w:noProof/>
+            <w:webHidden/>
           </w:rPr>
           <w:fldChar w:fldCharType="end"/>
         </w:r>
@@ -5067,19 +4581,17 @@
         <w:rPr>
           <w:rFonts w:asciiTheme="minorHAnsi" w:eastAsiaTheme="minorEastAsia" w:hAnsiTheme="minorHAnsi" w:cstheme="minorBidi"/>
           <w:noProof/>
-          <w:color w:val="000000" w:themeColor="text1"/>
           <w:kern w:val="2"/>
           <w:sz w:val="24"/>
           <w:szCs w:val="24"/>
           <w14:ligatures w14:val="standardContextual"/>
         </w:rPr>
       </w:pPr>
-      <w:hyperlink w:anchor="_Toc242887721" w:history="1">
+      <w:hyperlink w:anchor="_Toc244244157" w:history="1">
         <w:r>
           <w:rPr>
             <w:rStyle w:val="Hyperlink"/>
             <w:noProof/>
-            <w:color w:val="000000" w:themeColor="text1"/>
           </w:rPr>
           <w:t>4.3.7. Khả năng duy trì cảnh báo khi mất kết nối mạng</w:t>
         </w:r>
@@ -5087,7 +4599,6 @@
           <w:rPr>
             <w:noProof/>
             <w:webHidden/>
-            <w:color w:val="000000" w:themeColor="text1"/>
           </w:rPr>
           <w:tab/>
         </w:r>
@@ -5095,7 +4606,6 @@
           <w:rPr>
             <w:noProof/>
             <w:webHidden/>
-            <w:color w:val="000000" w:themeColor="text1"/>
           </w:rPr>
           <w:fldChar w:fldCharType="begin"/>
         </w:r>
@@ -5103,22 +4613,19 @@
           <w:rPr>
             <w:noProof/>
             <w:webHidden/>
-            <w:color w:val="000000" w:themeColor="text1"/>
-          </w:rPr>
-          <w:instrText xml:space="preserve"> PAGEREF _Toc242887721 \h </w:instrText>
-        </w:r>
-        <w:r>
-          <w:rPr>
-            <w:noProof/>
-            <w:webHidden/>
-            <w:color w:val="000000" w:themeColor="text1"/>
-          </w:rPr>
-        </w:r>
-        <w:r>
-          <w:rPr>
-            <w:noProof/>
-            <w:webHidden/>
-            <w:color w:val="000000" w:themeColor="text1"/>
+          </w:rPr>
+          <w:instrText xml:space="preserve"> PAGEREF _Toc244244157 \h </w:instrText>
+        </w:r>
+        <w:r>
+          <w:rPr>
+            <w:noProof/>
+            <w:webHidden/>
+          </w:rPr>
+        </w:r>
+        <w:r>
+          <w:rPr>
+            <w:noProof/>
+            <w:webHidden/>
           </w:rPr>
           <w:fldChar w:fldCharType="separate"/>
         </w:r>
@@ -5126,15 +4633,13 @@
           <w:rPr>
             <w:noProof/>
             <w:webHidden/>
-            <w:color w:val="000000" w:themeColor="text1"/>
-          </w:rPr>
-          <w:t>82</w:t>
-        </w:r>
-        <w:r>
-          <w:rPr>
-            <w:noProof/>
-            <w:webHidden/>
-            <w:color w:val="000000" w:themeColor="text1"/>
+          </w:rPr>
+          <w:t>81</w:t>
+        </w:r>
+        <w:r>
+          <w:rPr>
+            <w:noProof/>
+            <w:webHidden/>
           </w:rPr>
           <w:fldChar w:fldCharType="end"/>
         </w:r>
@@ -5149,19 +4654,17 @@
         <w:rPr>
           <w:rFonts w:asciiTheme="minorHAnsi" w:eastAsiaTheme="minorEastAsia" w:hAnsiTheme="minorHAnsi" w:cstheme="minorBidi"/>
           <w:noProof/>
-          <w:color w:val="000000" w:themeColor="text1"/>
           <w:kern w:val="2"/>
           <w:sz w:val="24"/>
           <w:szCs w:val="24"/>
           <w14:ligatures w14:val="standardContextual"/>
         </w:rPr>
       </w:pPr>
-      <w:hyperlink w:anchor="_Toc242887722" w:history="1">
+      <w:hyperlink w:anchor="_Toc244244158" w:history="1">
         <w:r>
           <w:rPr>
             <w:rStyle w:val="Hyperlink"/>
             <w:noProof/>
-            <w:color w:val="000000" w:themeColor="text1"/>
           </w:rPr>
           <w:t>4.4. Kết luận chương</w:t>
         </w:r>
@@ -5169,7 +4672,6 @@
           <w:rPr>
             <w:noProof/>
             <w:webHidden/>
-            <w:color w:val="000000" w:themeColor="text1"/>
           </w:rPr>
           <w:tab/>
         </w:r>
@@ -5177,7 +4679,6 @@
           <w:rPr>
             <w:noProof/>
             <w:webHidden/>
-            <w:color w:val="000000" w:themeColor="text1"/>
           </w:rPr>
           <w:fldChar w:fldCharType="begin"/>
         </w:r>
@@ -5185,22 +4686,19 @@
           <w:rPr>
             <w:noProof/>
             <w:webHidden/>
-            <w:color w:val="000000" w:themeColor="text1"/>
-          </w:rPr>
-          <w:instrText xml:space="preserve"> PAGEREF _Toc242887722 \h </w:instrText>
-        </w:r>
-        <w:r>
-          <w:rPr>
-            <w:noProof/>
-            <w:webHidden/>
-            <w:color w:val="000000" w:themeColor="text1"/>
-          </w:rPr>
-        </w:r>
-        <w:r>
-          <w:rPr>
-            <w:noProof/>
-            <w:webHidden/>
-            <w:color w:val="000000" w:themeColor="text1"/>
+          </w:rPr>
+          <w:instrText xml:space="preserve"> PAGEREF _Toc244244158 \h </w:instrText>
+        </w:r>
+        <w:r>
+          <w:rPr>
+            <w:noProof/>
+            <w:webHidden/>
+          </w:rPr>
+        </w:r>
+        <w:r>
+          <w:rPr>
+            <w:noProof/>
+            <w:webHidden/>
           </w:rPr>
           <w:fldChar w:fldCharType="separate"/>
         </w:r>
@@ -5208,15 +4706,13 @@
           <w:rPr>
             <w:noProof/>
             <w:webHidden/>
-            <w:color w:val="000000" w:themeColor="text1"/>
-          </w:rPr>
-          <w:t>83</w:t>
-        </w:r>
-        <w:r>
-          <w:rPr>
-            <w:noProof/>
-            <w:webHidden/>
-            <w:color w:val="000000" w:themeColor="text1"/>
+          </w:rPr>
+          <w:t>82</w:t>
+        </w:r>
+        <w:r>
+          <w:rPr>
+            <w:noProof/>
+            <w:webHidden/>
           </w:rPr>
           <w:fldChar w:fldCharType="end"/>
         </w:r>
@@ -5229,66 +4725,57 @@
           <w:rFonts w:asciiTheme="minorHAnsi" w:eastAsiaTheme="minorEastAsia" w:hAnsiTheme="minorHAnsi" w:cstheme="minorBidi"/>
           <w:b w:val="0"/>
           <w:bCs w:val="0"/>
-          <w:color w:val="000000" w:themeColor="text1"/>
           <w:kern w:val="2"/>
           <w:sz w:val="24"/>
           <w:szCs w:val="24"/>
           <w14:ligatures w14:val="standardContextual"/>
         </w:rPr>
       </w:pPr>
-      <w:hyperlink w:anchor="_Toc242887723" w:history="1">
+      <w:hyperlink w:anchor="_Toc244244159" w:history="1">
         <w:r>
           <w:rPr>
             <w:rStyle w:val="Hyperlink"/>
-            <w:color w:val="000000" w:themeColor="text1"/>
           </w:rPr>
           <w:t>CHƯƠNG 5: KẾT LUẬN VÀ HƯỚNG PHÁT TRIỂN</w:t>
         </w:r>
         <w:r>
           <w:rPr>
             <w:webHidden/>
-            <w:color w:val="000000" w:themeColor="text1"/>
           </w:rPr>
           <w:tab/>
         </w:r>
         <w:r>
           <w:rPr>
             <w:webHidden/>
-            <w:color w:val="000000" w:themeColor="text1"/>
           </w:rPr>
           <w:fldChar w:fldCharType="begin"/>
         </w:r>
         <w:r>
           <w:rPr>
             <w:webHidden/>
-            <w:color w:val="000000" w:themeColor="text1"/>
-          </w:rPr>
-          <w:instrText xml:space="preserve"> PAGEREF _Toc242887723 \h </w:instrText>
-        </w:r>
-        <w:r>
-          <w:rPr>
-            <w:webHidden/>
-            <w:color w:val="000000" w:themeColor="text1"/>
-          </w:rPr>
-        </w:r>
-        <w:r>
-          <w:rPr>
-            <w:webHidden/>
-            <w:color w:val="000000" w:themeColor="text1"/>
+          </w:rPr>
+          <w:instrText xml:space="preserve"> PAGEREF _Toc244244159 \h </w:instrText>
+        </w:r>
+        <w:r>
+          <w:rPr>
+            <w:webHidden/>
+          </w:rPr>
+        </w:r>
+        <w:r>
+          <w:rPr>
+            <w:webHidden/>
           </w:rPr>
           <w:fldChar w:fldCharType="separate"/>
         </w:r>
         <w:r>
           <w:rPr>
             <w:webHidden/>
-            <w:color w:val="000000" w:themeColor="text1"/>
-          </w:rPr>
-          <w:t>86</w:t>
-        </w:r>
-        <w:r>
-          <w:rPr>
-            <w:webHidden/>
-            <w:color w:val="000000" w:themeColor="text1"/>
+          </w:rPr>
+          <w:t>85</w:t>
+        </w:r>
+        <w:r>
+          <w:rPr>
+            <w:webHidden/>
           </w:rPr>
           <w:fldChar w:fldCharType="end"/>
         </w:r>
@@ -5303,19 +4790,17 @@
         <w:rPr>
           <w:rFonts w:asciiTheme="minorHAnsi" w:eastAsiaTheme="minorEastAsia" w:hAnsiTheme="minorHAnsi" w:cstheme="minorBidi"/>
           <w:noProof/>
-          <w:color w:val="000000" w:themeColor="text1"/>
           <w:kern w:val="2"/>
           <w:sz w:val="24"/>
           <w:szCs w:val="24"/>
           <w14:ligatures w14:val="standardContextual"/>
         </w:rPr>
       </w:pPr>
-      <w:hyperlink w:anchor="_Toc242887724" w:history="1">
+      <w:hyperlink w:anchor="_Toc244244160" w:history="1">
         <w:r>
           <w:rPr>
             <w:rStyle w:val="Hyperlink"/>
             <w:noProof/>
-            <w:color w:val="000000" w:themeColor="text1"/>
           </w:rPr>
           <w:t>5.1. Kết luận chung</w:t>
         </w:r>
@@ -5323,7 +4808,6 @@
           <w:rPr>
             <w:noProof/>
             <w:webHidden/>
-            <w:color w:val="000000" w:themeColor="text1"/>
           </w:rPr>
           <w:tab/>
         </w:r>
@@ -5331,7 +4815,6 @@
           <w:rPr>
             <w:noProof/>
             <w:webHidden/>
-            <w:color w:val="000000" w:themeColor="text1"/>
           </w:rPr>
           <w:fldChar w:fldCharType="begin"/>
         </w:r>
@@ -5339,22 +4822,19 @@
           <w:rPr>
             <w:noProof/>
             <w:webHidden/>
-            <w:color w:val="000000" w:themeColor="text1"/>
-          </w:rPr>
-          <w:instrText xml:space="preserve"> PAGEREF _Toc242887724 \h </w:instrText>
-        </w:r>
-        <w:r>
-          <w:rPr>
-            <w:noProof/>
-            <w:webHidden/>
-            <w:color w:val="000000" w:themeColor="text1"/>
-          </w:rPr>
-        </w:r>
-        <w:r>
-          <w:rPr>
-            <w:noProof/>
-            <w:webHidden/>
-            <w:color w:val="000000" w:themeColor="text1"/>
+          </w:rPr>
+          <w:instrText xml:space="preserve"> PAGEREF _Toc244244160 \h </w:instrText>
+        </w:r>
+        <w:r>
+          <w:rPr>
+            <w:noProof/>
+            <w:webHidden/>
+          </w:rPr>
+        </w:r>
+        <w:r>
+          <w:rPr>
+            <w:noProof/>
+            <w:webHidden/>
           </w:rPr>
           <w:fldChar w:fldCharType="separate"/>
         </w:r>
@@ -5362,15 +4842,13 @@
           <w:rPr>
             <w:noProof/>
             <w:webHidden/>
-            <w:color w:val="000000" w:themeColor="text1"/>
-          </w:rPr>
-          <w:t>86</w:t>
-        </w:r>
-        <w:r>
-          <w:rPr>
-            <w:noProof/>
-            <w:webHidden/>
-            <w:color w:val="000000" w:themeColor="text1"/>
+          </w:rPr>
+          <w:t>85</w:t>
+        </w:r>
+        <w:r>
+          <w:rPr>
+            <w:noProof/>
+            <w:webHidden/>
           </w:rPr>
           <w:fldChar w:fldCharType="end"/>
         </w:r>
@@ -5385,19 +4863,17 @@
         <w:rPr>
           <w:rFonts w:asciiTheme="minorHAnsi" w:eastAsiaTheme="minorEastAsia" w:hAnsiTheme="minorHAnsi" w:cstheme="minorBidi"/>
           <w:noProof/>
-          <w:color w:val="000000" w:themeColor="text1"/>
           <w:kern w:val="2"/>
           <w:sz w:val="24"/>
           <w:szCs w:val="24"/>
           <w14:ligatures w14:val="standardContextual"/>
         </w:rPr>
       </w:pPr>
-      <w:hyperlink w:anchor="_Toc242887725" w:history="1">
+      <w:hyperlink w:anchor="_Toc244244161" w:history="1">
         <w:r>
           <w:rPr>
             <w:rStyle w:val="Hyperlink"/>
             <w:noProof/>
-            <w:color w:val="000000" w:themeColor="text1"/>
           </w:rPr>
           <w:t>5.2. Hạn chế của đề tài</w:t>
         </w:r>
@@ -5405,7 +4881,6 @@
           <w:rPr>
             <w:noProof/>
             <w:webHidden/>
-            <w:color w:val="000000" w:themeColor="text1"/>
           </w:rPr>
           <w:tab/>
         </w:r>
@@ -5413,7 +4888,6 @@
           <w:rPr>
             <w:noProof/>
             <w:webHidden/>
-            <w:color w:val="000000" w:themeColor="text1"/>
           </w:rPr>
           <w:fldChar w:fldCharType="begin"/>
         </w:r>
@@ -5421,22 +4895,19 @@
           <w:rPr>
             <w:noProof/>
             <w:webHidden/>
-            <w:color w:val="000000" w:themeColor="text1"/>
-          </w:rPr>
-          <w:instrText xml:space="preserve"> PAGEREF _Toc242887725 \h </w:instrText>
-        </w:r>
-        <w:r>
-          <w:rPr>
-            <w:noProof/>
-            <w:webHidden/>
-            <w:color w:val="000000" w:themeColor="text1"/>
-          </w:rPr>
-        </w:r>
-        <w:r>
-          <w:rPr>
-            <w:noProof/>
-            <w:webHidden/>
-            <w:color w:val="000000" w:themeColor="text1"/>
+          </w:rPr>
+          <w:instrText xml:space="preserve"> PAGEREF _Toc244244161 \h </w:instrText>
+        </w:r>
+        <w:r>
+          <w:rPr>
+            <w:noProof/>
+            <w:webHidden/>
+          </w:rPr>
+        </w:r>
+        <w:r>
+          <w:rPr>
+            <w:noProof/>
+            <w:webHidden/>
           </w:rPr>
           <w:fldChar w:fldCharType="separate"/>
         </w:r>
@@ -5444,7 +4915,6 @@
           <w:rPr>
             <w:noProof/>
             <w:webHidden/>
-            <w:color w:val="000000" w:themeColor="text1"/>
           </w:rPr>
           <w:t>86</w:t>
         </w:r>
@@ -5452,7 +4922,6 @@
           <w:rPr>
             <w:noProof/>
             <w:webHidden/>
-            <w:color w:val="000000" w:themeColor="text1"/>
           </w:rPr>
           <w:fldChar w:fldCharType="end"/>
         </w:r>
@@ -5467,19 +4936,17 @@
         <w:rPr>
           <w:rFonts w:asciiTheme="minorHAnsi" w:eastAsiaTheme="minorEastAsia" w:hAnsiTheme="minorHAnsi" w:cstheme="minorBidi"/>
           <w:noProof/>
-          <w:color w:val="000000" w:themeColor="text1"/>
           <w:kern w:val="2"/>
           <w:sz w:val="24"/>
           <w:szCs w:val="24"/>
           <w14:ligatures w14:val="standardContextual"/>
         </w:rPr>
       </w:pPr>
-      <w:hyperlink w:anchor="_Toc242887726" w:history="1">
+      <w:hyperlink w:anchor="_Toc244244162" w:history="1">
         <w:r>
           <w:rPr>
             <w:rStyle w:val="Hyperlink"/>
             <w:noProof/>
-            <w:color w:val="000000" w:themeColor="text1"/>
           </w:rPr>
           <w:t>5.3. Hướng phát triển</w:t>
         </w:r>
@@ -5487,7 +4954,6 @@
           <w:rPr>
             <w:noProof/>
             <w:webHidden/>
-            <w:color w:val="000000" w:themeColor="text1"/>
           </w:rPr>
           <w:tab/>
         </w:r>
@@ -5495,7 +4961,6 @@
           <w:rPr>
             <w:noProof/>
             <w:webHidden/>
-            <w:color w:val="000000" w:themeColor="text1"/>
           </w:rPr>
           <w:fldChar w:fldCharType="begin"/>
         </w:r>
@@ -5503,22 +4968,19 @@
           <w:rPr>
             <w:noProof/>
             <w:webHidden/>
-            <w:color w:val="000000" w:themeColor="text1"/>
-          </w:rPr>
-          <w:instrText xml:space="preserve"> PAGEREF _Toc242887726 \h </w:instrText>
-        </w:r>
-        <w:r>
-          <w:rPr>
-            <w:noProof/>
-            <w:webHidden/>
-            <w:color w:val="000000" w:themeColor="text1"/>
-          </w:rPr>
-        </w:r>
-        <w:r>
-          <w:rPr>
-            <w:noProof/>
-            <w:webHidden/>
-            <w:color w:val="000000" w:themeColor="text1"/>
+          </w:rPr>
+          <w:instrText xml:space="preserve"> PAGEREF _Toc244244162 \h </w:instrText>
+        </w:r>
+        <w:r>
+          <w:rPr>
+            <w:noProof/>
+            <w:webHidden/>
+          </w:rPr>
+        </w:r>
+        <w:r>
+          <w:rPr>
+            <w:noProof/>
+            <w:webHidden/>
           </w:rPr>
           <w:fldChar w:fldCharType="separate"/>
         </w:r>
@@ -5526,15 +4988,13 @@
           <w:rPr>
             <w:noProof/>
             <w:webHidden/>
-            <w:color w:val="000000" w:themeColor="text1"/>
-          </w:rPr>
-          <w:t>88</w:t>
-        </w:r>
-        <w:r>
-          <w:rPr>
-            <w:noProof/>
-            <w:webHidden/>
-            <w:color w:val="000000" w:themeColor="text1"/>
+          </w:rPr>
+          <w:t>87</w:t>
+        </w:r>
+        <w:r>
+          <w:rPr>
+            <w:noProof/>
+            <w:webHidden/>
           </w:rPr>
           <w:fldChar w:fldCharType="end"/>
         </w:r>
@@ -5547,66 +5007,57 @@
           <w:rFonts w:asciiTheme="minorHAnsi" w:eastAsiaTheme="minorEastAsia" w:hAnsiTheme="minorHAnsi" w:cstheme="minorBidi"/>
           <w:b w:val="0"/>
           <w:bCs w:val="0"/>
-          <w:color w:val="000000" w:themeColor="text1"/>
           <w:kern w:val="2"/>
           <w:sz w:val="24"/>
           <w:szCs w:val="24"/>
           <w14:ligatures w14:val="standardContextual"/>
         </w:rPr>
       </w:pPr>
-      <w:hyperlink w:anchor="_Toc242887727" w:history="1">
+      <w:hyperlink w:anchor="_Toc244244163" w:history="1">
         <w:r>
           <w:rPr>
             <w:rStyle w:val="Hyperlink"/>
-            <w:color w:val="000000" w:themeColor="text1"/>
           </w:rPr>
           <w:t>TÀI LIỆU THAM KHẢO VÀ MÃ NGUỒN</w:t>
         </w:r>
         <w:r>
           <w:rPr>
             <w:webHidden/>
-            <w:color w:val="000000" w:themeColor="text1"/>
           </w:rPr>
           <w:tab/>
         </w:r>
         <w:r>
           <w:rPr>
             <w:webHidden/>
-            <w:color w:val="000000" w:themeColor="text1"/>
           </w:rPr>
           <w:fldChar w:fldCharType="begin"/>
         </w:r>
         <w:r>
           <w:rPr>
             <w:webHidden/>
-            <w:color w:val="000000" w:themeColor="text1"/>
-          </w:rPr>
-          <w:instrText xml:space="preserve"> PAGEREF _Toc242887727 \h </w:instrText>
-        </w:r>
-        <w:r>
-          <w:rPr>
-            <w:webHidden/>
-            <w:color w:val="000000" w:themeColor="text1"/>
-          </w:rPr>
-        </w:r>
-        <w:r>
-          <w:rPr>
-            <w:webHidden/>
-            <w:color w:val="000000" w:themeColor="text1"/>
+          </w:rPr>
+          <w:instrText xml:space="preserve"> PAGEREF _Toc244244163 \h </w:instrText>
+        </w:r>
+        <w:r>
+          <w:rPr>
+            <w:webHidden/>
+          </w:rPr>
+        </w:r>
+        <w:r>
+          <w:rPr>
+            <w:webHidden/>
           </w:rPr>
           <w:fldChar w:fldCharType="separate"/>
         </w:r>
         <w:r>
           <w:rPr>
             <w:webHidden/>
-            <w:color w:val="000000" w:themeColor="text1"/>
-          </w:rPr>
-          <w:t>91</w:t>
-        </w:r>
-        <w:r>
-          <w:rPr>
-            <w:webHidden/>
-            <w:color w:val="000000" w:themeColor="text1"/>
+          </w:rPr>
+          <w:t>90</w:t>
+        </w:r>
+        <w:r>
+          <w:rPr>
+            <w:webHidden/>
           </w:rPr>
           <w:fldChar w:fldCharType="end"/>
         </w:r>
@@ -5633,7 +5084,7 @@
           <w:color w:val="000000" w:themeColor="text1"/>
         </w:rPr>
       </w:pPr>
-      <w:bookmarkStart w:id="1" w:name="_Toc242887664"/>
+      <w:bookmarkStart w:id="1" w:name="_Toc244244100"/>
       <w:r>
         <w:rPr>
           <w:color w:val="000000" w:themeColor="text1"/>
@@ -5650,7 +5101,7 @@
           <w:color w:val="000000" w:themeColor="text1"/>
         </w:rPr>
       </w:pPr>
-      <w:bookmarkStart w:id="2" w:name="_Toc242887665"/>
+      <w:bookmarkStart w:id="2" w:name="_Toc244244101"/>
       <w:r>
         <w:rPr>
           <w:color w:val="000000" w:themeColor="text1"/>
@@ -6634,7 +6085,7 @@
             <w:webHidden/>
             <w:color w:val="000000" w:themeColor="text1"/>
           </w:rPr>
-          <w:t>61</w:t>
+          <w:t>60</w:t>
         </w:r>
         <w:r>
           <w:rPr>
@@ -6741,7 +6192,7 @@
             <w:webHidden/>
             <w:color w:val="000000" w:themeColor="text1"/>
           </w:rPr>
-          <w:t>65</w:t>
+          <w:t>64</w:t>
         </w:r>
         <w:r>
           <w:rPr>
@@ -6848,7 +6299,7 @@
             <w:webHidden/>
             <w:color w:val="000000" w:themeColor="text1"/>
           </w:rPr>
-          <w:t>66</w:t>
+          <w:t>65</w:t>
         </w:r>
         <w:r>
           <w:rPr>
@@ -6955,7 +6406,7 @@
             <w:webHidden/>
             <w:color w:val="000000" w:themeColor="text1"/>
           </w:rPr>
-          <w:t>69</w:t>
+          <w:t>68</w:t>
         </w:r>
         <w:r>
           <w:rPr>
@@ -7062,7 +6513,7 @@
             <w:webHidden/>
             <w:color w:val="000000" w:themeColor="text1"/>
           </w:rPr>
-          <w:t>69</w:t>
+          <w:t>68</w:t>
         </w:r>
         <w:r>
           <w:rPr>
@@ -7169,7 +6620,7 @@
             <w:webHidden/>
             <w:color w:val="000000" w:themeColor="text1"/>
           </w:rPr>
-          <w:t>69</w:t>
+          <w:t>68</w:t>
         </w:r>
         <w:r>
           <w:rPr>
@@ -7276,7 +6727,7 @@
             <w:webHidden/>
             <w:color w:val="000000" w:themeColor="text1"/>
           </w:rPr>
-          <w:t>69</w:t>
+          <w:t>68</w:t>
         </w:r>
         <w:r>
           <w:rPr>
@@ -7383,7 +6834,7 @@
             <w:webHidden/>
             <w:color w:val="000000" w:themeColor="text1"/>
           </w:rPr>
-          <w:t>69</w:t>
+          <w:t>68</w:t>
         </w:r>
         <w:r>
           <w:rPr>
@@ -7490,7 +6941,7 @@
             <w:webHidden/>
             <w:color w:val="000000" w:themeColor="text1"/>
           </w:rPr>
-          <w:t>69</w:t>
+          <w:t>68</w:t>
         </w:r>
         <w:r>
           <w:rPr>
@@ -7597,7 +7048,7 @@
             <w:webHidden/>
             <w:color w:val="000000" w:themeColor="text1"/>
           </w:rPr>
-          <w:t>69</w:t>
+          <w:t>68</w:t>
         </w:r>
         <w:r>
           <w:rPr>
@@ -7704,7 +7155,7 @@
             <w:webHidden/>
             <w:color w:val="000000" w:themeColor="text1"/>
           </w:rPr>
-          <w:t>69</w:t>
+          <w:t>68</w:t>
         </w:r>
         <w:r>
           <w:rPr>
@@ -7811,7 +7262,7 @@
             <w:webHidden/>
             <w:color w:val="000000" w:themeColor="text1"/>
           </w:rPr>
-          <w:t>71</w:t>
+          <w:t>70</w:t>
         </w:r>
         <w:r>
           <w:rPr>
@@ -7918,7 +7369,7 @@
             <w:webHidden/>
             <w:color w:val="000000" w:themeColor="text1"/>
           </w:rPr>
-          <w:t>74</w:t>
+          <w:t>73</w:t>
         </w:r>
         <w:r>
           <w:rPr>
@@ -8025,7 +7476,7 @@
             <w:webHidden/>
             <w:color w:val="000000" w:themeColor="text1"/>
           </w:rPr>
-          <w:t>77</w:t>
+          <w:t>76</w:t>
         </w:r>
         <w:r>
           <w:rPr>
@@ -8132,7 +7583,7 @@
             <w:webHidden/>
             <w:color w:val="000000" w:themeColor="text1"/>
           </w:rPr>
-          <w:t>77</w:t>
+          <w:t>76</w:t>
         </w:r>
         <w:r>
           <w:rPr>
@@ -8239,7 +7690,7 @@
             <w:webHidden/>
             <w:color w:val="000000" w:themeColor="text1"/>
           </w:rPr>
-          <w:t>77</w:t>
+          <w:t>76</w:t>
         </w:r>
         <w:r>
           <w:rPr>
@@ -8346,7 +7797,7 @@
             <w:webHidden/>
             <w:color w:val="000000" w:themeColor="text1"/>
           </w:rPr>
-          <w:t>77</w:t>
+          <w:t>76</w:t>
         </w:r>
         <w:r>
           <w:rPr>
@@ -8453,7 +7904,7 @@
             <w:webHidden/>
             <w:color w:val="000000" w:themeColor="text1"/>
           </w:rPr>
-          <w:t>78</w:t>
+          <w:t>77</w:t>
         </w:r>
         <w:r>
           <w:rPr>
@@ -8560,7 +8011,7 @@
             <w:webHidden/>
             <w:color w:val="000000" w:themeColor="text1"/>
           </w:rPr>
-          <w:t>79</w:t>
+          <w:t>78</w:t>
         </w:r>
         <w:r>
           <w:rPr>
@@ -8667,7 +8118,7 @@
             <w:webHidden/>
             <w:color w:val="000000" w:themeColor="text1"/>
           </w:rPr>
-          <w:t>80</w:t>
+          <w:t>78</w:t>
         </w:r>
         <w:r>
           <w:rPr>
@@ -8774,7 +8225,7 @@
             <w:webHidden/>
             <w:color w:val="000000" w:themeColor="text1"/>
           </w:rPr>
-          <w:t>80</w:t>
+          <w:t>79</w:t>
         </w:r>
         <w:r>
           <w:rPr>
@@ -8881,7 +8332,7 @@
             <w:webHidden/>
             <w:color w:val="000000" w:themeColor="text1"/>
           </w:rPr>
-          <w:t>82</w:t>
+          <w:t>81</w:t>
         </w:r>
         <w:r>
           <w:rPr>
@@ -8988,7 +8439,7 @@
             <w:webHidden/>
             <w:color w:val="000000" w:themeColor="text1"/>
           </w:rPr>
-          <w:t>82</w:t>
+          <w:t>81</w:t>
         </w:r>
         <w:r>
           <w:rPr>
@@ -9021,7 +8472,7 @@
           <w:color w:val="000000" w:themeColor="text1"/>
         </w:rPr>
       </w:pPr>
-      <w:bookmarkStart w:id="3" w:name="_Toc242887666"/>
+      <w:bookmarkStart w:id="3" w:name="_Toc244244102"/>
       <w:r>
         <w:rPr>
           <w:color w:val="000000" w:themeColor="text1"/>
@@ -10535,7 +9986,7 @@
           <w:color w:val="000000" w:themeColor="text1"/>
         </w:rPr>
       </w:pPr>
-      <w:bookmarkStart w:id="4" w:name="_Toc242887667"/>
+      <w:bookmarkStart w:id="4" w:name="_Toc244244103"/>
       <w:r>
         <w:rPr>
           <w:color w:val="000000" w:themeColor="text1"/>
@@ -12500,7 +11951,7 @@
           <w:color w:val="000000" w:themeColor="text1"/>
         </w:rPr>
       </w:pPr>
-      <w:bookmarkStart w:id="5" w:name="_Toc242887668"/>
+      <w:bookmarkStart w:id="5" w:name="_Toc244244104"/>
       <w:r>
         <w:rPr>
           <w:color w:val="000000" w:themeColor="text1"/>
@@ -12571,7 +12022,7 @@
         <w:rPr>
           <w:color w:val="000000" w:themeColor="text1"/>
         </w:rPr>
-        <w:t>Hiện nay, việc thoát nước tầng hầm vẫn phụ thuộc chủ yếu vào các cụm bơm chìm vận hành bằng phao cơ truyền thống và sự giám sát thủ công của ban quản lý. Tuy nhiên, cơ chế lỗi thời này bộc lộ nhiều điểm yếu chí mạng như phao dễ kẹt rác và bám cặn bùn gây mất chức năng đóng ngắt, dẫn tới hệ thống hoạt động cục bộ không thể truyền dữ liệu mực nước theo thời gian thực về trung tâm điều khiển, đồng thời thiếu tính năng cảnh báo từ xa khi mực nước dâng cao bất thường vào ban đêm.</w:t>
+        <w:t>Hiện nay, việc thoát nước tầng hầm vẫn phụ thuộc chủ yếu vào các cụm bơm chìm vận hành bằng phao cơ truyền thống và sự giám sát thủ công của ban quản lý. Tuy nhiên, cơ chế này bộc lộ nhiều hạn chế kỹ thuật như phao dễ kẹt rác và bám cặn bùn gây mất chức năng đóng ngắt, dẫn tới hệ thống hoạt động cục bộ không thể truyền dữ liệu mực nước theo thời gian thực về trung tâm điều khiển, đồng thời thiếu tính năng cảnh báo từ xa khi mực nước dâng cao bất thường vào ban đêm.</w:t>
       </w:r>
     </w:p>
     <w:p>
@@ -12603,7 +12054,7 @@
         <w:rPr>
           <w:color w:val="000000" w:themeColor="text1"/>
         </w:rPr>
-        <w:t xml:space="preserve">Trong kỷ nguyên chuyển đổi số và tự động hóa ngày nay, việc quản lý hạ tầng đô thị đang dịch chuyển mạnh mẽ sang xu hướng “thông minh hóa” nhờ sự bùng nổ của các công nghệ kết nối. </w:t>
+        <w:t xml:space="preserve">Cùng với sự phát triển của các hệ thống tự động hóa tòa nhà, việc quản lý hạ tầng đô thị đang dịch chuyển sang xu hướng số hóa và tích hợp mạng truyền thông không dây. </w:t>
       </w:r>
     </w:p>
     <w:p>
@@ -12620,7 +12071,7 @@
           <w:color w:val="000000" w:themeColor="text1"/>
         </w:rPr>
         <w:lastRenderedPageBreak/>
-        <w:t>Xuất phát từ thực trạng đó, việc nghiên cứu và ứng dụng công nghệ IoT là một bước tiến tất yếu. Bằng việc số hóa dữ liệu mực nước theo thời gian thực, công nghệ IoT thiết lập một kênh truyền thông tin liên tục, xóa bỏ độ trễ của phương thức giám sát thủ công. Nhờ việc truyền đi thông tin tức thời này, các tín hiệu cảnh báo sớm sẽ được tự động phát đi qua nhiều phương tiện, gồm còi đèn tại chỗ và tin nhắn</w:t>
+        <w:t>Xuất phát từ thực trạng đó, việc nghiên cứu và ứng dụng công nghệ IoT là một giải pháp phù hợp và cần thiết. Bằng việc số hóa dữ liệu mực nước theo thời gian thực, công nghệ IoT thiết lập một kênh truyền thông tin liên tục, xóa bỏ độ trễ của phương thức giám sát thủ công. Nhờ việc truyền đi thông tin tức thời này, các tín hiệu cảnh báo sớm sẽ được tự động phát đi qua nhiều phương tiện, gồm còi đèn tại chỗ và tin nhắn</w:t>
       </w:r>
       <w:r>
         <w:rPr>
@@ -12632,7 +12083,7 @@
         <w:rPr>
           <w:color w:val="000000" w:themeColor="text1"/>
         </w:rPr>
-        <w:t>đến điện thoại của ban quản lý và cư dân ngay trong tích tắc. Khả năng kết nối không bị giới hạn bởi khoảng cách này chính là chìa khóa giúp chuyển hóa mô hình quản lý từ bị động chờ đợi sang chủ động phòng ngừa, ngăn chặn rủi ro từ sớm và từ xa.</w:t>
+        <w:t>đến điện thoại của ban quản lý và cư dân nhanh chóng. Khả năng kết nối mạng giúp chuyển đổi mô hình quản lý từ kiểm tra thủ công thụ động sang chủ động theo dõi và cảnh báo sớm từ xa.</w:t>
       </w:r>
     </w:p>
     <w:p>
@@ -12674,7 +12125,7 @@
           <w:color w:val="000000" w:themeColor="text1"/>
         </w:rPr>
       </w:pPr>
-      <w:bookmarkStart w:id="6" w:name="_Toc242887669"/>
+      <w:bookmarkStart w:id="6" w:name="_Toc244244105"/>
       <w:r>
         <w:rPr>
           <w:color w:val="000000" w:themeColor="text1"/>
@@ -12691,7 +12142,7 @@
           <w:color w:val="000000" w:themeColor="text1"/>
         </w:rPr>
       </w:pPr>
-      <w:bookmarkStart w:id="7" w:name="_Toc242887670"/>
+      <w:bookmarkStart w:id="7" w:name="_Toc244244106"/>
       <w:r>
         <w:rPr>
           <w:color w:val="000000" w:themeColor="text1"/>
@@ -12810,7 +12261,7 @@
           <w:color w:val="000000" w:themeColor="text1"/>
         </w:rPr>
       </w:pPr>
-      <w:bookmarkStart w:id="8" w:name="_Toc242887671"/>
+      <w:bookmarkStart w:id="8" w:name="_Toc244244107"/>
       <w:r>
         <w:rPr>
           <w:color w:val="000000" w:themeColor="text1"/>
@@ -13171,7 +12622,7 @@
           <w:color w:val="000000" w:themeColor="text1"/>
         </w:rPr>
       </w:pPr>
-      <w:bookmarkStart w:id="11" w:name="_Toc242887672"/>
+      <w:bookmarkStart w:id="11" w:name="_Toc244244108"/>
       <w:r>
         <w:rPr>
           <w:color w:val="000000" w:themeColor="text1"/>
@@ -13222,7 +12673,7 @@
         <w:rPr>
           <w:color w:val="000000" w:themeColor="text1"/>
         </w:rPr>
-        <w:t>Các thiết bị chịu hư hại trực tiếp bao gồm khối động cơ diesel công nghiệp, đầu phát điện, két giải nhiệt, cụm điều khiển kỹ thuật số cùng các giàn ắc quy dự phòng, kéo theo chi phí sấy tẩm vecni cách điện, quấn lại cuộn dây hoặc thay mới toàn bộ tổ máy vô cùng đắt đỏ.</w:t>
+        <w:t>Các thiết bị chịu hư hại trực tiếp bao gồm khối động cơ diesel công nghiệp, đầu phát điện, két giải nhiệt, cụm điều khiển kỹ thuật số cùng các giàn ắc quy dự phòng, kéo theo chi phí sấy tẩm vecni cách điện, quấn lại cuộn dây hoặc thay mới toàn bộ tổ máy với chi phí rất tốn kém.</w:t>
       </w:r>
     </w:p>
     <w:p>
@@ -13361,7 +12812,7 @@
         <w:rPr>
           <w:color w:val="000000" w:themeColor="text1"/>
         </w:rPr>
-        <w:t>Nhìn tổng thể, ngập úng không chỉ gây thiệt hại về giá trị thiết bị mà còn làm tê liệt đồng bộ các hệ thống sống còn của tòa nhà, bao gồm nguồn điện dự phòng, cấp thoát nước, phòng cháy chữa cháy, vận hành thang máy và an ninh, khiến công trình gần như mất khả năng hoạt động cho đến khi hoàn tất khắc phục toàn diện.</w:t>
+        <w:t>Nhìn tổng thể, ngập úng không chỉ gây thiệt hại về giá trị thiết bị mà còn làm tê liệt đồng bộ các hệ thống hạ tầng trọng yếu của tòa nhà, bao gồm nguồn điện dự phòng, cấp thoát nước, phòng cháy chữa cháy, vận hành thang máy và an ninh, khiến công trình gần như mất khả năng hoạt động cho đến khi hoàn tất khắc phục toàn diện.</w:t>
       </w:r>
     </w:p>
     <w:p>
@@ -13371,7 +12822,7 @@
           <w:color w:val="000000" w:themeColor="text1"/>
         </w:rPr>
       </w:pPr>
-      <w:bookmarkStart w:id="12" w:name="_Toc242887673"/>
+      <w:bookmarkStart w:id="12" w:name="_Toc244244109"/>
       <w:r>
         <w:rPr>
           <w:color w:val="000000" w:themeColor="text1"/>
@@ -13392,7 +12843,7 @@
         <w:rPr>
           <w:color w:val="000000" w:themeColor="text1"/>
         </w:rPr>
-        <w:t>Thực tế ngập lụt nghiêm trọng tại các tầng hầm đô thị cho thấy điểm nghẽn lớn nhất không nằm ở việc thiếu trang thiết bị máy bơm, mà xuất phát từ những lỗ hổng mang tính hệ thống trong công tác giám sát và truyền tin cảnh báo. Các hệ thống thoát nước hiện nay chủ yếu vận hành dựa trên các cảm biến đo mức cơ học rời rạc như phao quả nổi dây treo hoặc rơ-le que điện cực. Đặc điểm chung của các thiết bị này là chỉ ghi nhận dữ liệu theo cơ chế nhị phân (đóng hoặc ngắt mạch) tại những mốc cao độ cố định, không có khả năng đo lường định lượng và liên tục chiều sâu của khối nước. Điều này tạo ra một điểm mù thông tin cực kỳ nguy hiểm từ khi nước bắt đầu rò rỉ cho đến khi chạm tới ngưỡng báo động, khiến toàn bộ hệ thống luôn trong trạng thái bị động chờ nước ngập. Hệ thống đề xuất không ngăn nước ngập mà cảnh báo sớm để người trong tầng hầm kịp sơ tán và để ban quản lý kịp xử lý.</w:t>
+        <w:t>Thực tế ngập lụt nghiêm trọng tại các tầng hầm đô thị cho thấy điểm nghẽn lớn nhất không nằm ở việc thiếu trang thiết bị máy bơm, mà xuất phát từ những lỗ hổng mang tính hệ thống trong công tác giám sát và truyền tin cảnh báo. Các hệ thống thoát nước hiện nay chủ yếu vận hành dựa trên các cảm biến đo mức cơ học rời rạc như phao quả nổi dây treo hoặc rơ-le que điện cực. Đặc điểm chung của các thiết bị này là chỉ ghi nhận dữ liệu theo cơ chế nhị phân (đóng hoặc ngắt mạch) tại những mốc cao độ cố định, không có khả năng đo lường định lượng và liên tục chiều sâu của khối nước. Điều này tạo ra một khoảng trống thông tin từ khi nước bắt đầu tràn vào cho đến khi chạm tới ngưỡng báo động, khiến toàn bộ hệ thống luôn trong trạng thái bị động chờ nước ngập. Hệ thống đề xuất không ngăn nước ngập mà cảnh báo sớm để người trong tầng hầm kịp sơ tán và để ban quản lý kịp xử lý.</w:t>
       </w:r>
     </w:p>
     <w:p>
@@ -13461,7 +12912,7 @@
         <w:rPr>
           <w:color w:val="000000" w:themeColor="text1"/>
         </w:rPr>
-        <w:t>Chính từ những khoảng trống công nghệ cùng sự chậm trễ mang tính cố hữu của các phương thức giám sát truyền thống, việc nghiên cứu ứng dụng công nghệ viễn thông hiện đại và mạng lưới kết nối thông minh vào quản trị an toàn hạ tầng ngầm đã trở thành một đòi hỏi vô cùng cấp bách. Các thiết bị cơ học hiện hữu vốn chỉ ghi nhận tín hiệu nhị phân rời rạc và rất dễ phát sinh lỗi khi làm việc trong môi trường bùn rác phức tạp, khiến việc phát hiện sự cố luôn rơi vào tình thế thụ động. Đề tài này được thực hiện nhằm mục đích giải quyết lỗ hổng nguy hiểm trong khâu theo dõi và đánh giá rủi ro ngập úng. Giải pháp cốt lõi đặt ra là xây dựng một hệ thống giám sát IoT thông minh, ứng dụng cảm biến điện tử để tự động đo đạc độ sâu cũng như tốc độ biến thiên của mực nước một cách liên tục và chính xác theo thời gian thực mà không cần tiếp xúc vật lý gây hư hại thiết bị.</w:t>
+        <w:t>Chính từ những khoảng trống công nghệ cùng sự chậm trễ mang tính cố hữu của các phương thức giám sát truyền thống, việc nghiên cứu ứng dụng công nghệ viễn thông hiện đại và mạng lưới kết nối thông minh vào quản trị an toàn hạ tầng ngầm đã trở thành một yêu cầu thực tế cần thiết. Các thiết bị cơ học hiện hữu vốn chỉ ghi nhận tín hiệu nhị phân rời rạc và rất dễ phát sinh lỗi khi làm việc trong môi trường bùn rác phức tạp, khiến việc phát hiện sự cố luôn rơi vào tình thế thụ động. Đề tài này được thực hiện nhằm mục đích giải quyết lỗ hổng nguy hiểm trong khâu theo dõi và đánh giá rủi ro ngập úng. Giải pháp cốt lõi đặt ra là xây dựng một hệ thống giám sát IoT thông minh, ứng dụng cảm biến điện tử để tự động đo đạc độ sâu cũng như tốc độ biến thiên của mực nước một cách liên tục và chính xác theo thời gian thực mà không cần tiếp xúc vật lý gây hư hại thiết bị.</w:t>
       </w:r>
     </w:p>
     <w:p>
@@ -13486,7 +12937,7 @@
           <w:color w:val="000000" w:themeColor="text1"/>
         </w:rPr>
       </w:pPr>
-      <w:bookmarkStart w:id="13" w:name="_Toc242887674"/>
+      <w:bookmarkStart w:id="13" w:name="_Toc244244110"/>
       <w:r>
         <w:rPr>
           <w:color w:val="000000" w:themeColor="text1"/>
@@ -13503,7 +12954,7 @@
           <w:color w:val="000000" w:themeColor="text1"/>
         </w:rPr>
       </w:pPr>
-      <w:bookmarkStart w:id="14" w:name="_Toc242887675"/>
+      <w:bookmarkStart w:id="14" w:name="_Toc244244111"/>
       <w:r>
         <w:rPr>
           <w:color w:val="000000" w:themeColor="text1"/>
@@ -13524,7 +12975,7 @@
         <w:rPr>
           <w:color w:val="000000" w:themeColor="text1"/>
         </w:rPr>
-        <w:t>Trong các bài toán quan trắc và cảnh báo sớm, đặc biệt là giám sát thảm họa ngập lụt tại các công trình ngầm, việc chuyển đổi từ các bộ điều khiển cục bộ sang hệ thống IoT được xem là bước tiến tất yếu về mặt công nghệ [6]. Một hệ thống cơ điện truyền thống chỉ đơn thuần làm nhiệm vụ đóng cắt máy bơm dựa trên các ngưỡng vật lý cố định. Thiết kế này thiếu đi khả năng lưu trữ, phân tích xu hướng và truyền đạt thông tin ra bên ngoài.</w:t>
+        <w:t>Trong các bài toán quan trắc và cảnh báo sớm, đặc biệt là giám sát thảm họa ngập lụt tại các công trình ngầm, việc chuyển đổi từ các bộ điều khiển cục bộ sang hệ thống IoT là một hướng tiếp cận hiệu quả về mặt công nghệ [6]. Một hệ thống cơ điện truyền thống chỉ đơn thuần làm nhiệm vụ đóng cắt máy bơm dựa trên các ngưỡng vật lý cố định. Thiết kế này thiếu đi khả năng lưu trữ, phân tích xu hướng và truyền đạt thông tin ra bên ngoài.</w:t>
       </w:r>
     </w:p>
     <w:p>
@@ -13539,7 +12990,7 @@
         <w:rPr>
           <w:color w:val="000000" w:themeColor="text1"/>
         </w:rPr>
-        <w:t>Sự cô lập đó bộc lộ điểm rất lớn khi sự cố xảy ra vào ban đêm hoặc tại các khu vực vắng người. Tín hiệu báo động tại chỗ như còi hay đèn không thể vượt qua các lớp bê tông cốt thép dày đặc để tiếp cận được lực lượng quản lý tòa nhà.</w:t>
+        <w:t>Sự cô lập đó bộc lộ hạn chế lớn khi sự cố xảy ra vào ban đêm hoặc tại các khu vực vắng người. Tín hiệu báo động tại chỗ như còi hay đèn không thể vượt qua các lớp bê tông cốt thép dày đặc để tiếp cận được lực lượng quản lý tòa nhà.</w:t>
       </w:r>
     </w:p>
     <w:p>
@@ -13777,14 +13228,7 @@
         <w:rPr>
           <w:color w:val="000000" w:themeColor="text1"/>
         </w:rPr>
-        <w:t xml:space="preserve">Lớp này đóng vai trò luân chuyển dữ liệu từ không gian ngầm lên không gian số. Đề tài lựa chọn nền tảng truyền thông vô tuyến chuẩn Wi-Fi thay vì các giao thức tầm xa như LoRaWAN hay NB-IoT. Cơ sở của sự lựa chọn này xuất phát từ thực tiễn hạ tầng đô thị, khi hầu hết các hầm chung cư và trung tâm thương mại hiện nay đều đã được phủ sóng Wi-Fi nội bộ nhằm phục vụ hệ thống bãi đỗ xe thông minh hoặc các </w:t>
-      </w:r>
-      <w:r>
-        <w:rPr>
-          <w:color w:val="000000" w:themeColor="text1"/>
-        </w:rPr>
-        <w:lastRenderedPageBreak/>
-        <w:t>công việc yêu cầu kết nối không dây khác, nên có thể tận dụng ngay hạ tầng sẵn có mà không cần đầu tư thêm trạm thu phát chuyên dụng.</w:t>
+        <w:t>Lớp này đóng vai trò luân chuyển dữ liệu từ không gian ngầm lên không gian số. Đề tài lựa chọn nền tảng truyền thông vô tuyến chuẩn Wi-Fi thay vì các giao thức tầm xa như LoRaWAN hay NB-IoT. Cơ sở của sự lựa chọn này xuất phát từ thực tiễn hạ tầng đô thị, khi hầu hết các hầm chung cư và trung tâm thương mại hiện nay đều đã được phủ sóng Wi-Fi nội bộ nhằm phục vụ hệ thống bãi đỗ xe thông minh hoặc các công việc yêu cầu kết nối không dây khác, nên có thể tận dụng ngay hạ tầng sẵn có mà không cần đầu tư thêm trạm thu phát chuyên dụng.</w:t>
       </w:r>
     </w:p>
     <w:p>
@@ -13799,6 +13243,7 @@
         <w:rPr>
           <w:color w:val="000000" w:themeColor="text1"/>
         </w:rPr>
+        <w:lastRenderedPageBreak/>
         <w:t>Về giao thức truyền dữ liệu ở tầng ứng dụng, dữ liệu cảm biến theo thời gian thực được truyền đi bằng MQTT [12] thông qua kết nối TLS trên cổng 8883. Thiết bị giữ một kết nối liên tục tới broker trung gian và chỉ cần publish một gói tin JSON lên đúng topic mỗi khi có dữ liệu mới, nhờ đó tránh được chi phí bắt tay TCP lặp lại ở từng lần gửi như mô hình HTTP, giúp độ trễ truyền tin gần như tức thời sau khi kết nối đã được thiết lập.</w:t>
       </w:r>
     </w:p>
@@ -13860,14 +13305,7 @@
         <w:rPr>
           <w:color w:val="000000" w:themeColor="text1"/>
         </w:rPr>
-        <w:t xml:space="preserve">Trong hệ thống, thiết bị làm việc với hai lớp hạ tầng đám mây tách biệt theo vai trò. Một lớp chuyên trách tiếp nhận dữ liệu cảm biến theo thời gian thực ngay khi thiết bị gửi lên. Lớp còn lại đảm nhận các nghiệp vụ phía sau như ghi log lịch sử vào cơ sở dữ liệu, gửi cảnh báo qua ứng dụng nhắn tin, phân phối cấu hình ngưỡng và bản cập </w:t>
-      </w:r>
-      <w:r>
-        <w:rPr>
-          <w:color w:val="000000" w:themeColor="text1"/>
-        </w:rPr>
-        <w:lastRenderedPageBreak/>
-        <w:t>nhật firmware. Hai lớp hạ tầng này chạy song song và độc lập với nhau, không lớp nào thay thế lớp còn lại. Mô hình này mang lại những ưu điểm vượt trội về mặt kỹ thuật cho hệ thống cảnh báo ngập nhờ các yếu tố sau:</w:t>
+        <w:t>Trong hệ thống, thiết bị làm việc với hai lớp hạ tầng đám mây tách biệt theo vai trò. Một lớp chuyên trách tiếp nhận dữ liệu cảm biến theo thời gian thực ngay khi thiết bị gửi lên. Lớp còn lại đảm nhận các nghiệp vụ phía sau như ghi log lịch sử vào cơ sở dữ liệu, gửi cảnh báo qua ứng dụng nhắn tin, phân phối cấu hình ngưỡng và bản cập nhật firmware. Hai lớp hạ tầng này chạy song song và độc lập với nhau, không lớp nào thay thế lớp còn lại. Mô hình này mang lại những ưu điểm vượt trội về mặt kỹ thuật cho hệ thống cảnh báo ngập nhờ các yếu tố sau:</w:t>
       </w:r>
     </w:p>
     <w:p>
@@ -13887,7 +13325,8 @@
           <w:bCs/>
           <w:color w:val="000000" w:themeColor="text1"/>
         </w:rPr>
-        <w:t>Độ sẵn sàng tối ưu rất tốt:</w:t>
+        <w:lastRenderedPageBreak/>
+        <w:t>Độ sẵn sàng cao:</w:t>
       </w:r>
       <w:r>
         <w:rPr>
@@ -14012,7 +13451,7 @@
         <w:rPr>
           <w:color w:val="000000" w:themeColor="text1"/>
         </w:rPr>
-        <w:t>Sự kết hợp chặt chẽ giữa điện toán biên giúp đảm bảo phản xạ sống còn tại chỗ, và nền tảng đám mây Serverless giúp đáp ứng tốt nhu cầu truyền nhận thông tin cảnh báo, đồng bộ cấu hình và quản lý thiết bị từ xa một cách linh hoạt.</w:t>
+        <w:t>Sự kết hợp chặt chẽ giữa điện toán biên giúp đảm bảo khả năng cảnh báo tức thời tại chỗ, và nền tảng đám mây Serverless giúp đáp ứng tốt nhu cầu truyền nhận thông tin cảnh báo, đồng bộ cấu hình và quản lý thiết bị từ xa một cách linh hoạt.</w:t>
       </w:r>
     </w:p>
     <w:p>
@@ -14033,16 +13472,41 @@
     </w:p>
     <w:p>
       <w:pPr>
+        <w:ind w:firstLine="360"/>
+        <w:rPr>
+          <w:color w:val="000000" w:themeColor="text1"/>
+        </w:rPr>
+      </w:pPr>
+    </w:p>
+    <w:p>
+      <w:pPr>
+        <w:ind w:firstLine="360"/>
+        <w:rPr>
+          <w:color w:val="000000" w:themeColor="text1"/>
+        </w:rPr>
+      </w:pPr>
+    </w:p>
+    <w:p>
+      <w:pPr>
+        <w:ind w:firstLine="360"/>
+        <w:rPr>
+          <w:color w:val="000000" w:themeColor="text1"/>
+        </w:rPr>
+      </w:pPr>
+    </w:p>
+    <w:p>
+      <w:pPr>
         <w:pStyle w:val="Heading2"/>
         <w:rPr>
           <w:color w:val="000000" w:themeColor="text1"/>
         </w:rPr>
       </w:pPr>
-      <w:bookmarkStart w:id="16" w:name="_Toc242887676"/>
-      <w:r>
-        <w:rPr>
-          <w:color w:val="000000" w:themeColor="text1"/>
-        </w:rPr>
+      <w:bookmarkStart w:id="16" w:name="_Toc244244112"/>
+      <w:r>
+        <w:rPr>
+          <w:color w:val="000000" w:themeColor="text1"/>
+        </w:rPr>
+        <w:lastRenderedPageBreak/>
         <w:t>2.2. Khảo sát, đánh giá và lựa chọn vi điều khiển trung tâm</w:t>
       </w:r>
       <w:bookmarkEnd w:id="16"/>
@@ -14246,6 +13710,7 @@
           <w:sz w:val="28"/>
           <w:szCs w:val="28"/>
         </w:rPr>
+        <w:lastRenderedPageBreak/>
         <w:t>Dựa trên bốn tiêu chí trên, đề tài khảo sát một số dòng vi điều khiển phổ biến trong lĩnh vực IoT giáo dục và công nghiệp nhỏ.</w:t>
       </w:r>
     </w:p>
@@ -14625,7 +14090,7 @@
               <w:rPr>
                 <w:color w:val="000000" w:themeColor="text1"/>
               </w:rPr>
-              <w:t>Đủ lớn, hỗ trợ sẵn cơ chế phân vùng OTA kép ở tầng hệ thống</w:t>
+              <w:t>Đủ lớn, hỗ trợ sẵn cơ chế phân vùng OTA kép ở tầng hệ thống [15]</w:t>
             </w:r>
           </w:p>
         </w:tc>
@@ -14906,14 +14371,14 @@
         <w:rPr>
           <w:color w:val="000000" w:themeColor="text1"/>
         </w:rPr>
-        <w:t xml:space="preserve">Trong khi đó, ESP32 đáp ứng đầy đủ cả bốn tiêu chí đã đặt ra. Chip tích hợp sẵn Wi-Fi hỗ trợ đồng thời hai vai trò trạm khách và điểm phát sóng, có hai nhân xử lý cho phép tách bạch phần xử lý cảm biến thời gian thực khỏi phần giao tiếp với nền tảng đám mây, có dung lượng flash đủ lớn để triển khai cơ chế phân vùng khởi động </w:t>
+        <w:t xml:space="preserve">Trong khi đó, ESP32 đáp ứng đầy đủ cả bốn tiêu chí đã đặt ra. Chip tích hợp sẵn Wi-Fi hỗ trợ đồng thời hai vai trò trạm khách và điểm phát sóng, có hai nhân xử lý cho phép tách bạch phần xử lý cảm biến thời gian thực khỏi phần giao tiếp với nền tảng đám mây, có dung lượng flash đủ lớn để triển khai cơ chế phân vùng khởi động kép phục vụ việc cập nhật an toàn và tự quay về bản cũ khi lỗi, trong khi vẫn giữ mức </w:t>
       </w:r>
       <w:r>
         <w:rPr>
           <w:color w:val="000000" w:themeColor="text1"/>
         </w:rPr>
         <w:lastRenderedPageBreak/>
-        <w:t>kép phục vụ việc cập nhật an toàn và tự quay về bản cũ khi lỗi, trong khi vẫn giữ mức chi phí và độ phổ biến tương đương các lựa chọn còn lại. Vì vậy, đề tài lựa chọn ESP32 làm vi điều khiển trung tâm cho toàn bộ hệ thống [7], [8].</w:t>
+        <w:t>chi phí và độ phổ biến tương đương các lựa chọn còn lại. Vì vậy, đề tài lựa chọn ESP32 làm vi điều khiển trung tâm cho toàn bộ hệ thống [7], [8].</w:t>
       </w:r>
     </w:p>
     <w:p>
@@ -14923,7 +14388,7 @@
           <w:color w:val="000000" w:themeColor="text1"/>
         </w:rPr>
       </w:pPr>
-      <w:bookmarkStart w:id="18" w:name="_Toc242887677"/>
+      <w:bookmarkStart w:id="18" w:name="_Toc244244113"/>
       <w:r>
         <w:rPr>
           <w:color w:val="000000" w:themeColor="text1"/>
@@ -15832,7 +15297,7 @@
           <w:color w:val="000000" w:themeColor="text1"/>
         </w:rPr>
         <w:lastRenderedPageBreak/>
-        <w:t>Nguyên lý hoạt động của HC-SR04 dựa trên việc phát một xung sóng siêu âm từ cảm biến, sóng này di chuyển xuống mặt nước, phản xạ ngược lại và được chính cảm biến thu nhận, vi điều khiển đo khoảng thời gian từ lúc phát xung đến lúc nhận tín hiệu phản xạ rồi tính ra khoảng cách dựa trên vận tốc truyền âm trong không khí. Nhờ nguyên lý đo không tiếp xúc này, cảm biến được lắp cố định phía trên khu vực cần giám sát và không tiếp xúc trực tiếp với nước trong điều kiện vận hành thông thường, nên dù bản thân module HC-SR04 không có khả năng chống nước, việc lắp đặt trên cao vẫn đảm bảo an toàn cho cảm biến trong phần lớn thời gian hoạt động.</w:t>
+        <w:t>Nguyên lý hoạt động của HC-SR04 [9] dựa trên việc phát một xung sóng siêu âm từ cảm biến, sóng này di chuyển xuống mặt nước, phản xạ ngược lại và được chính cảm biến thu nhận, vi điều khiển đo khoảng thời gian từ lúc phát xung đến lúc nhận tín hiệu phản xạ rồi tính ra khoảng cách dựa trên vận tốc truyền âm trong không khí. Nhờ nguyên lý đo không tiếp xúc này, cảm biến được lắp cố định phía trên khu vực cần giám sát và không tiếp xúc trực tiếp với nước trong điều kiện vận hành thông thường, nên dù bản thân module HC-SR04 không có khả năng chống nước, việc lắp đặt trên cao vẫn đảm bảo an toàn cho cảm biến trong phần lớn thời gian hoạt động.</w:t>
       </w:r>
     </w:p>
     <w:p>
@@ -15968,7 +15433,7 @@
           <w:color w:val="000000" w:themeColor="text1"/>
         </w:rPr>
       </w:pPr>
-      <w:bookmarkStart w:id="20" w:name="_Toc242887678"/>
+      <w:bookmarkStart w:id="20" w:name="_Toc244244114"/>
       <w:r>
         <w:rPr>
           <w:color w:val="000000" w:themeColor="text1"/>
@@ -15982,7 +15447,7 @@
       <w:pPr>
         <w:pStyle w:val="Heading3"/>
       </w:pPr>
-      <w:bookmarkStart w:id="21" w:name="_Toc242887679"/>
+      <w:bookmarkStart w:id="21" w:name="_Toc244244115"/>
       <w:r>
         <w:t>2.4.1. Cloudflare</w:t>
       </w:r>
@@ -16866,7 +16331,7 @@
       <w:pPr>
         <w:pStyle w:val="Heading3"/>
       </w:pPr>
-      <w:bookmarkStart w:id="23" w:name="_Toc242887680"/>
+      <w:bookmarkStart w:id="23" w:name="_Toc244244116"/>
       <w:r>
         <w:t>2.4.2. MQTT và HiveMQ Cloud</w:t>
       </w:r>
@@ -16897,7 +16362,7 @@
         <w:rPr>
           <w:color w:val="000000" w:themeColor="text1"/>
         </w:rPr>
-        <w:t>Khác với mô hình HTTP request response, nơi thiết bị phải chủ động mở kết nối mới cho mỗi lần gửi dữ liệu, MQTT cho phép thiết bị giữ một kết nối bền vững tới một máy chủ trung gian gọi là broker, sau đó chỉ cần publish dữ liệu lên một địa chỉ gọi là topic. Bất kỳ bên nào subscribe đúng topic đó, ví dụ giao diện Web giám sát, sẽ nhận được dữ liệu gần như ngay lập tức mà không cần liên tục gửi yêu cầu tới thiết bị.</w:t>
+        <w:t>Khác với mô hình HTTP request response, nơi thiết bị phải chủ động mở kết nối mới cho mỗi lần gửi dữ liệu, MQTT cho phép thiết bị giữ một kết nối bền vững tới một máy chủ trung gian gọi là broker [12], sau đó chỉ cần publish dữ liệu lên một địa chỉ gọi là topic. Bất kỳ bên nào subscribe đúng topic đó, ví dụ giao diện Web giám sát, sẽ nhận được dữ liệu gần như ngay lập tức mà không cần liên tục gửi yêu cầu tới thiết bị.</w:t>
       </w:r>
     </w:p>
     <w:p>
@@ -17637,6 +17102,12 @@
           <w:color w:val="000000" w:themeColor="text1"/>
         </w:rPr>
       </w:pPr>
+      <w:r>
+        <w:rPr>
+          <w:color w:val="000000" w:themeColor="text1"/>
+        </w:rPr>
+        <w:t>Qua bốn mục trình bày ở trên, chương 2 đã xây dựng được cơ sở lý thuyết và quá trình khảo sát công nghệ cho toàn bộ hệ thống. Mô hình kiến trúc IoT ba lớp được chọn làm khung tổ chức chung, trong đó việc phân chia xử lý giữa lớp cảm biến tại chỗ và lớp đám mây từ xa giúp hệ thống vừa đảm bảo phản ứng cảnh báo tức thời không phụ thuộc mạng, vừa tận dụng được khả năng lưu trữ và mở rộng của hạ tầng phân tán. Trên nền tảng đó, ba thành phần công nghệ cốt lõi đã được khảo sát và lựa chọn theo đúng tiêu chí xuất phát từ bài toán thực tế, gồm vi điều khiển ESP32 đảm nhận vai trò xử lý trung tâm nhờ khả năng kết nối mạng tích hợp và xử lý đa nhiệm, cảm biến siêu âm HC-SR04 đảm nhận vai trò đo mực nước không tiếp xúc với chi phí thấp, và nền tảng Cloudflare Worker đảm nhận vai trò xử lý và lưu trữ dữ liệu không máy chủ với độ trễ phản hồi thấp.</w:t>
+      </w:r>
     </w:p>
     <w:p>
       <w:pPr>
@@ -17650,21 +17121,6 @@
         <w:rPr>
           <w:color w:val="000000" w:themeColor="text1"/>
         </w:rPr>
-        <w:t>Qua bốn mục trình bày ở trên, chương 2 đã xây dựng được cơ sở lý thuyết và quá trình khảo sát công nghệ cho toàn bộ hệ thống. Mô hình kiến trúc IoT ba lớp được chọn làm khung tổ chức chung, trong đó việc phân chia xử lý giữa lớp cảm biến tại chỗ và lớp đám mây từ xa giúp hệ thống vừa đảm bảo phản ứng cảnh báo tức thời không phụ thuộc mạng, vừa tận dụng được khả năng lưu trữ và mở rộng của hạ tầng phân tán. Trên nền tảng đó, ba thành phần công nghệ cốt lõi đã được khảo sát và lựa chọn theo đúng tiêu chí xuất phát từ bài toán thực tế, gồm vi điều khiển ESP32 đảm nhận vai trò xử lý trung tâm nhờ khả năng kết nối mạng tích hợp và xử lý đa nhiệm, cảm biến siêu âm HC-SR04 đảm nhận vai trò đo mực nước không tiếp xúc với chi phí thấp, và nền tảng Cloudflare Worker đảm nhận vai trò xử lý và lưu trữ dữ liệu không máy chủ với độ trễ phản hồi thấp.</w:t>
-      </w:r>
-    </w:p>
-    <w:p>
-      <w:pPr>
-        <w:spacing w:after="200"/>
-        <w:ind w:firstLine="360"/>
-        <w:rPr>
-          <w:color w:val="000000" w:themeColor="text1"/>
-        </w:rPr>
-      </w:pPr>
-      <w:r>
-        <w:rPr>
-          <w:color w:val="000000" w:themeColor="text1"/>
-        </w:rPr>
         <w:t>Bộ ba công nghệ này được lựa chọn để bổ trợ lẫn nhau, cùng tạo thành cơ sở kỹ thuật cho hệ thống giám sát ngập tầng hầm. Chương tiếp theo sẽ đi sâu phân tích yêu cầu hệ thống và trình bày chi tiết quá trình thiết kế, từ sơ đồ khối phần cứng, lưu đồ xử lý phần mềm đến cách các công nghệ trên được triển khai thực tế.</w:t>
       </w:r>
     </w:p>
@@ -17675,7 +17131,7 @@
           <w:color w:val="000000" w:themeColor="text1"/>
         </w:rPr>
       </w:pPr>
-      <w:bookmarkStart w:id="25" w:name="_Toc242887681"/>
+      <w:bookmarkStart w:id="25" w:name="_Toc244244117"/>
       <w:r>
         <w:rPr>
           <w:color w:val="000000" w:themeColor="text1"/>
@@ -17692,7 +17148,7 @@
           <w:color w:val="000000" w:themeColor="text1"/>
         </w:rPr>
       </w:pPr>
-      <w:bookmarkStart w:id="26" w:name="_Toc242887682"/>
+      <w:bookmarkStart w:id="26" w:name="_Toc244244118"/>
       <w:r>
         <w:rPr>
           <w:color w:val="000000" w:themeColor="text1"/>
@@ -17733,7 +17189,7 @@
       <w:pPr>
         <w:pStyle w:val="Heading3"/>
       </w:pPr>
-      <w:bookmarkStart w:id="27" w:name="_Toc242887683"/>
+      <w:bookmarkStart w:id="27" w:name="_Toc244244119"/>
       <w:r>
         <w:t>3.1.1. Yêu cầu chức năng</w:t>
       </w:r>
@@ -18563,7 +18019,7 @@
       <w:pPr>
         <w:pStyle w:val="Heading3"/>
       </w:pPr>
-      <w:bookmarkStart w:id="29" w:name="_Toc242887684"/>
+      <w:bookmarkStart w:id="29" w:name="_Toc244244120"/>
       <w:r>
         <w:t>3.1.2. Yêu cầu phi chức năng</w:t>
       </w:r>
@@ -18743,7 +18199,7 @@
         <w:rPr>
           <w:color w:val="000000" w:themeColor="text1"/>
         </w:rPr>
-        <w:t xml:space="preserve"> Hệ thống phải hoạt động ổn định lâu dài mà không cần can thiệp thủ công thường xuyên. Mọi cập nhật và hiệu chỉnh đều phải thực hiện được từ xa theo yêu cầu chức năng, đồng thời quá trình này tuyệt đối không làm gián đoạn khả năng cảnh báo sự cố của thiết bị.</w:t>
+        <w:t xml:space="preserve"> Hệ thống phải hoạt động ổn định lâu dài mà không cần can thiệp thủ công thường xuyên. Mọi cập nhật và hiệu chỉnh đều phải thực hiện được từ xa theo yêu cầu chức năng, đồng thời quá trình này không làm gián đoạn khả năng cảnh báo sự cố của thiết bị.</w:t>
       </w:r>
     </w:p>
     <w:p>
@@ -19270,12 +18726,19 @@
     </w:p>
     <w:p>
       <w:pPr>
+        <w:rPr>
+          <w:color w:val="000000" w:themeColor="text1"/>
+        </w:rPr>
+      </w:pPr>
+    </w:p>
+    <w:p>
+      <w:pPr>
         <w:pStyle w:val="Heading2"/>
         <w:rPr>
           <w:color w:val="000000" w:themeColor="text1"/>
         </w:rPr>
       </w:pPr>
-      <w:bookmarkStart w:id="31" w:name="_Toc242887685"/>
+      <w:bookmarkStart w:id="31" w:name="_Toc244244121"/>
       <w:r>
         <w:rPr>
           <w:color w:val="000000" w:themeColor="text1"/>
@@ -19303,7 +18766,7 @@
       <w:pPr>
         <w:pStyle w:val="Heading3"/>
       </w:pPr>
-      <w:bookmarkStart w:id="32" w:name="_Toc242887686"/>
+      <w:bookmarkStart w:id="32" w:name="_Toc244244122"/>
       <w:r>
         <w:t>3.2.1. Danh sách linh kiện phần cứng</w:t>
       </w:r>
@@ -19341,7 +18804,7 @@
           <w:bCs/>
           <w:color w:val="000000" w:themeColor="text1"/>
         </w:rPr>
-        <w:t>Vi điều khiển trung tâm ESP32:</w:t>
+        <w:t>Vi điều khiển trung tâm ESP32 [7]:</w:t>
       </w:r>
       <w:r>
         <w:rPr>
@@ -19368,7 +18831,7 @@
           <w:bCs/>
           <w:color w:val="000000" w:themeColor="text1"/>
         </w:rPr>
-        <w:t>Cảm biến siêu âm HC-SR04:</w:t>
+        <w:t>Cảm biến siêu âm HC-SR04 [9]:</w:t>
       </w:r>
       <w:r>
         <w:rPr>
@@ -20489,7 +19952,7 @@
       <w:pPr>
         <w:pStyle w:val="Heading3"/>
       </w:pPr>
-      <w:bookmarkStart w:id="34" w:name="_Toc242887687"/>
+      <w:bookmarkStart w:id="34" w:name="_Toc244244123"/>
       <w:r>
         <w:lastRenderedPageBreak/>
         <w:t>3.2.2. Sơ đồ khối chức năng phần cứng</w:t>
@@ -20652,7 +20115,7 @@
       <w:pPr>
         <w:pStyle w:val="Heading3"/>
       </w:pPr>
-      <w:bookmarkStart w:id="36" w:name="_Toc242887688"/>
+      <w:bookmarkStart w:id="36" w:name="_Toc244244124"/>
       <w:r>
         <w:t>3.2.3. Kiến trúc xử lý song song hai luồng</w:t>
       </w:r>
@@ -20669,7 +20132,7 @@
         <w:rPr>
           <w:color w:val="000000" w:themeColor="text1"/>
         </w:rPr>
-        <w:t>Như đã đặt ra ở mục 3.1 về độ trễ phản hồi và khả năng chịu lỗi khi mất kết nối mạng, hệ thống phải phản hồi cảnh báo tại chỗ ở độ trễ tối thiểu và không được phụ thuộc vào kết nối mạng. Để đáp ứng đồng thời hai yêu cầu này, kiến trúc phần mềm bên trong ESP32 được tổ chức thành hai luồng xử lý độc lập, chạy song song trên hai nhân xử lý vật lý riêng biệt mà chip ESP32 cung cấp sẵn.</w:t>
+        <w:t>Như đã đặt ra ở mục 3.1 về độ trễ phản hồi và khả năng chịu lỗi khi mất kết nối mạng, hệ thống phải phản hồi cảnh báo tại chỗ ở độ trễ tối thiểu và không được phụ thuộc vào kết nối mạng. Để đáp ứng đồng thời hai yêu cầu này, kiến trúc phần mềm bên trong ESP32 được tổ chức thành hai luồng xử lý độc lập, chạy song song trên hai nhân xử lý vật lý riêng biệt mà chip ESP32 cung cấp sẵn [7], [8].</w:t>
       </w:r>
     </w:p>
     <w:p>
@@ -20742,7 +20205,7 @@
           <w:color w:val="000000" w:themeColor="text1"/>
         </w:rPr>
       </w:pPr>
-      <w:bookmarkStart w:id="37" w:name="_Toc242887689"/>
+      <w:bookmarkStart w:id="37" w:name="_Toc244244125"/>
       <w:r>
         <w:rPr>
           <w:color w:val="000000" w:themeColor="text1"/>
@@ -20870,39 +20333,7 @@
           <w:sz w:val="22"/>
           <w:szCs w:val="22"/>
         </w:rPr>
-        <w:t>Hình 3.</w:t>
-      </w:r>
-      <w:r>
-        <w:rPr>
-          <w:color w:val="000000" w:themeColor="text1"/>
-        </w:rPr>
-        <w:fldChar w:fldCharType="begin"/>
-      </w:r>
-      <w:r>
-        <w:rPr>
-          <w:color w:val="000000" w:themeColor="text1"/>
-        </w:rPr>
-        <w:instrText xml:space="preserve"> SEQ Hình \* ARABIC </w:instrText>
-      </w:r>
-      <w:r>
-        <w:rPr>
-          <w:color w:val="000000" w:themeColor="text1"/>
-        </w:rPr>
-        <w:fldChar w:fldCharType="separate"/>
-      </w:r>
-      <w:r>
-        <w:rPr>
-          <w:noProof/>
-          <w:color w:val="000000" w:themeColor="text1"/>
-        </w:rPr>
-        <w:t>2</w:t>
-      </w:r>
-      <w:r>
-        <w:rPr>
-          <w:noProof/>
-          <w:color w:val="000000" w:themeColor="text1"/>
-        </w:rPr>
-        <w:fldChar w:fldCharType="end"/>
+        <w:t xml:space="preserve">Hình </w:t>
       </w:r>
       <w:r>
         <w:rPr>
@@ -20914,16 +20345,28 @@
           <w:sz w:val="22"/>
           <w:szCs w:val="22"/>
         </w:rPr>
-        <w:t>:</w:t>
-      </w:r>
-      <w:r>
-        <w:rPr>
+        <w:t>3.2</w:t>
+      </w:r>
+      <w:r>
+        <w:rPr>
+          <w:b/>
+          <w:bCs/>
           <w:i/>
           <w:iCs/>
           <w:color w:val="000000" w:themeColor="text1"/>
           <w:sz w:val="22"/>
           <w:szCs w:val="22"/>
         </w:rPr>
+        <w:t>:</w:t>
+      </w:r>
+      <w:r>
+        <w:rPr>
+          <w:i/>
+          <w:iCs/>
+          <w:color w:val="000000" w:themeColor="text1"/>
+          <w:sz w:val="22"/>
+          <w:szCs w:val="22"/>
+        </w:rPr>
         <w:t xml:space="preserve"> Lưu đồ thuật toán đo, lọc nhiễu và phân loại mức</w:t>
       </w:r>
       <w:bookmarkEnd w:id="38"/>
@@ -20932,7 +20375,7 @@
       <w:pPr>
         <w:pStyle w:val="Heading3"/>
       </w:pPr>
-      <w:bookmarkStart w:id="39" w:name="_Toc242887690"/>
+      <w:bookmarkStart w:id="39" w:name="_Toc244244126"/>
       <w:r>
         <w:t>3.3.1. Đo khoảng cách bằng cảm biến siêu âm</w:t>
       </w:r>
@@ -21143,10 +20586,35 @@
     </w:p>
     <w:p>
       <w:pPr>
+        <w:ind w:firstLine="720"/>
+        <w:rPr>
+          <w:color w:val="000000" w:themeColor="text1"/>
+        </w:rPr>
+      </w:pPr>
+    </w:p>
+    <w:p>
+      <w:pPr>
+        <w:ind w:firstLine="720"/>
+        <w:rPr>
+          <w:color w:val="000000" w:themeColor="text1"/>
+        </w:rPr>
+      </w:pPr>
+    </w:p>
+    <w:p>
+      <w:pPr>
+        <w:ind w:firstLine="720"/>
+        <w:rPr>
+          <w:color w:val="000000" w:themeColor="text1"/>
+        </w:rPr>
+      </w:pPr>
+    </w:p>
+    <w:p>
+      <w:pPr>
         <w:pStyle w:val="Heading3"/>
       </w:pPr>
-      <w:bookmarkStart w:id="40" w:name="_Toc242887691"/>
-      <w:r>
+      <w:bookmarkStart w:id="40" w:name="_Toc244244127"/>
+      <w:r>
+        <w:lastRenderedPageBreak/>
         <w:t>3.3.2. Lọc nhiễu giá trị đo bằng bộ đệm trung bình trượt</w:t>
       </w:r>
       <w:bookmarkEnd w:id="40"/>
@@ -21162,7 +20630,6 @@
         <w:rPr>
           <w:color w:val="000000" w:themeColor="text1"/>
         </w:rPr>
-        <w:lastRenderedPageBreak/>
         <w:t>Giá trị khoảng cách thô lấy được trực tiếp từ mỗi lần đo như trình bày ở mục 3.3.1 không được sử dụng ngay để ra quyết định cảnh báo, vì bản chất phép đo bằng sóng siêu âm dễ bị nhiễu tức thời.</w:t>
       </w:r>
     </w:p>
@@ -21310,14 +20777,14 @@
         <w:rPr>
           <w:color w:val="000000" w:themeColor="text1"/>
         </w:rPr>
-        <w:t xml:space="preserve">Nhờ lấy trung bình trên năm giá trị đo gần nhất thay vì tin vào một lần đo duy nhất, một giá trị đột biến do nhiễu chỉ ảnh hưởng một phần nhỏ đến kết quả trung bình chung, không đủ để làm lệch hẳn quyết định cảnh báo, trong khi vẫn đảm bảo giá trị đã lọc bám sát xu hướng thực tế của mực nước vì nhóm giá trị dùng để tính trung bình </w:t>
+        <w:t xml:space="preserve">Nhờ lấy trung bình trên năm giá trị đo gần nhất thay vì tin vào một lần đo duy nhất, một giá trị đột biến do nhiễu chỉ ảnh hưởng một phần nhỏ đến kết quả trung bình chung, không đủ để làm lệch hẳn quyết định cảnh báo, trong khi vẫn đảm bảo giá trị đã </w:t>
       </w:r>
       <w:r>
         <w:rPr>
           <w:color w:val="000000" w:themeColor="text1"/>
         </w:rPr>
         <w:lastRenderedPageBreak/>
-        <w:t>liên tục được cập nhật theo các lần đo mới nhất chứ không phải một mốc cố định tính một lần.</w:t>
+        <w:t>lọc bám sát xu hướng thực tế của mực nước vì nhóm giá trị dùng để tính trung bình liên tục được cập nhật theo các lần đo mới nhất chứ không phải một mốc cố định tính một lần.</w:t>
       </w:r>
     </w:p>
     <w:p>
@@ -21338,7 +20805,7 @@
       <w:pPr>
         <w:pStyle w:val="Heading3"/>
       </w:pPr>
-      <w:bookmarkStart w:id="41" w:name="_Toc242887692"/>
+      <w:bookmarkStart w:id="41" w:name="_Toc244244128"/>
       <w:r>
         <w:t>3.3.3. Tính tốc độ biến thiên mực nước và ước lượng thời gian còn lại</w:t>
       </w:r>
@@ -21483,6 +20950,7 @@
           <w:bCs/>
           <w:color w:val="000000" w:themeColor="text1"/>
         </w:rPr>
+        <w:lastRenderedPageBreak/>
         <w:t>Cập nhật mốc mới:</w:t>
       </w:r>
       <w:r>
@@ -21503,7 +20971,6 @@
         <w:rPr>
           <w:color w:val="000000" w:themeColor="text1"/>
         </w:rPr>
-        <w:lastRenderedPageBreak/>
         <w:t>Từ tốc độ biến thiên vừa tính, hệ thống ước lượng số phút còn lại trước khi khoảng cách giảm xuống chạm ngưỡng nguy hiểm, theo nguyên tắc sau:</w:t>
       </w:r>
     </w:p>
@@ -21618,7 +21085,7 @@
       <w:pPr>
         <w:pStyle w:val="Heading3"/>
       </w:pPr>
-      <w:bookmarkStart w:id="42" w:name="_Toc242887693"/>
+      <w:bookmarkStart w:id="42" w:name="_Toc244244129"/>
       <w:r>
         <w:t>3.3.4. Phân loại mức cảnh báo và điều khiển đầu ra</w:t>
       </w:r>
@@ -21635,14 +21102,14 @@
         <w:rPr>
           <w:color w:val="000000" w:themeColor="text1"/>
         </w:rPr>
-        <w:t xml:space="preserve">Từ giá trị khoảng cách đã lọc ở mục 3.3.2, hệ thống so sánh với ba ngưỡng cấu hình theo thứ tự tăng dần để xác định mức cảnh báo hiện tại, đây chính là bước hiện thực hóa yêu cầu cảnh báo tại chỗ đã đặt ra ở mục 3.1, đồng thời là nơi ba ngưỡng có thể cấu hình từ xa theo yêu cầu cấu hình ngưỡng từ xa được sử dụng trực tiếp. Việc chia thành nhiều mức thay vì chỉ một ngưỡng bật tắt duy nhất xuất phát từ yêu cầu đo mực nước liên tục, hệ thống cần phản ánh được diễn biến tăng dần của mức độ nguy hiểm theo thời gian, giúp người quan sát nhận biết được xu hướng tình huống đang </w:t>
+        <w:t xml:space="preserve">Từ giá trị khoảng cách đã lọc ở mục 3.3.2, hệ thống so sánh với ba ngưỡng cấu hình theo thứ tự tăng dần để xác định mức cảnh báo hiện tại, đây chính là bước hiện thực hóa yêu cầu cảnh báo tại chỗ đã đặt ra ở mục 3.1, đồng thời là nơi ba ngưỡng có thể cấu hình từ xa theo yêu cầu cấu hình ngưỡng từ xa được sử dụng trực tiếp. Việc chia thành nhiều mức thay vì chỉ một ngưỡng bật tắt duy nhất xuất phát từ yêu cầu đo </w:t>
       </w:r>
       <w:r>
         <w:rPr>
           <w:color w:val="000000" w:themeColor="text1"/>
         </w:rPr>
         <w:lastRenderedPageBreak/>
-        <w:t>xấu đi từng bước chứ không bị bất ngờ bởi một cảnh báo bật đột ngột từ trạng thái an toàn.</w:t>
+        <w:t>mực nước liên tục, hệ thống cần phản ánh được diễn biến tăng dần của mức độ nguy hiểm theo thời gian, giúp người quan sát nhận biết được xu hướng tình huống đang xấu đi từng bước chứ không bị bất ngờ bởi một cảnh báo bật đột ngột từ trạng thái an toàn.</w:t>
       </w:r>
     </w:p>
     <w:p>
@@ -21748,7 +21215,19 @@
         <w:rPr>
           <w:color w:val="000000" w:themeColor="text1"/>
         </w:rPr>
-        <w:t xml:space="preserve"> Khi khoảng cách đo được nhỏ hơn hoặc bằng ngưỡng nguy hiểm, nghĩa là mực nước đã dâng đến mức cần xử lý ngay lập tức. Hệ thống bật đèn đỏ, tắt hai đèn còn lại, kích hoạt còi báo động phát liên tục ở tần số một nghìn hertz, đồng thời màn hình LCD hiển thị dòng chữ cảnh báo khẩn cấp (NGUY HIEM!).</w:t>
+        <w:t xml:space="preserve"> Khi khoảng cách đo được nhỏ hơn hoặc bằng ngưỡng nguy hiểm, nghĩa là mực nước đã dâng đến mức cần xử lý ngay lập tức. Hệ thống bật đèn đỏ, tắt hai đèn còn lại, kích hoạt còi báo động phát liên tục ở tần số một nghìn h</w:t>
+      </w:r>
+      <w:r>
+        <w:rPr>
+          <w:color w:val="000000" w:themeColor="text1"/>
+        </w:rPr>
+        <w:t>z</w:t>
+      </w:r>
+      <w:r>
+        <w:rPr>
+          <w:color w:val="000000" w:themeColor="text1"/>
+        </w:rPr>
+        <w:t>, đồng thời màn hình LCD hiển thị dòng chữ cảnh báo khẩn cấp (NGUY HIEM!).</w:t>
       </w:r>
     </w:p>
     <w:p>
@@ -21776,14 +21255,8 @@
         <w:rPr>
           <w:color w:val="000000" w:themeColor="text1"/>
         </w:rPr>
-        <w:t xml:space="preserve">Riêng trường hợp phép đo ở mục 3.3.1 trả về giá trị lỗi do không nhận được tín hiệu phản hồi từ cảm biến, hệ thống không xếp vào bốn mức trên mà chuyển sang </w:t>
-      </w:r>
-      <w:r>
-        <w:rPr>
-          <w:color w:val="000000" w:themeColor="text1"/>
-        </w:rPr>
         <w:lastRenderedPageBreak/>
-        <w:t>trạng thái báo lỗi riêng, bật đồng thời cả ba đèn LED, tắt còi, màn hình LCD hiển thị dòng chữ báo lỗi cảm biến kèm gợi ý kiểm tra dây nối, giúp người kỹ thuật nhận biết ngay đây là sự cố phần cứng chứ không phải tình huống ngập thực sự, tránh nhầm lẫn với mức nguy hiểm thực sự.</w:t>
+        <w:t>Riêng trường hợp phép đo ở mục 3.3.1 trả về giá trị lỗi do không nhận được tín hiệu phản hồi từ cảm biến, hệ thống không xếp vào bốn mức trên mà chuyển sang trạng thái báo lỗi riêng, bật đồng thời cả ba đèn LED, tắt còi, màn hình LCD hiển thị dòng chữ báo lỗi cảm biến kèm gợi ý kiểm tra dây nối, giúp người kỹ thuật nhận biết ngay đây là sự cố phần cứng chứ không phải tình huống ngập thực sự, tránh nhầm lẫn với mức nguy hiểm thực sự.</w:t>
       </w:r>
     </w:p>
     <w:p>
@@ -21807,7 +21280,7 @@
           <w:color w:val="000000" w:themeColor="text1"/>
         </w:rPr>
       </w:pPr>
-      <w:bookmarkStart w:id="43" w:name="_Toc242887694"/>
+      <w:bookmarkStart w:id="43" w:name="_Toc244244130"/>
       <w:r>
         <w:rPr>
           <w:color w:val="000000" w:themeColor="text1"/>
@@ -21834,7 +21307,7 @@
       <w:pPr>
         <w:pStyle w:val="Heading3"/>
       </w:pPr>
-      <w:bookmarkStart w:id="44" w:name="_Toc242887695"/>
+      <w:bookmarkStart w:id="44" w:name="_Toc244244131"/>
       <w:r>
         <w:t>3.4.1. Kết nối Wi-Fi và truyền dữ liệu lên đám mây</w:t>
       </w:r>
@@ -21865,21 +21338,21 @@
         <w:rPr>
           <w:color w:val="000000" w:themeColor="text1"/>
         </w:rPr>
-        <w:t xml:space="preserve">Thiết bị hoạt động với vai trò trạm khách kết nối vào mạng Wi-Fi nội bộ của tòa nhà để publish dữ liệu đo lên broker HiveMQ Cloud và trao đổi với Cloudflare Worker theo các luồng đã trình bày ở mục 3.5. Thông tin mạng Wi-Fi được lưu trong bộ nhớ thiết bị ở dạng có thể ghi lại khi đang chạy, không đóng cứng trong chương trình nạp sẵn. Nhờ đó, việc thay đổi mạng Wi-Fi được thực hiện trực tiếp qua trang quản trị trình bày ở mục 3.7 mà không cần nạp lại firmware. Việc đổi Wi-Fi hoạt động bằng lệnh HTTP gửi tới địa chỉ IP của thiết bị hoặc của điểm phát sóng, nếu trang quản trị đang mở bằng https thì trình duyệt chặn lệnh này nên cấu hình Wi-Fi cần thực </w:t>
+        <w:t xml:space="preserve">Thiết bị hoạt động với vai trò trạm khách kết nối vào mạng Wi-Fi nội bộ của tòa nhà để publish dữ liệu đo lên broker HiveMQ Cloud và trao đổi với Cloudflare Worker theo các luồng đã trình bày ở mục 3.5. Thông tin mạng Wi-Fi được lưu trong bộ nhớ thiết bị ở dạng có thể ghi lại khi đang chạy, không đóng cứng trong chương trình nạp sẵn. Nhờ đó, việc thay đổi mạng Wi-Fi được thực hiện trực tiếp qua trang quản trị trình bày ở mục 3.7 mà không cần nạp lại firmware. Việc đổi Wi-Fi hoạt động </w:t>
       </w:r>
       <w:r>
         <w:rPr>
           <w:color w:val="000000" w:themeColor="text1"/>
         </w:rPr>
         <w:lastRenderedPageBreak/>
-        <w:t>hiện từ trang cục bộ của thiết bị. Trong trường hợp thiết bị không còn kết nối được vào mạng Wi-Fi nội bộ đã lưu, vai trò điểm phát sóng song song đã trình bày ở mục 2.1 cho phép đội ngũ kỹ thuật kết nối trực tiếp tới thiết bị để cấu hình lại mạng mới.</w:t>
+        <w:t>bằng lệnh HTTP gửi tới địa chỉ IP của thiết bị hoặc của điểm phát sóng, nếu trang quản trị đang mở bằng https thì trình duyệt chặn lệnh này nên cấu hình Wi-Fi cần thực hiện từ trang cục bộ của thiết bị. Trong trường hợp thiết bị không còn kết nối được vào mạng Wi-Fi nội bộ đã lưu, vai trò điểm phát sóng song song đã trình bày ở mục 2.1 cho phép đội ngũ kỹ thuật kết nối trực tiếp tới thiết bị để cấu hình lại mạng mới.</w:t>
       </w:r>
     </w:p>
     <w:p>
       <w:pPr>
         <w:pStyle w:val="Heading3"/>
       </w:pPr>
-      <w:bookmarkStart w:id="45" w:name="_Toc242887696"/>
+      <w:bookmarkStart w:id="45" w:name="_Toc244244132"/>
       <w:r>
         <w:t>3.4.2. Thiết kế giao diện Web giám sát thời gian thực</w:t>
       </w:r>
@@ -21910,7 +21383,7 @@
         <w:rPr>
           <w:color w:val="000000" w:themeColor="text1"/>
         </w:rPr>
-        <w:t>Giao diện lấy dữ liệu thời gian thực bằng cách subscribe tới topic MQTT tương ứng trên broker HiveMQ Cloud, nhận dữ liệu ngay khi thiết bị publish lên mà không cần gọi trực tiếp tới địa chỉ mạng của thiết bị. Thông tin kết nối tới broker, topic và mã thiết bị được đặt cứng trong mã trang, không có ô nhập cấu hình, nên ban quản lý chỉ cần mở trang để bắt đầu nhận dữ liệu, tách bạch rõ ràng giữa nơi lưu trữ giao diện hiển thị và nơi phát sinh dữ liệu thực tế.</w:t>
+        <w:t>Giao diện lấy dữ liệu thời gian thực bằng cách subscribe tới topic MQTT tương ứng trên broker HiveMQ Cloud [13], nhận dữ liệu ngay khi thiết bị publish lên mà không cần gọi trực tiếp tới địa chỉ mạng của thiết bị. Thông tin kết nối tới broker, topic và mã thiết bị được đặt cứng trong mã trang, không có ô nhập cấu hình, nên ban quản lý chỉ cần mở trang để bắt đầu nhận dữ liệu, tách bạch rõ ràng giữa nơi lưu trữ giao diện hiển thị và nơi phát sinh dữ liệu thực tế.</w:t>
       </w:r>
     </w:p>
     <w:p>
@@ -21996,20 +21469,14 @@
           <w:bCs/>
           <w:color w:val="000000" w:themeColor="text1"/>
         </w:rPr>
+        <w:lastRenderedPageBreak/>
         <w:t>Khu vực xu hướng biến động:</w:t>
       </w:r>
       <w:r>
         <w:rPr>
           <w:color w:val="000000" w:themeColor="text1"/>
         </w:rPr>
-        <w:t xml:space="preserve"> Hiển thị chiều hướng mực nước đang tăng hay giảm cùng tốc độ biến thiên tính theo xăng ti mét trên phút, lấy trực tiếp từ kết </w:t>
-      </w:r>
-      <w:r>
-        <w:rPr>
-          <w:color w:val="000000" w:themeColor="text1"/>
-        </w:rPr>
-        <w:lastRenderedPageBreak/>
-        <w:t>quả tính toán ở mục 3.3.3, kèm thời điểm cập nhật gần nhất và nguồn dữ liệu đang lấy từ địa chỉ mạng nào.</w:t>
+        <w:t xml:space="preserve"> Hiển thị chiều hướng mực nước đang tăng hay giảm cùng tốc độ biến thiên tính theo xăng ti mét trên phút, lấy trực tiếp từ kết quả tính toán ở mục 3.3.3, kèm thời điểm cập nhật gần nhất và nguồn dữ liệu đang lấy từ địa chỉ mạng nào.</w:t>
       </w:r>
     </w:p>
     <w:p>
@@ -22132,7 +21599,7 @@
         </w:rPr>
         <w:lastRenderedPageBreak/>
         <w:drawing>
-          <wp:inline distT="0" distB="0" distL="0" distR="0" wp14:anchorId="146AC8AF" wp14:editId="00908B6C">
+          <wp:inline distT="0" distB="0" distL="0" distR="0" wp14:anchorId="146AC8AF" wp14:editId="0B08AE13">
             <wp:extent cx="5744210" cy="2604201"/>
             <wp:effectExtent l="0" t="0" r="8890" b="5715"/>
             <wp:docPr id="6" name="Picture 1"/>
@@ -22251,7 +21718,7 @@
           <w:color w:val="000000" w:themeColor="text1"/>
         </w:rPr>
       </w:pPr>
-      <w:bookmarkStart w:id="47" w:name="_Toc242887697"/>
+      <w:bookmarkStart w:id="47" w:name="_Toc244244133"/>
       <w:r>
         <w:rPr>
           <w:color w:val="000000" w:themeColor="text1"/>
@@ -22279,7 +21746,7 @@
       <w:pPr>
         <w:pStyle w:val="Heading3"/>
       </w:pPr>
-      <w:bookmarkStart w:id="48" w:name="_Toc242887698"/>
+      <w:bookmarkStart w:id="48" w:name="_Toc244244134"/>
       <w:r>
         <w:t>3.5.1. Khảo sát và lựa chọn kênh gửi thông báo</w:t>
       </w:r>
@@ -23188,7 +22655,7 @@
       <w:pPr>
         <w:pStyle w:val="Heading3"/>
       </w:pPr>
-      <w:bookmarkStart w:id="50" w:name="_Toc242887699"/>
+      <w:bookmarkStart w:id="50" w:name="_Toc244244135"/>
       <w:r>
         <w:t>3.5.2. Luồng gửi cảnh báo khẩn cấp</w:t>
       </w:r>
@@ -23478,7 +22945,7 @@
       <w:pPr>
         <w:pStyle w:val="Heading3"/>
       </w:pPr>
-      <w:bookmarkStart w:id="52" w:name="_Toc242887700"/>
+      <w:bookmarkStart w:id="52" w:name="_Toc244244136"/>
       <w:r>
         <w:t>3.5.3. Luồng ghi log dữ liệu có điều kiện</w:t>
       </w:r>
@@ -23733,7 +23200,7 @@
       <w:pPr>
         <w:pStyle w:val="Heading3"/>
       </w:pPr>
-      <w:bookmarkStart w:id="54" w:name="_Toc242887701"/>
+      <w:bookmarkStart w:id="54" w:name="_Toc244244137"/>
       <w:r>
         <w:t>3.5.4. Luồng lấy cấu hình ngưỡng động</w:t>
       </w:r>
@@ -23888,7 +23355,7 @@
       <w:pPr>
         <w:pStyle w:val="Heading3"/>
       </w:pPr>
-      <w:bookmarkStart w:id="55" w:name="_Toc242887702"/>
+      <w:bookmarkStart w:id="55" w:name="_Toc244244138"/>
       <w:r>
         <w:t>3.5.5. Luồng kiểm tra và cập nhật firmware từ xa</w:t>
       </w:r>
@@ -24032,7 +23499,7 @@
         <w:rPr>
           <w:color w:val="000000" w:themeColor="text1"/>
         </w:rPr>
-        <w:t xml:space="preserve"> Nếu vượt qua các kiểm tra trên, thiết bị tải toàn bộ tệp firmware mới về theo từng phần nhỏ, ghi trực tiếp vào phân vùng flash dự phòng của chip trong lúc tải chứ không cần chứa toàn bộ tệp trong bộ nhớ, đồng thời liên tục làm mới bộ đếm giám sát treo hệ thống đã nêu ở mục 3.2.3 trong suốt quá trình tải vì đây là thao tác kéo dài.</w:t>
+        <w:t xml:space="preserve"> Nếu vượt qua các kiểm tra trên, thiết bị tải toàn bộ tệp firmware mới về theo từng phần nhỏ, ghi trực tiếp vào phân vùng flash dự phòng của chip trong lúc tải chứ không cần chứa toàn bộ tệp trong bộ nhớ [15], đồng thời liên tục làm mới bộ đếm giám sát treo hệ thống đã nêu ở mục 3.2.3 trong suốt quá trình tải vì đây là thao tác kéo dài.</w:t>
       </w:r>
     </w:p>
     <w:p>
@@ -24203,10 +23670,9 @@
           <w:noProof/>
           <w:color w:val="000000" w:themeColor="text1"/>
         </w:rPr>
-        <w:lastRenderedPageBreak/>
         <w:drawing>
-          <wp:inline distT="0" distB="0" distL="0" distR="0" wp14:anchorId="6B800C1D" wp14:editId="2A5DB470">
-            <wp:extent cx="5757545" cy="6434455"/>
+          <wp:inline distT="0" distB="0" distL="0" distR="0" wp14:anchorId="6B800C1D" wp14:editId="2371D057">
+            <wp:extent cx="5189538" cy="5799667"/>
             <wp:effectExtent l="0" t="0" r="0" b="0"/>
             <wp:docPr id="9" name="Picture 1"/>
             <wp:cNvGraphicFramePr>
@@ -24237,7 +23703,7 @@
                   <pic:spPr bwMode="auto">
                     <a:xfrm>
                       <a:off x="0" y="0"/>
-                      <a:ext cx="5757545" cy="6434455"/>
+                      <a:ext cx="5221486" cy="5835371"/>
                     </a:xfrm>
                     <a:prstGeom prst="rect">
                       <a:avLst/>
@@ -24257,6 +23723,7 @@
     <w:p>
       <w:pPr>
         <w:pStyle w:val="Caption"/>
+        <w:spacing w:before="200"/>
         <w:rPr>
           <w:color w:val="000000" w:themeColor="text1"/>
         </w:rPr>
@@ -24322,8 +23789,9 @@
       <w:pPr>
         <w:pStyle w:val="Heading3"/>
       </w:pPr>
-      <w:bookmarkStart w:id="57" w:name="_Toc242887703"/>
-      <w:r>
+      <w:bookmarkStart w:id="57" w:name="_Toc244244139"/>
+      <w:r>
+        <w:lastRenderedPageBreak/>
         <w:t>3.5.6. Luồng truyền dữ liệu realtime qua MQTT</w:t>
       </w:r>
       <w:bookmarkEnd w:id="57"/>
@@ -24353,14 +23821,7 @@
         <w:rPr>
           <w:color w:val="000000" w:themeColor="text1"/>
         </w:rPr>
-        <w:t xml:space="preserve">Sau khi kết nối thành công tới broker qua TLS trên cổng 8883, thiết bị đóng gói dữ liệu telemetry gồm khoảng cách thô, khoảng cách đã lọc, tốc độ dâng, mức cảnh </w:t>
-      </w:r>
-      <w:r>
-        <w:rPr>
-          <w:color w:val="000000" w:themeColor="text1"/>
-        </w:rPr>
-        <w:lastRenderedPageBreak/>
-        <w:t>báo, chiều cao lắp cảm biến và mực nước thành một gói dữ liệu, rồi gửi lên đúng kênh telemetry đã đăng ký với broker. Nếu kết nối bị gián đoạn, thiết bị chủ động đóng sạch kết nối cũ trước khi thử kết nối lại, tránh tình trạng cố sử dụng lại một kết nối đã đóng gây lỗi. Mỗi lần mất kết nối đều được ghi log kèm thời điểm và mã lỗi, phục vụ theo dõi độ ổn định của kênh truyền này về sau. Việc gọi gửi gói dữ liệu nằm trong vòng lặp chính của luồng cảm biến, còn kết nối và vòng lặp MQTT chạy ở luồng mạng. Thiết bị còn khai báo tin báo mất kết nối LWT và dùng thêm hai topic riêng cho cập nhật firmware và nhật ký log.</w:t>
+        <w:t>Sau khi kết nối thành công tới broker qua TLS trên cổng 8883 [12], [13], thiết bị đóng gói dữ liệu telemetry gồm khoảng cách thô, khoảng cách đã lọc, tốc độ dâng, mức cảnh báo, chiều cao lắp cảm biến và mực nước thành một gói dữ liệu, rồi gửi lên đúng kênh telemetry đã đăng ký với broker. Nếu kết nối bị gián đoạn, thiết bị chủ động đóng sạch kết nối cũ trước khi thử kết nối lại, tránh tình trạng cố sử dụng lại một kết nối đã đóng gây lỗi. Mỗi lần mất kết nối đều được ghi log kèm thời điểm và mã lỗi, phục vụ theo dõi độ ổn định của kênh truyền này về sau. Việc gọi gửi gói dữ liệu nằm trong vòng lặp chính của luồng cảm biến, còn kết nối và vòng lặp MQTT chạy ở luồng mạng. Thiết bị còn khai báo tin báo mất kết nối LWT và dùng thêm hai topic riêng cho cập nhật firmware và nhật ký log.</w:t>
       </w:r>
     </w:p>
     <w:p>
@@ -24384,7 +23845,7 @@
           <w:color w:val="000000" w:themeColor="text1"/>
         </w:rPr>
       </w:pPr>
-      <w:bookmarkStart w:id="58" w:name="_Toc242887704"/>
+      <w:bookmarkStart w:id="58" w:name="_Toc244244140"/>
       <w:r>
         <w:rPr>
           <w:color w:val="000000" w:themeColor="text1"/>
@@ -24413,7 +23874,7 @@
         <w:pStyle w:val="Heading3"/>
         <w:spacing w:before="200"/>
       </w:pPr>
-      <w:bookmarkStart w:id="59" w:name="_Toc242887705"/>
+      <w:bookmarkStart w:id="59" w:name="_Toc244244141"/>
       <w:r>
         <w:rPr>
           <w:bCs/>
@@ -24434,7 +23895,14 @@
         <w:rPr>
           <w:color w:val="000000" w:themeColor="text1"/>
         </w:rPr>
-        <w:t>Nhìn lại bốn luồng đã trình bày ở 3.5.2 đến 3.5.5, mỗi luồng đều có bước kiểm tra kết nối mạng ngay từ đầu và tự dừng lại một cách an toàn nếu không đạt điều kiện, thay vì cố gắng thực hiện yêu cầu mạng rồi rơi vào trạng thái chờ không xác định. Luồng gửi cảnh báo bỏ qua nếu chưa kết nối, để lại đúng dữ liệu cần gửi cho lần kiểm tra kế tiếp thông qua việc chưa cập nhật mốc mức cảnh báo đã gửi, còn khi đã kết nối mà gửi lỗi thì mốc vẫn được cập nhật nên mức đó không được gửi lại cho tới khi đổi mức, như nêu ở mục 5.2. Luồng ghi log tích lũy dữ liệu vào hàng đợi bất kể tình trạng mạng, chỉ xử lý hàng đợi khi có kết nối trở lại, nên không mất dữ liệu trong khoảng thời gian mất mạng ngắn. Luồng lấy cấu hình và luồng kiểm tra firmware đều giữ nguyên trạng thái cũ nếu không lấy được dữ liệu mới, không có nhánh nào khiến thiết bị rơi vào trạng thái không xác định do thiếu phản hồi từ mạng.</w:t>
+        <w:t xml:space="preserve">Nhìn lại bốn luồng đã trình bày ở 3.5.2 đến 3.5.5, mỗi luồng đều có bước kiểm tra kết nối mạng ngay từ đầu và tự dừng lại một cách an toàn nếu không đạt điều kiện, thay vì cố gắng thực hiện yêu cầu mạng rồi rơi vào trạng thái chờ không xác định. Luồng gửi cảnh báo bỏ qua nếu chưa kết nối, để lại đúng dữ liệu cần gửi cho lần kiểm </w:t>
+      </w:r>
+      <w:r>
+        <w:rPr>
+          <w:color w:val="000000" w:themeColor="text1"/>
+        </w:rPr>
+        <w:lastRenderedPageBreak/>
+        <w:t>tra kế tiếp thông qua việc chưa cập nhật mốc mức cảnh báo đã gửi, còn khi đã kết nối mà gửi lỗi thì mốc vẫn được cập nhật nên mức đó không được gửi lại cho tới khi đổi mức, như nêu ở mục 5.2. Luồng ghi log tích lũy dữ liệu vào hàng đợi bất kể tình trạng mạng, chỉ xử lý hàng đợi khi có kết nối trở lại, nên không mất dữ liệu trong khoảng thời gian mất mạng ngắn. Luồng lấy cấu hình và luồng kiểm tra firmware đều giữ nguyên trạng thái cũ nếu không lấy được dữ liệu mới, không có nhánh nào khiến thiết bị rơi vào trạng thái không xác định do thiếu phản hồi từ mạng.</w:t>
       </w:r>
     </w:p>
     <w:p>
@@ -24449,7 +23917,6 @@
         <w:rPr>
           <w:color w:val="000000" w:themeColor="text1"/>
         </w:rPr>
-        <w:lastRenderedPageBreak/>
         <w:t>Nhờ cách thiết kế nhất quán này, sự cố ở lớp mạng và đám mây chỉ làm tạm dừng các chức năng phụ thuộc trực tiếp vào mạng, không lan ngược trở lại ảnh hưởng tới luồng xử lý cảm biến và cảnh báo tại chỗ đã trình bày ở mục 3.3, đúng theo nguyên tắc tách luồng đã đặt ra từ mục 3.2.3.</w:t>
       </w:r>
     </w:p>
@@ -24458,7 +23925,7 @@
         <w:pStyle w:val="Heading3"/>
         <w:spacing w:before="200"/>
       </w:pPr>
-      <w:bookmarkStart w:id="60" w:name="_Toc242887706"/>
+      <w:bookmarkStart w:id="60" w:name="_Toc244244142"/>
       <w:r>
         <w:rPr>
           <w:bCs/>
@@ -24509,7 +23976,14 @@
         <w:rPr>
           <w:color w:val="000000" w:themeColor="text1"/>
         </w:rPr>
-        <w:t>Về phía hạ tầng mạng của tòa nhà, mạng Wi-Fi nội bộ mà thiết bị dùng để kết nối theo vai trò trạm khách đã trình bày ở mục 3.4.1 có thể bị ảnh hưởng nếu thiết bị phát sóng trung tâm của tòa nhà gặp sự cố trong đợt mất điện, tuy nhiên đây không phải là điểm nghẽn duy nhất quyết định việc cảnh báo có tới được người nhận hay không. Với kênh nhận cảnh báo là Telegram đã lựa chọn ở mục 3.5.1, người nhận đầu cuối là ban quản lý và cư dân không nhất thiết phải cùng ở trong phạm vi mạng Wi-Fi của tòa nhà mới nhận được tin nhắn, vì phần lớn điện thoại hiện nay đều có sẵn kết nối mạng di động như 4G, 5G, cho phép nhận tin nhắn qua kênh dữ liệu di động độc lập với mạng nội bộ của tòa nhà.</w:t>
+        <w:t xml:space="preserve">Về phía hạ tầng mạng của tòa nhà, mạng Wi-Fi nội bộ mà thiết bị dùng để kết nối theo vai trò trạm khách đã trình bày ở mục 3.4.1 có thể bị ảnh hưởng nếu thiết bị phát sóng trung tâm của tòa nhà gặp sự cố trong đợt mất điện, tuy nhiên đây không phải là điểm nghẽn duy nhất quyết định việc cảnh báo có tới được người nhận hay không. Với kênh nhận cảnh báo là Telegram đã lựa chọn ở mục 3.5.1, người nhận đầu cuối là ban quản lý và cư dân không nhất thiết phải cùng ở trong phạm vi mạng Wi-Fi của tòa nhà mới nhận được tin nhắn, vì phần lớn điện thoại hiện nay đều có sẵn kết nối </w:t>
+      </w:r>
+      <w:r>
+        <w:rPr>
+          <w:color w:val="000000" w:themeColor="text1"/>
+        </w:rPr>
+        <w:lastRenderedPageBreak/>
+        <w:t>mạng di động như 4G, 5G, cho phép nhận tin nhắn qua kênh dữ liệu di động độc lập với mạng nội bộ của tòa nhà.</w:t>
       </w:r>
     </w:p>
     <w:p>
@@ -24524,14 +23998,7 @@
         <w:rPr>
           <w:color w:val="000000" w:themeColor="text1"/>
         </w:rPr>
-        <w:t xml:space="preserve">Về phía nền tảng xử lý trung tâm, hạ tầng Cloudflare Worker được lựa chọn ở mục 2.4 vận hành trên mạng lưới máy chủ phân tán toàn cầu, không đặt tại một địa điểm vật lý cố định nào liên quan tới tòa nhà đang giám sát. Vì vậy, một sự cố mất điện diện rộng xảy ra tại khu vực tòa nhà không ảnh hưởng tới khả năng hoạt động của bản thân nền tảng xử lý cảnh báo phía đám mây, khác biệt căn bản so với mô hình </w:t>
-      </w:r>
-      <w:r>
-        <w:rPr>
-          <w:color w:val="000000" w:themeColor="text1"/>
-        </w:rPr>
-        <w:lastRenderedPageBreak/>
-        <w:t>dùng một máy chủ vật lý riêng lẻ đặt tại chỗ đã bị loại trừ ngay từ bước khảo sát ở mục 2.4.</w:t>
+        <w:t>Về phía nền tảng xử lý trung tâm, hạ tầng Cloudflare Worker được lựa chọn ở mục 2.4 vận hành trên mạng lưới máy chủ phân tán toàn cầu, không đặt tại một địa điểm vật lý cố định nào liên quan tới tòa nhà đang giám sát. Vì vậy, một sự cố mất điện diện rộng xảy ra tại khu vực tòa nhà không ảnh hưởng tới khả năng hoạt động của bản thân nền tảng xử lý cảnh báo phía đám mây, khác biệt căn bản so với mô hình dùng một máy chủ vật lý riêng lẻ đặt tại chỗ đã bị loại trừ ngay từ bước khảo sát ở mục 2.4.</w:t>
       </w:r>
     </w:p>
     <w:p>
@@ -24556,7 +24023,7 @@
           <w:color w:val="000000" w:themeColor="text1"/>
         </w:rPr>
       </w:pPr>
-      <w:bookmarkStart w:id="61" w:name="_Toc242887707"/>
+      <w:bookmarkStart w:id="61" w:name="_Toc244244143"/>
       <w:r>
         <w:rPr>
           <w:color w:val="000000" w:themeColor="text1"/>
@@ -25020,7 +24487,7 @@
           <w:color w:val="000000" w:themeColor="text1"/>
         </w:rPr>
       </w:pPr>
-      <w:bookmarkStart w:id="64" w:name="_Toc242887708"/>
+      <w:bookmarkStart w:id="64" w:name="_Toc244244144"/>
       <w:r>
         <w:rPr>
           <w:color w:val="000000" w:themeColor="text1"/>
@@ -25037,7 +24504,7 @@
           <w:color w:val="000000" w:themeColor="text1"/>
         </w:rPr>
       </w:pPr>
-      <w:bookmarkStart w:id="65" w:name="_Toc242887709"/>
+      <w:bookmarkStart w:id="65" w:name="_Toc244244145"/>
       <w:r>
         <w:rPr>
           <w:color w:val="000000" w:themeColor="text1"/>
@@ -25116,7 +24583,7 @@
       <w:pPr>
         <w:pStyle w:val="Heading3"/>
       </w:pPr>
-      <w:bookmarkStart w:id="66" w:name="_Toc242887710"/>
+      <w:bookmarkStart w:id="66" w:name="_Toc244244146"/>
       <w:r>
         <w:lastRenderedPageBreak/>
         <w:t>4.1.1. Chuẩn bị linh kiện</w:t>
@@ -27229,7 +26696,7 @@
                 <w:color w:val="000000" w:themeColor="text1"/>
               </w:rPr>
               <w:drawing>
-                <wp:inline distT="0" distB="0" distL="0" distR="0" wp14:anchorId="14D4EC5D" wp14:editId="6EA30F58">
+                <wp:inline distT="0" distB="0" distL="0" distR="0" wp14:anchorId="14D4EC5D" wp14:editId="774772B6">
                   <wp:extent cx="1828800" cy="1782418"/>
                   <wp:effectExtent l="0" t="0" r="0" b="8890"/>
                   <wp:docPr id="13" name="Picture 8" descr="Cảm Biến Siêu Âm HC-SR04 Điện Tử 360(E360)"/>
@@ -27500,7 +26967,7 @@
                 <w:color w:val="000000" w:themeColor="text1"/>
               </w:rPr>
               <w:drawing>
-                <wp:inline distT="0" distB="0" distL="0" distR="0" wp14:anchorId="59B4C904" wp14:editId="4620AD3E">
+                <wp:inline distT="0" distB="0" distL="0" distR="0" wp14:anchorId="59B4C904" wp14:editId="30DF0820">
                   <wp:extent cx="1135380" cy="1135380"/>
                   <wp:effectExtent l="0" t="0" r="7620" b="7620"/>
                   <wp:docPr id="15" name="Picture 9" descr="Còi buzz thụ động 5V - Nshop"/>
@@ -27714,7 +27181,7 @@
                 <w:color w:val="000000" w:themeColor="text1"/>
               </w:rPr>
               <w:drawing>
-                <wp:inline distT="0" distB="0" distL="0" distR="0" wp14:anchorId="4E1FFCFF" wp14:editId="7A2DB25E">
+                <wp:inline distT="0" distB="0" distL="0" distR="0" wp14:anchorId="4E1FFCFF" wp14:editId="1CA2E95B">
                   <wp:extent cx="1097280" cy="1097280"/>
                   <wp:effectExtent l="0" t="0" r="7620" b="7620"/>
                   <wp:docPr id="16" name="Picture 10" descr="Điện trở 330 Ohm 1/4W (gói 50 con)"/>
@@ -28006,7 +27473,7 @@
                 <w:color w:val="000000" w:themeColor="text1"/>
               </w:rPr>
               <w:drawing>
-                <wp:inline distT="0" distB="0" distL="0" distR="0" wp14:anchorId="7C4BBF5E" wp14:editId="3EF939DD">
+                <wp:inline distT="0" distB="0" distL="0" distR="0" wp14:anchorId="7C4BBF5E" wp14:editId="7131C015">
                   <wp:extent cx="1820333" cy="1820333"/>
                   <wp:effectExtent l="0" t="0" r="8890" b="8890"/>
                   <wp:docPr id="18" name="Picture 12" descr="Dây breadboard là gì? | Cộng đồng Arduino Việt Nam"/>
@@ -28274,7 +27741,7 @@
       <w:pPr>
         <w:pStyle w:val="Heading3"/>
       </w:pPr>
-      <w:bookmarkStart w:id="76" w:name="_Toc242887711"/>
+      <w:bookmarkStart w:id="76" w:name="_Toc244244147"/>
       <w:r>
         <w:lastRenderedPageBreak/>
         <w:t>4.1.2. Thử nghiệm mô phỏng mạch trên Wokwi</w:t>
@@ -28320,7 +27787,7 @@
         <w:rPr>
           <w:color w:val="000000" w:themeColor="text1"/>
         </w:rPr>
-        <w:t>Thứ hai là chạy thử firmware trên một mạch ảo để phát hiện sớm các lỗi về logic xử lý, tránh làm hư hỏng linh kiện thật khi có sai sót trong đấu nối hoặc trong chương trình. Wokwi được lựa chọn vì hỗ trợ sẵn board ESP32, cảm biến siêu âm HC-SR04, màn hình LCD 1602 giao tiếp I2C, đèn LED và còi, đồng thời cho phép thay đổi khoảng cách của vật cản ảo bằng thanh trượt, rất phù hợp với cách mô phỏng mực nước dâng đã nêu ở mục 4.1.</w:t>
+        <w:t>Thứ hai là chạy thử firmware trên một mạch ảo để phát hiện sớm các lỗi về logic xử lý, tránh làm hư hỏng linh kiện thật khi có sai sót trong đấu nối hoặc trong chương trình. Wokwi [16] được lựa chọn vì hỗ trợ sẵn board ESP32, cảm biến siêu âm HC-SR04, màn hình LCD 1602 giao tiếp I2C, đèn LED và còi, đồng thời cho phép thay đổi khoảng cách của vật cản ảo bằng thanh trượt, rất phù hợp với cách mô phỏng mực nước dâng đã nêu ở mục 4.1.</w:t>
       </w:r>
     </w:p>
     <w:p>
@@ -28579,7 +28046,7 @@
       <w:pPr>
         <w:pStyle w:val="Heading3"/>
       </w:pPr>
-      <w:bookmarkStart w:id="78" w:name="_Toc242887712"/>
+      <w:bookmarkStart w:id="78" w:name="_Toc244244148"/>
       <w:r>
         <w:t>4.1.3. Môi trường phát triển và nạp firmware</w:t>
       </w:r>
@@ -28631,7 +28098,7 @@
         <w:rPr>
           <w:color w:val="000000" w:themeColor="text1"/>
         </w:rPr>
-        <w:t>Ở lần nạp đầu tiên, firmware được biên dịch rồi nạp vào ESP32 qua cáp USB bằng chức năng Upload của PlatformIO, sau đó theo dõi nhật ký hoạt động qua Serial Monitor tích hợp trong Visual Studio Code. Phiên bản firmware hiện tại là 1.1.0, được khai báo trong mã nguồn để thiết bị tự báo cáo lên máy chủ và để luồng cập nhật từ xa so sánh phiên bản như đã trình bày ở mục 3.5.5. Từ các lần cập nhật sau, firmware sau khi biên dịch được tải lên trang quản lý firmware và thiết bị tự tải về qua mạng, không cần cắm lại cáp USB. Toàn bộ mã nguồn của dự án được lưu trữ trên GitHub, đường dẫn nêu ở phần cuối báo cáo.</w:t>
+        <w:t>Ở lần nạp đầu tiên, firmware được biên dịch rồi nạp vào ESP32 qua cáp USB bằng chức năng Upload của PlatformIO [18], sau đó theo dõi nhật ký hoạt động qua Serial Monitor tích hợp trong Visual Studio Code. Phiên bản firmware hiện tại là 1.1.0, được khai báo trong mã nguồn để thiết bị tự báo cáo lên máy chủ và để luồng cập nhật từ xa so sánh phiên bản như đã trình bày ở mục 3.5.5. Từ các lần cập nhật sau, firmware sau khi biên dịch được tải lên trang quản lý firmware và thiết bị tự tải về qua mạng, không cần cắm lại cáp USB. Toàn bộ mã nguồn của dự án được lưu trữ trên GitHub, đường dẫn nêu ở phần cuối báo cáo.</w:t>
       </w:r>
     </w:p>
     <w:p>
@@ -28641,7 +28108,7 @@
           <w:color w:val="000000" w:themeColor="text1"/>
         </w:rPr>
       </w:pPr>
-      <w:bookmarkStart w:id="79" w:name="_Toc242887713"/>
+      <w:bookmarkStart w:id="79" w:name="_Toc244244149"/>
       <w:r>
         <w:rPr>
           <w:color w:val="000000" w:themeColor="text1"/>
@@ -28808,104 +28275,6 @@
     </w:p>
     <w:p>
       <w:pPr>
-        <w:rPr>
-          <w:color w:val="000000" w:themeColor="text1"/>
-        </w:rPr>
-      </w:pPr>
-    </w:p>
-    <w:p>
-      <w:pPr>
-        <w:rPr>
-          <w:color w:val="000000" w:themeColor="text1"/>
-        </w:rPr>
-      </w:pPr>
-    </w:p>
-    <w:p>
-      <w:pPr>
-        <w:rPr>
-          <w:color w:val="000000" w:themeColor="text1"/>
-        </w:rPr>
-      </w:pPr>
-    </w:p>
-    <w:p>
-      <w:pPr>
-        <w:rPr>
-          <w:color w:val="000000" w:themeColor="text1"/>
-        </w:rPr>
-      </w:pPr>
-    </w:p>
-    <w:p>
-      <w:pPr>
-        <w:rPr>
-          <w:color w:val="000000" w:themeColor="text1"/>
-        </w:rPr>
-      </w:pPr>
-    </w:p>
-    <w:p>
-      <w:pPr>
-        <w:rPr>
-          <w:color w:val="000000" w:themeColor="text1"/>
-        </w:rPr>
-      </w:pPr>
-    </w:p>
-    <w:p>
-      <w:pPr>
-        <w:rPr>
-          <w:color w:val="000000" w:themeColor="text1"/>
-        </w:rPr>
-      </w:pPr>
-    </w:p>
-    <w:p>
-      <w:pPr>
-        <w:rPr>
-          <w:color w:val="000000" w:themeColor="text1"/>
-        </w:rPr>
-      </w:pPr>
-    </w:p>
-    <w:p>
-      <w:pPr>
-        <w:rPr>
-          <w:color w:val="000000" w:themeColor="text1"/>
-        </w:rPr>
-      </w:pPr>
-    </w:p>
-    <w:p>
-      <w:pPr>
-        <w:rPr>
-          <w:color w:val="000000" w:themeColor="text1"/>
-        </w:rPr>
-      </w:pPr>
-    </w:p>
-    <w:p>
-      <w:pPr>
-        <w:rPr>
-          <w:color w:val="000000" w:themeColor="text1"/>
-        </w:rPr>
-      </w:pPr>
-    </w:p>
-    <w:p>
-      <w:pPr>
-        <w:rPr>
-          <w:color w:val="000000" w:themeColor="text1"/>
-        </w:rPr>
-      </w:pPr>
-    </w:p>
-    <w:p>
-      <w:pPr>
-        <w:rPr>
-          <w:color w:val="000000" w:themeColor="text1"/>
-        </w:rPr>
-      </w:pPr>
-    </w:p>
-    <w:p>
-      <w:pPr>
-        <w:rPr>
-          <w:color w:val="000000" w:themeColor="text1"/>
-        </w:rPr>
-      </w:pPr>
-    </w:p>
-    <w:p>
-      <w:pPr>
         <w:ind w:firstLine="720"/>
         <w:rPr>
           <w:color w:val="000000" w:themeColor="text1"/>
@@ -28915,22 +28284,54 @@
         <w:rPr>
           <w:color w:val="000000" w:themeColor="text1"/>
         </w:rPr>
+        <w:t>Để tạo ra các mức nước khác nhau, nước thật được đổ vào khu vực tụ nước của mô hình một cách thủ công, từng đợt, và được giữ ở mỗi mức đủ lâu để hệ thống ổn định trước khi ghi nhận kết quả. Cách làm này cho phép đưa hệ thống đi qua đủ các mức cảnh báo trên một đối tượng vật lý có nước thật, nơi mặt nước gợn sóng và phản xạ sóng siêu âm khác với vật cản phẳng. Tuy nhiên, mô hình hiện chưa có cơ chế thoát nước hoặc bơm điều khiển tự động, và mực nước được điều chỉnh hoàn toàn bằng tay. Đây là hạn chế của giai đoạn thử nghiệm hiện tại, được trình bày ở mục 5.2. Trong các thử nghiệm vận hành trên mô hình, chiều cao lắp đặt cảm biến được cấu hình trên hệ thống ở mức H = 105 cm, thay cho giá trị mặc định 200 cm trong firmware, và bộ ba ngưỡng cảnh báo được đặt lần lượt ở mức 15 cm, 40 cm và 100 cm.</w:t>
+      </w:r>
+    </w:p>
+    <w:p>
+      <w:pPr>
+        <w:ind w:firstLine="720"/>
+        <w:rPr>
+          <w:color w:val="000000" w:themeColor="text1"/>
+        </w:rPr>
+      </w:pPr>
+    </w:p>
+    <w:p>
+      <w:pPr>
+        <w:ind w:firstLine="720"/>
+        <w:rPr>
+          <w:color w:val="000000" w:themeColor="text1"/>
+        </w:rPr>
+      </w:pPr>
+    </w:p>
+    <w:p>
+      <w:pPr>
+        <w:ind w:firstLine="720"/>
+        <w:rPr>
+          <w:color w:val="000000" w:themeColor="text1"/>
+        </w:rPr>
+      </w:pPr>
+    </w:p>
+    <w:p>
+      <w:pPr>
+        <w:ind w:firstLine="720"/>
+        <w:rPr>
+          <w:color w:val="000000" w:themeColor="text1"/>
+        </w:rPr>
+      </w:pPr>
+    </w:p>
+    <w:p>
+      <w:pPr>
+        <w:pStyle w:val="Heading2"/>
+        <w:rPr>
+          <w:color w:val="000000" w:themeColor="text1"/>
+        </w:rPr>
+      </w:pPr>
+      <w:bookmarkStart w:id="81" w:name="_Toc244244150"/>
+      <w:r>
+        <w:rPr>
+          <w:color w:val="000000" w:themeColor="text1"/>
+        </w:rPr>
         <w:lastRenderedPageBreak/>
-        <w:t>Để tạo ra các mức nước khác nhau, nước thật được đổ vào khu vực tụ nước của mô hình một cách thủ công, từng đợt, và được giữ ở mỗi mức đủ lâu để hệ thống ổn định trước khi ghi nhận kết quả. Cách làm này cho phép đưa hệ thống đi qua đủ các mức cảnh báo trên một đối tượng vật lý có nước thật, nơi mặt nước gợn sóng và phản xạ sóng siêu âm khác với vật cản phẳng. Tuy nhiên, mô hình hiện chưa có cơ chế thoát nước hoặc bơm điều khiển tự động, và mực nước được điều chỉnh hoàn toàn bằng tay. Đây là hạn chế của giai đoạn thử nghiệm hiện tại, được trình bày ở mục 5.2. Trong các thử nghiệm vận hành trên mô hình, chiều cao lắp đặt cảm biến được cấu hình trên hệ thống ở mức H = 105 cm, thay cho giá trị mặc định 200 cm trong firmware, và bộ ba ngưỡng cảnh báo được đặt lần lượt ở mức 15 cm, 40 cm và 100 cm.</w:t>
-      </w:r>
-    </w:p>
-    <w:p>
-      <w:pPr>
-        <w:pStyle w:val="Heading2"/>
-        <w:rPr>
-          <w:color w:val="000000" w:themeColor="text1"/>
-        </w:rPr>
-      </w:pPr>
-      <w:bookmarkStart w:id="81" w:name="_Toc242887714"/>
-      <w:r>
-        <w:rPr>
-          <w:color w:val="000000" w:themeColor="text1"/>
-        </w:rPr>
         <w:t>4.3. Kết quả thử nghiệm</w:t>
       </w:r>
       <w:bookmarkEnd w:id="81"/>
@@ -28998,7 +28399,7 @@
           <w:bCs/>
         </w:rPr>
       </w:pPr>
-      <w:bookmarkStart w:id="82" w:name="_Toc242887715"/>
+      <w:bookmarkStart w:id="82" w:name="_Toc244244151"/>
       <w:r>
         <w:rPr>
           <w:bCs/>
@@ -29018,14 +28419,7 @@
         <w:rPr>
           <w:color w:val="000000" w:themeColor="text1"/>
         </w:rPr>
-        <w:t xml:space="preserve">Mục này đánh giá độ chính xác của phép đo khoảng cách và tác dụng của bộ lọc nhiễu khi chạy trên phần cứng thực. Cảm biến siêu âm HC-SR04 được cố định, vật cản phẳng được đặt trước cảm biến ở các khoảng cách 10, 30, 50, 80 và 120 cm, xác </w:t>
-      </w:r>
-      <w:r>
-        <w:rPr>
-          <w:color w:val="000000" w:themeColor="text1"/>
-        </w:rPr>
-        <w:lastRenderedPageBreak/>
-        <w:t>định bằng thước đo làm giá trị thực tế. Firmware lấy mẫu mỗi giây một lần và áp dụng bộ đệm trung bình trượt kích thước 5 giá trị như đã trình bày ở mục 3.3.2. Bảng 4.2 trình bày cả giá trị đo thô (chưa qua bộ lọc) và giá trị sau khi qua bộ lọc, trong đó giá trị sau lọc chính là giá trị mà hệ thống dùng để phân loại mức cảnh báo. Mỗi giá trị trong Bảng 4.2 là trung bình của 5 lần đo, mỗi lần đo cho kết quả là số nguyên tính bằng xăng ti mét nên giá trị trung bình có thể là số lẻ. Khoảng cách thực tế được đo bằng thước, cảm biến đặt ở vị trí cố định.</w:t>
+        <w:t>Mục này đánh giá độ chính xác của phép đo khoảng cách và tác dụng của bộ lọc nhiễu khi chạy trên phần cứng thực. Cảm biến siêu âm HC-SR04 được cố định, vật cản phẳng được đặt trước cảm biến ở các khoảng cách 10, 30, 50, 80 và 120 cm, xác định bằng thước đo làm giá trị thực tế. Firmware lấy mẫu mỗi giây một lần và áp dụng bộ đệm trung bình trượt kích thước 5 giá trị như đã trình bày ở mục 3.3.2. Bảng 4.2 trình bày cả giá trị đo thô (chưa qua bộ lọc) và giá trị sau khi qua bộ lọc, trong đó giá trị sau lọc chính là giá trị mà hệ thống dùng để phân loại mức cảnh báo. Mỗi giá trị trong Bảng 4.2 là trung bình của 5 lần đo, mỗi lần đo cho kết quả là số nguyên tính bằng xăng ti mét nên giá trị trung bình có thể là số lẻ. Khoảng cách thực tế được đo bằng thước, cảm biến đặt ở vị trí cố định.</w:t>
       </w:r>
     </w:p>
     <w:tbl>
@@ -29065,6 +28459,7 @@
                 <w:rStyle w:val="Strong"/>
                 <w:color w:val="000000" w:themeColor="text1"/>
               </w:rPr>
+              <w:lastRenderedPageBreak/>
               <w:t>Khoảng cách thực tế (cm)</w:t>
             </w:r>
           </w:p>
@@ -29852,13 +29247,69 @@
     </w:p>
     <w:p>
       <w:pPr>
+        <w:ind w:firstLine="720"/>
+        <w:rPr>
+          <w:color w:val="000000" w:themeColor="text1"/>
+        </w:rPr>
+      </w:pPr>
+    </w:p>
+    <w:p>
+      <w:pPr>
+        <w:ind w:firstLine="720"/>
+        <w:rPr>
+          <w:color w:val="000000" w:themeColor="text1"/>
+        </w:rPr>
+      </w:pPr>
+    </w:p>
+    <w:p>
+      <w:pPr>
+        <w:ind w:firstLine="720"/>
+        <w:rPr>
+          <w:color w:val="000000" w:themeColor="text1"/>
+        </w:rPr>
+      </w:pPr>
+    </w:p>
+    <w:p>
+      <w:pPr>
+        <w:ind w:firstLine="720"/>
+        <w:rPr>
+          <w:color w:val="000000" w:themeColor="text1"/>
+        </w:rPr>
+      </w:pPr>
+    </w:p>
+    <w:p>
+      <w:pPr>
+        <w:ind w:firstLine="720"/>
+        <w:rPr>
+          <w:color w:val="000000" w:themeColor="text1"/>
+        </w:rPr>
+      </w:pPr>
+    </w:p>
+    <w:p>
+      <w:pPr>
+        <w:ind w:firstLine="720"/>
+        <w:rPr>
+          <w:color w:val="000000" w:themeColor="text1"/>
+        </w:rPr>
+      </w:pPr>
+    </w:p>
+    <w:p>
+      <w:pPr>
+        <w:ind w:firstLine="720"/>
+        <w:rPr>
+          <w:color w:val="000000" w:themeColor="text1"/>
+        </w:rPr>
+      </w:pPr>
+    </w:p>
+    <w:p>
+      <w:pPr>
         <w:pStyle w:val="Heading3"/>
         <w:spacing w:before="200"/>
         <w:rPr>
           <w:bCs/>
         </w:rPr>
       </w:pPr>
-      <w:bookmarkStart w:id="84" w:name="_Toc242887716"/>
+      <w:bookmarkStart w:id="84" w:name="_Toc244244152"/>
       <w:r>
         <w:rPr>
           <w:bCs/>
@@ -30488,6 +29939,54 @@
           </w:tcPr>
           <w:p>
             <w:pPr>
+              <w:rPr>
+                <w:color w:val="000000" w:themeColor="text1"/>
+              </w:rPr>
+            </w:pPr>
+          </w:p>
+          <w:p>
+            <w:pPr>
+              <w:rPr>
+                <w:color w:val="000000" w:themeColor="text1"/>
+              </w:rPr>
+            </w:pPr>
+          </w:p>
+          <w:p>
+            <w:pPr>
+              <w:rPr>
+                <w:color w:val="000000" w:themeColor="text1"/>
+              </w:rPr>
+            </w:pPr>
+          </w:p>
+          <w:p>
+            <w:pPr>
+              <w:rPr>
+                <w:color w:val="000000" w:themeColor="text1"/>
+              </w:rPr>
+            </w:pPr>
+          </w:p>
+          <w:p>
+            <w:pPr>
+              <w:rPr>
+                <w:color w:val="000000" w:themeColor="text1"/>
+              </w:rPr>
+            </w:pPr>
+          </w:p>
+          <w:p>
+            <w:pPr>
+              <w:rPr>
+                <w:color w:val="000000" w:themeColor="text1"/>
+              </w:rPr>
+            </w:pPr>
+          </w:p>
+        </w:tc>
+        <w:tc>
+          <w:tcPr>
+            <w:tcW w:w="4531" w:type="dxa"/>
+            <w:vAlign w:val="center"/>
+          </w:tcPr>
+          <w:p>
+            <w:pPr>
               <w:pStyle w:val="Caption"/>
               <w:rPr>
                 <w:b/>
@@ -30496,50 +29995,6 @@
               </w:rPr>
             </w:pPr>
           </w:p>
-          <w:p>
-            <w:pPr>
-              <w:rPr>
-                <w:color w:val="000000" w:themeColor="text1"/>
-              </w:rPr>
-            </w:pPr>
-          </w:p>
-          <w:p>
-            <w:pPr>
-              <w:rPr>
-                <w:color w:val="000000" w:themeColor="text1"/>
-              </w:rPr>
-            </w:pPr>
-          </w:p>
-          <w:p>
-            <w:pPr>
-              <w:rPr>
-                <w:color w:val="000000" w:themeColor="text1"/>
-              </w:rPr>
-            </w:pPr>
-          </w:p>
-          <w:p>
-            <w:pPr>
-              <w:rPr>
-                <w:color w:val="000000" w:themeColor="text1"/>
-              </w:rPr>
-            </w:pPr>
-          </w:p>
-        </w:tc>
-        <w:tc>
-          <w:tcPr>
-            <w:tcW w:w="4531" w:type="dxa"/>
-            <w:vAlign w:val="center"/>
-          </w:tcPr>
-          <w:p>
-            <w:pPr>
-              <w:pStyle w:val="Caption"/>
-              <w:rPr>
-                <w:b/>
-                <w:bCs/>
-                <w:color w:val="000000" w:themeColor="text1"/>
-              </w:rPr>
-            </w:pPr>
-          </w:p>
         </w:tc>
       </w:tr>
     </w:tbl>
@@ -30550,7 +30005,7 @@
           <w:bCs/>
         </w:rPr>
       </w:pPr>
-      <w:bookmarkStart w:id="89" w:name="_Toc242887717"/>
+      <w:bookmarkStart w:id="89" w:name="_Toc244244153"/>
       <w:r>
         <w:rPr>
           <w:bCs/>
@@ -30736,7 +30191,7 @@
           <w:bCs/>
         </w:rPr>
       </w:pPr>
-      <w:bookmarkStart w:id="91" w:name="_Toc242887718"/>
+      <w:bookmarkStart w:id="91" w:name="_Toc244244154"/>
       <w:r>
         <w:rPr>
           <w:bCs/>
@@ -30921,7 +30376,7 @@
           <w:bCs/>
         </w:rPr>
       </w:pPr>
-      <w:bookmarkStart w:id="93" w:name="_Toc242887719"/>
+      <w:bookmarkStart w:id="93" w:name="_Toc244244155"/>
       <w:r>
         <w:rPr>
           <w:bCs/>
@@ -31199,7 +30654,7 @@
       <w:pPr>
         <w:pStyle w:val="Heading3"/>
       </w:pPr>
-      <w:bookmarkStart w:id="96" w:name="_Toc242887720"/>
+      <w:bookmarkStart w:id="96" w:name="_Toc244244156"/>
       <w:r>
         <w:t>4.3.6. Luồng kiểm tra và cập nhật firmware từ xa OTA</w:t>
       </w:r>
@@ -32239,7 +31694,7 @@
       <w:pPr>
         <w:pStyle w:val="Heading3"/>
       </w:pPr>
-      <w:bookmarkStart w:id="98" w:name="_Toc242887721"/>
+      <w:bookmarkStart w:id="98" w:name="_Toc244244157"/>
       <w:r>
         <w:lastRenderedPageBreak/>
         <w:t>4.3.7. Khả năng duy trì cảnh báo khi mất kết nối mạng</w:t>
@@ -32599,16 +32054,105 @@
     </w:p>
     <w:p>
       <w:pPr>
+        <w:ind w:firstLine="720"/>
+        <w:rPr>
+          <w:color w:val="000000" w:themeColor="text1"/>
+        </w:rPr>
+      </w:pPr>
+    </w:p>
+    <w:p>
+      <w:pPr>
+        <w:ind w:firstLine="720"/>
+        <w:rPr>
+          <w:color w:val="000000" w:themeColor="text1"/>
+        </w:rPr>
+      </w:pPr>
+    </w:p>
+    <w:p>
+      <w:pPr>
+        <w:ind w:firstLine="720"/>
+        <w:rPr>
+          <w:color w:val="000000" w:themeColor="text1"/>
+        </w:rPr>
+      </w:pPr>
+    </w:p>
+    <w:p>
+      <w:pPr>
+        <w:ind w:firstLine="720"/>
+        <w:rPr>
+          <w:color w:val="000000" w:themeColor="text1"/>
+        </w:rPr>
+      </w:pPr>
+    </w:p>
+    <w:p>
+      <w:pPr>
+        <w:ind w:firstLine="720"/>
+        <w:rPr>
+          <w:color w:val="000000" w:themeColor="text1"/>
+        </w:rPr>
+      </w:pPr>
+    </w:p>
+    <w:p>
+      <w:pPr>
+        <w:ind w:firstLine="720"/>
+        <w:rPr>
+          <w:color w:val="000000" w:themeColor="text1"/>
+        </w:rPr>
+      </w:pPr>
+    </w:p>
+    <w:p>
+      <w:pPr>
+        <w:ind w:firstLine="720"/>
+        <w:rPr>
+          <w:color w:val="000000" w:themeColor="text1"/>
+        </w:rPr>
+      </w:pPr>
+    </w:p>
+    <w:p>
+      <w:pPr>
+        <w:ind w:firstLine="720"/>
+        <w:rPr>
+          <w:color w:val="000000" w:themeColor="text1"/>
+        </w:rPr>
+      </w:pPr>
+    </w:p>
+    <w:p>
+      <w:pPr>
+        <w:ind w:firstLine="720"/>
+        <w:rPr>
+          <w:color w:val="000000" w:themeColor="text1"/>
+        </w:rPr>
+      </w:pPr>
+    </w:p>
+    <w:p>
+      <w:pPr>
+        <w:ind w:firstLine="720"/>
+        <w:rPr>
+          <w:color w:val="000000" w:themeColor="text1"/>
+        </w:rPr>
+      </w:pPr>
+    </w:p>
+    <w:p>
+      <w:pPr>
+        <w:ind w:firstLine="720"/>
+        <w:rPr>
+          <w:color w:val="000000" w:themeColor="text1"/>
+        </w:rPr>
+      </w:pPr>
+    </w:p>
+    <w:p>
+      <w:pPr>
         <w:pStyle w:val="Heading2"/>
         <w:rPr>
           <w:color w:val="000000" w:themeColor="text1"/>
         </w:rPr>
       </w:pPr>
-      <w:bookmarkStart w:id="101" w:name="_Toc242887722"/>
-      <w:r>
-        <w:rPr>
-          <w:color w:val="000000" w:themeColor="text1"/>
-        </w:rPr>
+      <w:bookmarkStart w:id="101" w:name="_Toc244244158"/>
+      <w:r>
+        <w:rPr>
+          <w:color w:val="000000" w:themeColor="text1"/>
+        </w:rPr>
+        <w:lastRenderedPageBreak/>
         <w:t>4.4. Kết luận chương</w:t>
       </w:r>
       <w:bookmarkEnd w:id="101"/>
@@ -32639,7 +32183,6 @@
         <w:rPr>
           <w:color w:val="000000" w:themeColor="text1"/>
         </w:rPr>
-        <w:lastRenderedPageBreak/>
         <w:t>Ở lớp cảm biến và xử lý tại chỗ, kết quả đo cho thấy sai số so với thực tế nằm trong khoảng từ 0.2 cm đến 1 cm, sai số trung bình khoảng 0.6 cm. Mức sai số này nhỏ hơn nhiều so với khoảng cách giữa các ngưỡng cảnh báo, nên đủ độ chính xác để phân loại đúng mức nước. Bộ đệm trung bình trượt được thiết kế để hạn chế các mẫu đo nhiễu đơn lẻ gây chuyển mức cảnh báo sai. Màn hình LCD, đèn LED và còi phản hồi đúng theo từng mức cảnh báo đã cấu hình, đáp ứng yêu cầu cảnh báo tự động tại chỗ.</w:t>
       </w:r>
     </w:p>
@@ -32669,7 +32212,14 @@
         <w:rPr>
           <w:color w:val="000000" w:themeColor="text1"/>
         </w:rPr>
-        <w:t>Luồng cập nhật firmware từ xa hoạt động đúng theo thiết kế. Khi có bản mới hợp lệ, thiết bị tự phát hiện, tải về và chạy bản mới sau khi khởi động lại. Trong các tình huống lỗi, thiết bị hủy thao tác và tiếp tục chạy bản cũ, không làm gián đoạn việc đo đạc và cảnh báo tại chỗ. Khi mất kết nối mạng, còi, đèn và màn hình LCD vẫn hoạt động bình thường, các bản ghi log được lưu tạm trong hàng đợi và gửi bù lên máy chủ khi có mạng trở lại. Điều này khẳng định nguyên tắc tách luồng ở mục 3.2.3 là hiệu quả, sự cố ở lớp mạng không lan sang chức năng cảnh báo tại chỗ.</w:t>
+        <w:t xml:space="preserve">Luồng cập nhật firmware từ xa hoạt động đúng theo thiết kế. Khi có bản mới hợp lệ, thiết bị tự phát hiện, tải về và chạy bản mới sau khi khởi động lại. Trong các tình huống lỗi, thiết bị hủy thao tác và tiếp tục chạy bản cũ, không làm gián đoạn việc đo đạc và cảnh báo tại chỗ. Khi mất kết nối mạng, còi, đèn và màn hình LCD vẫn hoạt động bình thường, các bản ghi log được lưu tạm trong hàng đợi và gửi bù lên máy chủ </w:t>
+      </w:r>
+      <w:r>
+        <w:rPr>
+          <w:color w:val="000000" w:themeColor="text1"/>
+        </w:rPr>
+        <w:lastRenderedPageBreak/>
+        <w:t>khi có mạng trở lại. Điều này khẳng định nguyên tắc tách luồng ở mục 3.2.3 là hiệu quả, sự cố ở lớp mạng không lan sang chức năng cảnh báo tại chỗ.</w:t>
       </w:r>
     </w:p>
     <w:p>
@@ -32754,6 +32304,7 @@
                 <w:sz w:val="22"/>
                 <w:szCs w:val="22"/>
               </w:rPr>
+              <w:lastRenderedPageBreak/>
               <w:t>Mã</w:t>
             </w:r>
           </w:p>
@@ -34398,7 +33949,7 @@
           <w:color w:val="000000" w:themeColor="text1"/>
         </w:rPr>
       </w:pPr>
-      <w:bookmarkStart w:id="104" w:name="_Toc242887723"/>
+      <w:bookmarkStart w:id="104" w:name="_Toc244244159"/>
       <w:r>
         <w:rPr>
           <w:color w:val="000000" w:themeColor="text1"/>
@@ -34415,7 +33966,7 @@
           <w:color w:val="000000" w:themeColor="text1"/>
         </w:rPr>
       </w:pPr>
-      <w:bookmarkStart w:id="105" w:name="_Toc242887724"/>
+      <w:bookmarkStart w:id="105" w:name="_Toc244244160"/>
       <w:r>
         <w:rPr>
           <w:color w:val="000000" w:themeColor="text1"/>
@@ -34464,7 +34015,7 @@
         <w:rPr>
           <w:color w:val="000000" w:themeColor="text1"/>
         </w:rPr>
-        <w:t>Về mặt kỹ thuật, đề tài đã hoàn thành các yêu cầu chức năng đặt ra ở mức mô hình thử nghiệm, từ đo mực nước liên tục, tính tốc độ biến thiên, tự động cảnh báo tại chỗ, gửi thông báo tức thời qua Telegram, cung cấp giao diện giám sát và quản trị, cho tới khả năng cấu hình ngưỡng và cập nhật firmware từ xa. Các cơ chế bảo vệ như lọc nhiễu tín hiệu, xử lý song song hai luồng trên hai nhân vi điều khiển, giám sát treo hệ thống, và cập nhật firmware an toàn có khả năng tự khôi phục khi lỗi, đều góp phần đưa hệ thống tiệm cận độ tin cậy cần thiết cho một ứng dụng cảnh báo mang tính sống còn.</w:t>
+        <w:t>Về mặt kỹ thuật, đề tài đã hoàn thành các yêu cầu chức năng đặt ra ở mức mô hình thử nghiệm, từ đo mực nước liên tục, tính tốc độ biến thiên, tự động cảnh báo tại chỗ, gửi thông báo tức thời qua Telegram, cung cấp giao diện giám sát và quản trị, cho tới khả năng cấu hình ngưỡng và cập nhật firmware từ xa. Các cơ chế bảo vệ như lọc nhiễu tín hiệu, xử lý song song hai luồng trên hai nhân vi điều khiển, giám sát treo hệ thống, và cập nhật firmware an toàn có khả năng tự khôi phục khi lỗi, đều góp phần đưa hệ thống tiệm cận độ tin cậy cần thiết cho một ứng dụng cảnh báo an toàn công trình.</w:t>
       </w:r>
     </w:p>
     <w:p>
@@ -34522,7 +34073,7 @@
           <w:color w:val="000000" w:themeColor="text1"/>
         </w:rPr>
       </w:pPr>
-      <w:bookmarkStart w:id="106" w:name="_Toc242887725"/>
+      <w:bookmarkStart w:id="106" w:name="_Toc244244161"/>
       <w:r>
         <w:rPr>
           <w:color w:val="000000" w:themeColor="text1"/>
@@ -34845,7 +34396,7 @@
           <w:color w:val="000000" w:themeColor="text1"/>
         </w:rPr>
       </w:pPr>
-      <w:bookmarkStart w:id="107" w:name="_Toc242887726"/>
+      <w:bookmarkStart w:id="107" w:name="_Toc244244162"/>
       <w:r>
         <w:rPr>
           <w:color w:val="000000" w:themeColor="text1"/>
@@ -35115,7 +34666,7 @@
           <w:color w:val="000000" w:themeColor="text1"/>
         </w:rPr>
       </w:pPr>
-      <w:bookmarkStart w:id="108" w:name="_Toc242887727"/>
+      <w:bookmarkStart w:id="108" w:name="_Toc244244163"/>
       <w:r>
         <w:rPr>
           <w:color w:val="000000" w:themeColor="text1"/>
@@ -35154,122 +34705,82 @@
           <w:iCs/>
           <w:color w:val="000000" w:themeColor="text1"/>
         </w:rPr>
-        <w:t xml:space="preserve">- </w:t>
-      </w:r>
-      <w:r>
+        <w:t xml:space="preserve">- Mã nguồn của dự án (GitHub): </w:t>
+      </w:r>
+      <w:hyperlink r:id="rId46" w:history="1">
+        <w:r>
+          <w:rPr>
+            <w:rStyle w:val="Hyperlink"/>
+            <w:color w:val="000000" w:themeColor="text1"/>
+          </w:rPr>
+          <w:t>https://github.com/kinne-luu/water-level-monitoring</w:t>
+        </w:r>
+      </w:hyperlink>
+    </w:p>
+    <w:p>
+      <w:pPr>
         <w:rPr>
           <w:i/>
           <w:iCs/>
           <w:color w:val="000000" w:themeColor="text1"/>
         </w:rPr>
-        <w:t xml:space="preserve">Mã nguồn của dự án (GitHub): </w:t>
-      </w:r>
-      <w:hyperlink r:id="rId46" w:history="1">
-        <w:r>
-          <w:rPr>
-            <w:rStyle w:val="Hyperlink"/>
-            <w:color w:val="000000" w:themeColor="text1"/>
-          </w:rPr>
-          <w:t>https://github.com/kinne-luu/water-level-monitoring</w:t>
-        </w:r>
-      </w:hyperlink>
-    </w:p>
-    <w:p>
-      <w:pPr>
+      </w:pPr>
+      <w:r>
         <w:rPr>
           <w:i/>
           <w:iCs/>
           <w:color w:val="000000" w:themeColor="text1"/>
         </w:rPr>
-      </w:pPr>
+        <w:t xml:space="preserve">- Trang web quản lý và giám sát: </w:t>
+      </w:r>
+      <w:hyperlink r:id="rId47" w:history="1">
+        <w:r>
+          <w:rPr>
+            <w:rStyle w:val="Hyperlink"/>
+          </w:rPr>
+          <w:t>https://waterlevelmonitor.pages.dev/</w:t>
+        </w:r>
+      </w:hyperlink>
       <w:r>
         <w:rPr>
           <w:i/>
           <w:iCs/>
           <w:color w:val="000000" w:themeColor="text1"/>
         </w:rPr>
-        <w:t xml:space="preserve">- </w:t>
-      </w:r>
-      <w:r>
+        <w:t xml:space="preserve"> </w:t>
+      </w:r>
+    </w:p>
+    <w:p>
+      <w:pPr>
         <w:rPr>
           <w:i/>
           <w:iCs/>
           <w:color w:val="000000" w:themeColor="text1"/>
         </w:rPr>
-        <w:t>Trang web quản lý và giám sát</w:t>
-      </w:r>
+      </w:pPr>
       <w:r>
         <w:rPr>
           <w:i/>
           <w:iCs/>
           <w:color w:val="000000" w:themeColor="text1"/>
         </w:rPr>
-        <w:t>:</w:t>
-      </w:r>
+        <w:t xml:space="preserve">- Các sơ đồ kiến trúc và lưu đồ thuật toán sử dụng trang web </w:t>
+      </w:r>
+      <w:hyperlink r:id="rId48" w:history="1">
+        <w:r>
+          <w:rPr>
+            <w:rStyle w:val="Hyperlink"/>
+            <w:color w:val="000000" w:themeColor="text1"/>
+          </w:rPr>
+          <w:t>https://app.diagrams.net/</w:t>
+        </w:r>
+      </w:hyperlink>
       <w:r>
         <w:rPr>
           <w:i/>
           <w:iCs/>
           <w:color w:val="000000" w:themeColor="text1"/>
         </w:rPr>
-        <w:t xml:space="preserve"> </w:t>
-      </w:r>
-      <w:hyperlink r:id="rId47" w:history="1">
-        <w:r>
-          <w:rPr>
-            <w:rStyle w:val="Hyperlink"/>
-          </w:rPr>
-          <w:t>https://waterlevelmonitor.pages.dev/</w:t>
-        </w:r>
-      </w:hyperlink>
-      <w:r>
-        <w:rPr>
-          <w:i/>
-          <w:iCs/>
-          <w:color w:val="000000" w:themeColor="text1"/>
-        </w:rPr>
-        <w:t xml:space="preserve"> </w:t>
-      </w:r>
-    </w:p>
-    <w:p>
-      <w:pPr>
-        <w:rPr>
-          <w:i/>
-          <w:iCs/>
-          <w:color w:val="000000" w:themeColor="text1"/>
-        </w:rPr>
-      </w:pPr>
-      <w:r>
-        <w:rPr>
-          <w:i/>
-          <w:iCs/>
-          <w:color w:val="000000" w:themeColor="text1"/>
-        </w:rPr>
-        <w:t xml:space="preserve">- </w:t>
-      </w:r>
-      <w:r>
-        <w:rPr>
-          <w:i/>
-          <w:iCs/>
-          <w:color w:val="000000" w:themeColor="text1"/>
-        </w:rPr>
-        <w:t xml:space="preserve">Các sơ đồ kiến trúc và lưu đồ thuật toán sử dụng trang web </w:t>
-      </w:r>
-      <w:hyperlink r:id="rId48" w:history="1">
-        <w:r>
-          <w:rPr>
-            <w:rStyle w:val="Hyperlink"/>
-            <w:color w:val="000000" w:themeColor="text1"/>
-          </w:rPr>
-          <w:t>https://app.diagrams.net/</w:t>
-        </w:r>
-      </w:hyperlink>
-      <w:r>
-        <w:rPr>
-          <w:i/>
-          <w:iCs/>
-          <w:color w:val="000000" w:themeColor="text1"/>
-        </w:rPr>
         <w:t xml:space="preserve"> để vẽ và trình bày.</w:t>
       </w:r>
     </w:p>
@@ -35449,21 +34960,7 @@
             <w:rStyle w:val="Hyperlink"/>
             <w:color w:val="000000" w:themeColor="text1"/>
           </w:rPr>
-          <w:t>https://tuoitre.vn/ngap-tang-ham-giu-xe-chung-cu-ai-chiu-trach-nhiem-973978</w:t>
-        </w:r>
-        <w:r>
-          <w:rPr>
-            <w:rStyle w:val="Hyperlink"/>
-            <w:color w:val="000000" w:themeColor="text1"/>
-          </w:rPr>
-          <w:t>.</w:t>
-        </w:r>
-        <w:r>
-          <w:rPr>
-            <w:rStyle w:val="Hyperlink"/>
-            <w:color w:val="000000" w:themeColor="text1"/>
-          </w:rPr>
-          <w:t>htm</w:t>
+          <w:t>https://tuoitre.vn/ngap-tang-ham-giu-xe-chung-cu-ai-chiu-trach-nhiem-973978.htm</w:t>
         </w:r>
       </w:hyperlink>
     </w:p>
@@ -42308,7 +41805,7 @@
   <w:style w:type="paragraph" w:default="1" w:styleId="Normal">
     <w:name w:val="Normal"/>
     <w:qFormat/>
-    <w:rsid w:val="005D7D1E"/>
+    <w:rsid w:val="005E4E75"/>
   </w:style>
   <w:style w:type="paragraph" w:styleId="Heading1">
     <w:name w:val="heading 1"/>
